--- a/downloads/teacher/ai-5-week-03.docx
+++ b/downloads/teacher/ai-5-week-03.docx
@@ -2198,6 +2198,396 @@
         <w:t>For your Image-pattern Network Investigation, save the input, procedure, observed result and limitation of this check. Label this worked example as practice; use a different, previously unreviewed case when checking independent understanding.</w:t>
       </w:r>
     </w:p>
+    <w:p>
+      <w:pPr>
+        <w:pStyle w:val="Heading1"/>
+      </w:pPr>
+      <w:r>
+        <w:t>07. Prepare, teach and assess</w:t>
+      </w:r>
+    </w:p>
+    <w:p>
+      <w:r>
+        <w:t>Teaching target: Calculate a weighted score with a bias term</w:t>
+      </w:r>
+    </w:p>
+    <w:p>
+      <w:r>
+        <w:t>Prepare the labelled worked-case picture, the matching workbook, fictional input cards and a place for individual responses. Check a local Python 3 environment before class; have a paper-trace version ready.</w:t>
+      </w:r>
+    </w:p>
+    <w:tbl>
+      <w:tblPr>
+        <w:tblStyle w:val="LightShading-Accent1"/>
+        <w:tblW w:type="auto" w:w="0"/>
+        <w:tblLook w:firstColumn="1" w:firstRow="1" w:lastColumn="0" w:lastRow="0" w:noHBand="0" w:noVBand="1" w:val="04A0"/>
+      </w:tblPr>
+      <w:tblGrid>
+        <w:gridCol w:w="3408"/>
+        <w:gridCol w:w="3408"/>
+        <w:gridCol w:w="3408"/>
+      </w:tblGrid>
+      <w:tr>
+        <w:trPr>
+          <w:tblHeader/>
+        </w:trPr>
+        <w:tc>
+          <w:tcPr>
+            <w:tcW w:type="dxa" w:w="3408"/>
+          </w:tcPr>
+          <w:p>
+            <w:r>
+              <w:t>Session</w:t>
+            </w:r>
+          </w:p>
+        </w:tc>
+        <w:tc>
+          <w:tcPr>
+            <w:tcW w:type="dxa" w:w="3408"/>
+          </w:tcPr>
+          <w:p>
+            <w:r>
+              <w:t>Plan</w:t>
+            </w:r>
+          </w:p>
+        </w:tc>
+        <w:tc>
+          <w:tcPr>
+            <w:tcW w:type="dxa" w:w="3408"/>
+          </w:tcPr>
+          <w:p>
+            <w:r>
+              <w:t>Resources</w:t>
+            </w:r>
+          </w:p>
+        </w:tc>
+      </w:tr>
+      <w:tr>
+        <w:tc>
+          <w:tcPr>
+            <w:tcW w:type="dxa" w:w="3408"/>
+          </w:tcPr>
+          <w:p>
+            <w:r>
+              <w:t>Session 1 · Understand · 45 min</w:t>
+            </w:r>
+          </w:p>
+        </w:tc>
+        <w:tc>
+          <w:tcPr>
+            <w:tcW w:type="dxa" w:w="3408"/>
+          </w:tcPr>
+          <w:p>
+            <w:r>
+              <w:t>0–7: recall and prerequisite; 7–15: inspect the concrete case and predict; 15–30: teacher models the worked trace; 30–40: learners explain a step using the text and visual; 40–45: check the core idea.</w:t>
+            </w:r>
+          </w:p>
+        </w:tc>
+        <w:tc>
+          <w:tcPr>
+            <w:tcW w:type="dxa" w:w="3408"/>
+          </w:tcPr>
+          <w:p>
+            <w:r>
+              <w:t>Sections 1–6; record the brief recall in the workbook.</w:t>
+            </w:r>
+          </w:p>
+        </w:tc>
+      </w:tr>
+      <w:tr>
+        <w:tc>
+          <w:tcPr>
+            <w:tcW w:type="dxa" w:w="3408"/>
+          </w:tcPr>
+          <w:p>
+            <w:r>
+              <w:t>Session 2 · Practise · 45 min</w:t>
+            </w:r>
+          </w:p>
+        </w:tc>
+        <w:tc>
+          <w:tcPr>
+            <w:tcW w:type="dxa" w:w="3408"/>
+          </w:tcPr>
+          <w:p>
+            <w:r>
+              <w:t>0–5: retrieve the procedure; 5–15: W2 completion practice; 15–23: explain and check with a partner; 23–30: each learner answers the misconception check; 30–40: targeted reteaching or a harder variation; 40–45: prepare the investigation.</w:t>
+            </w:r>
+          </w:p>
+        </w:tc>
+        <w:tc>
+          <w:tcPr>
+            <w:tcW w:type="dxa" w:w="3408"/>
+          </w:tcPr>
+          <w:p>
+            <w:r>
+              <w:t>Sections 7–10; use the matching workbook W2 and misconception check.</w:t>
+            </w:r>
+          </w:p>
+        </w:tc>
+      </w:tr>
+      <w:tr>
+        <w:tc>
+          <w:tcPr>
+            <w:tcW w:type="dxa" w:w="3408"/>
+          </w:tcPr>
+          <w:p>
+            <w:r>
+              <w:t>Session 3 · Investigate and transfer · 45 min</w:t>
+            </w:r>
+          </w:p>
+        </w:tc>
+        <w:tc>
+          <w:tcPr>
+            <w:tcW w:type="dxa" w:w="3408"/>
+          </w:tcPr>
+          <w:p>
+            <w:r>
+              <w:t>0–5: retrieve the decision rule; 5–20: investigate or trace; 20–30: start the independent case; 30–38: connect the project; 38–43: act on feedback; 43–45: plan the return check.</w:t>
+            </w:r>
+          </w:p>
+        </w:tc>
+        <w:tc>
+          <w:tcPr>
+            <w:tcW w:type="dxa" w:w="3408"/>
+          </w:tcPr>
+          <w:p>
+            <w:r>
+              <w:t>Sections 9 and 11–14. Give extra time to finish the full task set; use Section 15 when the week includes a coding lab.</w:t>
+            </w:r>
+          </w:p>
+        </w:tc>
+      </w:tr>
+    </w:tbl>
+    <w:p>
+      <w:r>
+        <w:t>Before class, solve the supported practice: For the worked model, find boundary points at width 2 and width 4. Test [4, 4] and [4, 6] to identify the class on each side.</w:t>
+      </w:r>
+    </w:p>
+    <w:p>
+      <w:r>
+        <w:t>Reasoned practice answer: Teacher explanation: Boundary points (2, 1) and (4, 5). [4, 4] has z = 1 and class 1; [4, 6] has z = -1 and class 0. With height vertical, class 1 is on or below the line.</w:t>
+      </w:r>
+    </w:p>
+    <w:p>
+      <w:r>
+        <w:t>Check every learner before discussion: Use the worked case for Bias terms and decision boundaries. Proposed explanation: “Add bias to each contribution”. Decide whether this explanation is supported. Point to the step or supplied fact that decides; explain your repair if needed.</w:t>
+      </w:r>
+    </w:p>
+    <w:p>
+      <w:r>
+        <w:t>Misconception repair: Compute the dot product, then add one b. Adding b twice implements a different formula.</w:t>
+      </w:r>
+    </w:p>
+    <w:p>
+      <w:r>
+        <w:t>Support: read the exact case aloud, enlarge the labelled picture, supply input cards and model only the first deciding step. Accept a spoken explanation or drawing; retain the reasoning goal.</w:t>
+      </w:r>
+    </w:p>
+    <w:p>
+      <w:r>
+        <w:t>Extension: Change bias from-3 to-1. Require a prediction and a reason before comparing. Expected result: A score becomes2 and B score 0; both predict class 1. Reason: Increasing bias by2 adds2 to every score without changing the weights.</w:t>
+      </w:r>
+    </w:p>
+    <w:p>
+      <w:r>
+        <w:t>Independent assessment: withhold the reserved answer until the learner has attempted the new case. Record support separately from correctness.</w:t>
+      </w:r>
+    </w:p>
+    <w:tbl>
+      <w:tblPr>
+        <w:tblStyle w:val="LightShading-Accent1"/>
+        <w:tblW w:type="auto" w:w="0"/>
+        <w:tblLook w:firstColumn="1" w:firstRow="1" w:lastColumn="0" w:lastRow="0" w:noHBand="0" w:noVBand="1" w:val="04A0"/>
+      </w:tblPr>
+      <w:tblGrid>
+        <w:gridCol w:w="2556"/>
+        <w:gridCol w:w="2556"/>
+        <w:gridCol w:w="2556"/>
+        <w:gridCol w:w="2556"/>
+      </w:tblGrid>
+      <w:tr>
+        <w:trPr>
+          <w:tblHeader/>
+        </w:trPr>
+        <w:tc>
+          <w:tcPr>
+            <w:tcW w:type="dxa" w:w="2556"/>
+          </w:tcPr>
+          <w:p>
+            <w:r>
+              <w:t>Criterion</w:t>
+            </w:r>
+          </w:p>
+        </w:tc>
+        <w:tc>
+          <w:tcPr>
+            <w:tcW w:type="dxa" w:w="2556"/>
+          </w:tcPr>
+          <w:p>
+            <w:r>
+              <w:t>Not yet</w:t>
+            </w:r>
+          </w:p>
+        </w:tc>
+        <w:tc>
+          <w:tcPr>
+            <w:tcW w:type="dxa" w:w="2556"/>
+          </w:tcPr>
+          <w:p>
+            <w:r>
+              <w:t>With support</w:t>
+            </w:r>
+          </w:p>
+        </w:tc>
+        <w:tc>
+          <w:tcPr>
+            <w:tcW w:type="dxa" w:w="2556"/>
+          </w:tcPr>
+          <w:p>
+            <w:r>
+              <w:t>Independent</w:t>
+            </w:r>
+          </w:p>
+        </w:tc>
+      </w:tr>
+      <w:tr>
+        <w:tc>
+          <w:tcPr>
+            <w:tcW w:type="dxa" w:w="2556"/>
+          </w:tcPr>
+          <w:p>
+            <w:r>
+              <w:t>Explanation</w:t>
+            </w:r>
+          </w:p>
+        </w:tc>
+        <w:tc>
+          <w:tcPr>
+            <w:tcW w:type="dxa" w:w="2556"/>
+          </w:tcPr>
+          <w:p>
+            <w:r>
+              <w:t>Names an answer without a deciding fact</w:t>
+            </w:r>
+          </w:p>
+        </w:tc>
+        <w:tc>
+          <w:tcPr>
+            <w:tcW w:type="dxa" w:w="2556"/>
+          </w:tcPr>
+          <w:p>
+            <w:r>
+              <w:t>Uses a hint to link fact and decision</w:t>
+            </w:r>
+          </w:p>
+        </w:tc>
+        <w:tc>
+          <w:tcPr>
+            <w:tcW w:type="dxa" w:w="2556"/>
+          </w:tcPr>
+          <w:p>
+            <w:r>
+              <w:t>Explains the deciding fact in own words</w:t>
+            </w:r>
+          </w:p>
+        </w:tc>
+      </w:tr>
+      <w:tr>
+        <w:tc>
+          <w:tcPr>
+            <w:tcW w:type="dxa" w:w="2556"/>
+          </w:tcPr>
+          <w:p>
+            <w:r>
+              <w:t>Trace or test</w:t>
+            </w:r>
+          </w:p>
+        </w:tc>
+        <w:tc>
+          <w:tcPr>
+            <w:tcW w:type="dxa" w:w="2556"/>
+          </w:tcPr>
+          <w:p>
+            <w:r>
+              <w:t>Cannot connect input and result</w:t>
+            </w:r>
+          </w:p>
+        </w:tc>
+        <w:tc>
+          <w:tcPr>
+            <w:tcW w:type="dxa" w:w="2556"/>
+          </w:tcPr>
+          <w:p>
+            <w:r>
+              <w:t>Completes steps with prompts</w:t>
+            </w:r>
+          </w:p>
+        </w:tc>
+        <w:tc>
+          <w:tcPr>
+            <w:tcW w:type="dxa" w:w="2556"/>
+          </w:tcPr>
+          <w:p>
+            <w:r>
+              <w:t>Traces or tests a changed case accurately</w:t>
+            </w:r>
+          </w:p>
+        </w:tc>
+      </w:tr>
+      <w:tr>
+        <w:tc>
+          <w:tcPr>
+            <w:tcW w:type="dxa" w:w="2556"/>
+          </w:tcPr>
+          <w:p>
+            <w:r>
+              <w:t>Limits and revision</w:t>
+            </w:r>
+          </w:p>
+        </w:tc>
+        <w:tc>
+          <w:tcPr>
+            <w:tcW w:type="dxa" w:w="2556"/>
+          </w:tcPr>
+          <w:p>
+            <w:r>
+              <w:t>Claims more than evidence supports</w:t>
+            </w:r>
+          </w:p>
+        </w:tc>
+        <w:tc>
+          <w:tcPr>
+            <w:tcW w:type="dxa" w:w="2556"/>
+          </w:tcPr>
+          <w:p>
+            <w:r>
+              <w:t>Names a limit after a prompt</w:t>
+            </w:r>
+          </w:p>
+        </w:tc>
+        <w:tc>
+          <w:tcPr>
+            <w:tcW w:type="dxa" w:w="2556"/>
+          </w:tcPr>
+          <w:p>
+            <w:r>
+              <w:t>States a defensible limit and useful next test</w:t>
+            </w:r>
+          </w:p>
+        </w:tc>
+      </w:tr>
+    </w:tbl>
+    <w:p>
+      <w:r>
+        <w:t>Project checkpoint: Frame the need. Name the user, the problem, allowed inputs and a safe simple starting method.</w:t>
+      </w:r>
+    </w:p>
+    <w:p>
+      <w:r>
+        <w:t>Use the weekly teacher answer for topic-specific reasoning. A saved progress tick is an activity record; judge mastery from the learner’s explanation and evidence.</w:t>
+      </w:r>
+    </w:p>
     <w:sectPr>
       <w:pgSz w:w="12240" w:h="15840"/>
       <w:pgMar w:top="936" w:right="1008" w:bottom="936" w:left="1008" w:header="720" w:footer="720" w:gutter="0"/>

--- a/downloads/teacher/ai-5-week-03.docx
+++ b/downloads/teacher/ai-5-week-03.docx
@@ -2588,6 +2588,39 @@
         <w:t>Use the weekly teacher answer for topic-specific reasoning. A saved progress tick is an activity record; judge mastery from the learner’s explanation and evidence.</w:t>
       </w:r>
     </w:p>
+    <w:p>
+      <w:pPr>
+        <w:pStyle w:val="Heading1"/>
+      </w:pPr>
+      <w:r>
+        <w:t>08. Use feedback, labs and repair paths</w:t>
+      </w:r>
+    </w:p>
+    <w:p>
+      <w:r>
+        <w:t>Use the two formative questions as supported practice, not as independent mastery scores. Discuss the deciding evidence rather than accepting a guessed selection.</w:t>
+      </w:r>
+    </w:p>
+    <w:p>
+      <w:r>
+        <w:t>The feedback comes from the reviewed public worked case. Do not reveal the separately reserved independent teacher answer until the learner has attempted that case.</w:t>
+      </w:r>
+    </w:p>
+    <w:p>
+      <w:r>
+        <w:t>Ask students to predict before running code. Preserve errors and actual outputs; collect a changed test and an explanation. The branch-boundary and indexing lessons deliberately include failure cases.</w:t>
+      </w:r>
+    </w:p>
+    <w:p>
+      <w:r>
+        <w:t>Use the earlier worked-explanation links to address a specific missing building block, then return to the current question. Adapt this suggestion after observing the learner; it is not an automatic diagnosis.</w:t>
+      </w:r>
+    </w:p>
+    <w:p>
+      <w:r>
+        <w:t>Collect the completed-work portfolio as evidence. Record support separately from correctness, and assess explanation, trace/test and limitations. Progress ticks and quiz selections alone do not establish mastery.</w:t>
+      </w:r>
+    </w:p>
     <w:sectPr>
       <w:pgSz w:w="12240" w:h="15840"/>
       <w:pgMar w:top="936" w:right="1008" w:bottom="936" w:left="1008" w:header="720" w:footer="720" w:gutter="0"/>

--- a/downloads/teacher/ai-5-week-03.docx
+++ b/downloads/teacher/ai-5-week-03.docx
@@ -29,16 +29,33 @@
       </w:r>
     </w:p>
     <w:p>
-      <w:pPr>
-        <w:pStyle w:val="Heading3"/>
-      </w:pPr>
-      <w:r>
-        <w:t>Teach the learning cycle</w:t>
+      <w:r>
+        <w:t>Prepare Bias terms and decision boundaries: check the target, prerequisites, resources and adaptable teaching schedule.</w:t>
       </w:r>
     </w:p>
     <w:p>
-      <w:r>
-        <w:t>Primary target: Calculate a weighted score with a bias term</w:t>
+      <w:pPr>
+        <w:pStyle w:val="Heading3"/>
+      </w:pPr>
+      <w:r>
+        <w:t>Teach the learning cycle</w:t>
+      </w:r>
+    </w:p>
+    <w:p>
+      <w:pPr>
+        <w:spacing w:line="336" w:lineRule="auto" w:after="180"/>
+      </w:pPr>
+      <w:r>
+        <w:rPr>
+          <w:b w:val="0"/>
+        </w:rPr>
+        <w:t xml:space="preserve">Primary target: Calculate a weighted score with a </w:t>
+      </w:r>
+      <w:r>
+        <w:rPr>
+          <w:b/>
+        </w:rPr>
+        <w:t>bias term</w:t>
       </w:r>
     </w:p>
     <w:tbl>
@@ -185,16 +202,37 @@
       </w:tr>
     </w:tbl>
     <w:p>
-      <w:r>
-        <w:t>This is a starting allocation of 135 minutes, not a validated duration. Preserve all named topics. Schedule extra time for connected examples, the full investigation, independent cases and project building. Repeated copies of a case share one recorded attempt; they are not new evidence.</w:t>
+      <w:pPr>
+        <w:spacing w:line="336" w:lineRule="auto" w:after="180"/>
+      </w:pPr>
+      <w:r>
+        <w:rPr>
+          <w:b w:val="0"/>
+        </w:rPr>
+        <w:t>This is a starting allocation of 135 minutes, not a validated duration. Preserve all named topics. Schedule extra time for connected examples, the full investigation, independent cases and project building.</w:t>
       </w:r>
     </w:p>
     <w:p>
       <w:pPr>
-        <w:pStyle w:val="Heading3"/>
-      </w:pPr>
-      <w:r>
-        <w:t>Retrieval answer guidance</w:t>
+        <w:spacing w:line="336" w:lineRule="auto" w:after="180"/>
+      </w:pPr>
+      <w:r>
+        <w:rPr>
+          <w:b w:val="0"/>
+        </w:rPr>
+        <w:t xml:space="preserve">Repeated copies of a case share one recorded attempt; they are not new </w:t>
+      </w:r>
+      <w:r>
+        <w:rPr>
+          <w:b/>
+        </w:rPr>
+        <w:t>evidence</w:t>
+      </w:r>
+      <w:r>
+        <w:rPr>
+          <w:b w:val="0"/>
+        </w:rPr>
+        <w:t>.</w:t>
       </w:r>
     </w:p>
     <w:p>
@@ -202,86 +240,206 @@
         <w:pStyle w:val="Heading3"/>
       </w:pPr>
       <w:r>
-        <w:t>Dot products and weighted sums</w:t>
+        <w:t>Retrieval answer guidance</w:t>
       </w:r>
     </w:p>
     <w:p>
-      <w:r>
-        <w:t>Without opening the old lesson, explain one key idea from Dot products and weighted sums. Give an example and a mistake that the idea helps you avoid.</w:t>
+      <w:pPr>
+        <w:pStyle w:val="Heading3"/>
+      </w:pPr>
+      <w:r>
+        <w:t>Dot products and weighted sums</w:t>
       </w:r>
     </w:p>
     <w:p>
-      <w:r>
-        <w:t>Look for: Calculate a dot product by matching feature positions</w:t>
+      <w:pPr>
+        <w:spacing w:line="336" w:lineRule="auto" w:after="180"/>
+      </w:pPr>
+      <w:r>
+        <w:rPr>
+          <w:b w:val="0"/>
+        </w:rPr>
+        <w:t>Without opening the old lesson, explain one key idea from Dot products and weighted sums. Give an example and a mistake that the idea helps you avoid.</w:t>
       </w:r>
     </w:p>
     <w:p>
-      <w:r>
-        <w:t>Reference example, not the only acceptable wording: Teacher explanation: Contributions are 6 and -5, so the score is 1.</w:t>
+      <w:pPr>
+        <w:spacing w:line="336" w:lineRule="auto" w:after="180"/>
+      </w:pPr>
+      <w:r>
+        <w:rPr>
+          <w:b w:val="0"/>
+        </w:rPr>
+        <w:t>Look for: Calculate a dot product by matching feature positions</w:t>
       </w:r>
     </w:p>
     <w:p>
-      <w:r>
-        <w:t>Use two 45-minute sessions to connect signed arithmetic, linear equations and graph regions. Require the explicit equality policy each time. The classroom formula is hand-selected; it demonstrates prediction and parameter effects, not evidence of successful training.</w:t>
+      <w:pPr>
+        <w:spacing w:line="336" w:lineRule="auto" w:after="180"/>
+      </w:pPr>
+      <w:r>
+        <w:rPr>
+          <w:b w:val="0"/>
+        </w:rPr>
+        <w:t>Reference example, not the only acceptable wording: Teacher explanation: Contributions are 6 and -5, so the score is 1.</w:t>
       </w:r>
     </w:p>
     <w:p>
       <w:pPr>
-        <w:pStyle w:val="Heading3"/>
-      </w:pPr>
-      <w:r>
-        <w:t>Outcomes</w:t>
+        <w:spacing w:line="336" w:lineRule="auto" w:after="180"/>
+      </w:pPr>
+      <w:r>
+        <w:rPr>
+          <w:b w:val="0"/>
+        </w:rPr>
+        <w:t>Use two 45-minute sessions to connect signed arithmetic, linear equations and graph regions. Require the explicit equality policy each time.</w:t>
       </w:r>
     </w:p>
     <w:p>
-      <w:r>
-        <w:t>Calculate a weighted score with a bias term</w:t>
+      <w:pPr>
+        <w:spacing w:line="336" w:lineRule="auto" w:after="180"/>
+      </w:pPr>
+      <w:r>
+        <w:rPr>
+          <w:b w:val="0"/>
+        </w:rPr>
+        <w:t xml:space="preserve">The classroom formula is hand-selected; it demonstrates </w:t>
+      </w:r>
+      <w:r>
+        <w:rPr>
+          <w:b/>
+        </w:rPr>
+        <w:t>prediction</w:t>
+      </w:r>
+      <w:r>
+        <w:rPr>
+          <w:b w:val="0"/>
+        </w:rPr>
+        <w:t xml:space="preserve"> and parameter effects, not </w:t>
+      </w:r>
+      <w:r>
+        <w:rPr>
+          <w:b/>
+        </w:rPr>
+        <w:t>evidence</w:t>
+      </w:r>
+      <w:r>
+        <w:rPr>
+          <w:b w:val="0"/>
+        </w:rPr>
+        <w:t xml:space="preserve"> of successful </w:t>
+      </w:r>
+      <w:r>
+        <w:rPr>
+          <w:b/>
+        </w:rPr>
+        <w:t>training</w:t>
+      </w:r>
+      <w:r>
+        <w:rPr>
+          <w:b w:val="0"/>
+        </w:rPr>
+        <w:t>.</w:t>
       </w:r>
     </w:p>
     <w:p>
-      <w:r>
-        <w:t>Locate and test a two-feature decision boundary</w:t>
+      <w:pPr>
+        <w:pStyle w:val="Heading3"/>
+      </w:pPr>
+      <w:r>
+        <w:t>Outcomes</w:t>
       </w:r>
     </w:p>
     <w:p>
-      <w:r>
-        <w:t>Explain how changing the bias shifts a boundary without training</w:t>
+      <w:pPr>
+        <w:spacing w:line="336" w:lineRule="auto" w:after="180"/>
+      </w:pPr>
+      <w:r>
+        <w:rPr>
+          <w:b w:val="0"/>
+        </w:rPr>
+        <w:t xml:space="preserve">Calculate a weighted score with a </w:t>
+      </w:r>
+      <w:r>
+        <w:rPr>
+          <w:b/>
+        </w:rPr>
+        <w:t>bias term</w:t>
       </w:r>
     </w:p>
     <w:p>
       <w:pPr>
-        <w:pStyle w:val="Heading3"/>
-      </w:pPr>
-      <w:r>
-        <w:t>Preparation</w:t>
+        <w:spacing w:line="336" w:lineRule="auto" w:after="180"/>
+      </w:pPr>
+      <w:r>
+        <w:rPr>
+          <w:b w:val="0"/>
+        </w:rPr>
+        <w:t xml:space="preserve">Locate and test a two-feature </w:t>
+      </w:r>
+      <w:r>
+        <w:rPr>
+          <w:b/>
+        </w:rPr>
+        <w:t>decision boundary</w:t>
       </w:r>
     </w:p>
     <w:p>
-      <w:r>
-        <w:t>Printed lesson and workbook; paper and pencil</w:t>
+      <w:pPr>
+        <w:spacing w:line="336" w:lineRule="auto" w:after="180"/>
+      </w:pPr>
+      <w:r>
+        <w:rPr>
+          <w:b w:val="0"/>
+        </w:rPr>
+        <w:t xml:space="preserve">Explain how changing the bias shifts a boundary without </w:t>
+      </w:r>
+      <w:r>
+        <w:rPr>
+          <w:b/>
+        </w:rPr>
+        <w:t>training</w:t>
       </w:r>
     </w:p>
     <w:p>
-      <w:r>
-        <w:t>Calculator and optional local Python 3 editor; no packages or AI accounts needed</w:t>
+      <w:pPr>
+        <w:pStyle w:val="Heading3"/>
+      </w:pPr>
+      <w:r>
+        <w:t>Preparation</w:t>
       </w:r>
     </w:p>
     <w:p>
-      <w:r>
-        <w:t>Use the fictional examples supplied; prepare the fresh retry before class</w:t>
+      <w:pPr>
+        <w:spacing w:line="336" w:lineRule="auto" w:after="180"/>
+      </w:pPr>
+      <w:r>
+        <w:rPr>
+          <w:b w:val="0"/>
+        </w:rPr>
+        <w:t>Printed lesson and workbook; paper and pencil</w:t>
       </w:r>
     </w:p>
     <w:p>
       <w:pPr>
-        <w:pStyle w:val="Heading3"/>
-      </w:pPr>
-      <w:r>
-        <w:t>Prerequisite answer</w:t>
+        <w:spacing w:line="336" w:lineRule="auto" w:after="180"/>
+      </w:pPr>
+      <w:r>
+        <w:rPr>
+          <w:b w:val="0"/>
+        </w:rPr>
+        <w:t>Calculator and optional local Python 3 editor; no packages or AI accounts needed</w:t>
       </w:r>
     </w:p>
     <w:p>
-      <w:r>
-        <w:t>The contributions are 6 and -5, giving dot product 1.</w:t>
+      <w:pPr>
+        <w:spacing w:line="336" w:lineRule="auto" w:after="180"/>
+      </w:pPr>
+      <w:r>
+        <w:rPr>
+          <w:b w:val="0"/>
+        </w:rPr>
+        <w:t>Use the fictional examples supplied; prepare the fresh retry before class</w:t>
       </w:r>
     </w:p>
     <w:p>
@@ -289,54 +447,202 @@
         <w:pStyle w:val="Heading3"/>
       </w:pPr>
       <w:r>
-        <w:t>End goal for the pictorial case</w:t>
+        <w:t>Prerequisite answer</w:t>
       </w:r>
     </w:p>
     <w:p>
-      <w:r>
-        <w:t>By the end, I can explain bias terms and decision boundaries using a traced example and a stated limitation.</w:t>
+      <w:pPr>
+        <w:spacing w:line="336" w:lineRule="auto" w:after="180"/>
+      </w:pPr>
+      <w:r>
+        <w:rPr>
+          <w:b w:val="0"/>
+        </w:rPr>
+        <w:t>The contributions are 6 and -5, giving dot product 1.</w:t>
       </w:r>
     </w:p>
     <w:p>
-      <w:r>
-        <w:t>This added worked case illustrates the week’s main idea. Retain all original and connected topics; schedule its practice within the teaching cycle.</w:t>
+      <w:pPr>
+        <w:pStyle w:val="Heading3"/>
+      </w:pPr>
+      <w:r>
+        <w:t>End goal for the pictorial case</w:t>
       </w:r>
     </w:p>
     <w:p>
       <w:pPr>
-        <w:pStyle w:val="Heading1"/>
-      </w:pPr>
-      <w:r>
-        <w:t>02. Explain and model the mechanism</w:t>
+        <w:spacing w:line="336" w:lineRule="auto" w:after="180"/>
+      </w:pPr>
+      <w:r>
+        <w:rPr>
+          <w:b w:val="0"/>
+        </w:rPr>
+        <w:t xml:space="preserve">By the end, I can explain </w:t>
+      </w:r>
+      <w:r>
+        <w:rPr>
+          <w:b/>
+        </w:rPr>
+        <w:t>bias term</w:t>
+      </w:r>
+      <w:r>
+        <w:rPr>
+          <w:b w:val="0"/>
+        </w:rPr>
+        <w:t>s and decision boundaries using a traced example and a stated limitation.</w:t>
       </w:r>
     </w:p>
     <w:p>
-      <w:r>
-        <w:t>Use the fictional parcel schema [width in cm, height in cm]. Our model computes z = 2 times width - height - 3. The weights are [2, -1]; the bias b is -3. Compute the weighted sum first, then add the bias once. The result is an affine score: a weighted sum plus a constant offset.</w:t>
+      <w:pPr>
+        <w:spacing w:line="336" w:lineRule="auto" w:after="180"/>
+      </w:pPr>
+      <w:r>
+        <w:rPr>
+          <w:b w:val="0"/>
+        </w:rPr>
+        <w:t>This added worked case illustrates the week’s main idea. Retain all original and connected topics; schedule its practice within the teaching cycle.</w:t>
       </w:r>
     </w:p>
     <w:p>
-      <w:r>
-        <w:t>Now declare a classification rule: predict class 1 when z is at least 0, and class 0 when z is below 0. Equality belongs to class 1. These are invented categories for arithmetic practice, not a real parcel decision. The weights and bias are supplied, so this is a forward calculation, not training.</w:t>
+      <w:pPr>
+        <w:pStyle w:val="Heading1"/>
+      </w:pPr>
+      <w:r>
+        <w:t>02. Explain and model the mechanism</w:t>
       </w:r>
     </w:p>
     <w:p>
       <w:r>
-        <w:t>A bias is a mathematical parameter. It is not the same use of the word as unfair treatment; numerical offset alone does not establish whether a system is fair.</w:t>
+        <w:t>Model Bias terms and decision boundaries using the supplied case, labelled mechanism and reasoning. Make the scope of each conclusion explicit.</w:t>
       </w:r>
     </w:p>
     <w:p>
-      <w:r>
-        <w:t>Set z to zero to locate the boundary: 2 times width - height - 3 = 0, so height = 2 times width - 3. Plot width on the horizontal axis and height on the vertical axis. Boundary points include (2, 1), (3, 3) and (4, 5). Join them with a straight line and label the axes in cm.</w:t>
+      <w:pPr>
+        <w:spacing w:line="336" w:lineRule="auto" w:after="180"/>
+      </w:pPr>
+      <w:r>
+        <w:rPr>
+          <w:b w:val="0"/>
+        </w:rPr>
+        <w:t>Use the fictional parcel schema [width in cm, height in cm]. Our model computes z = 2 times width - height - 3. The weights are [2, -1]; the bias b is -3. Compute the weighted sum first, then add the bias once.</w:t>
       </w:r>
     </w:p>
     <w:p>
-      <w:r>
-        <w:t>At width 3, height 2 gives score 1 and class 1; height 3 gives score 0 and class 1; height 4 gives score -1 and class 0. Under this axis convention class 1 lies on or below the boundary. One point on each side checks that orientation.</w:t>
+      <w:pPr>
+        <w:spacing w:line="336" w:lineRule="auto" w:after="180"/>
+      </w:pPr>
+      <w:r>
+        <w:rPr>
+          <w:b w:val="0"/>
+        </w:rPr>
+        <w:t>The result is an affine score: a weighted sum plus a constant offset.</w:t>
       </w:r>
     </w:p>
     <w:p>
-      <w:r>
+      <w:pPr>
+        <w:pStyle w:val="Heading3"/>
+      </w:pPr>
+      <w:r>
+        <w:t>Explain Bias terms and decision boundaries · 1</w:t>
+      </w:r>
+    </w:p>
+    <w:p>
+      <w:pPr>
+        <w:spacing w:line="336" w:lineRule="auto" w:after="180"/>
+      </w:pPr>
+      <w:r>
+        <w:rPr>
+          <w:b w:val="0"/>
+        </w:rPr>
+        <w:t>Now declare a classification rule: predict class 1 when z is at least 0, and class 0 when z is below 0. Equality belongs to class 1. These are invented categories for arithmetic practice, not a real parcel decision.</w:t>
+      </w:r>
+    </w:p>
+    <w:p>
+      <w:pPr>
+        <w:spacing w:line="336" w:lineRule="auto" w:after="180"/>
+      </w:pPr>
+      <w:r>
+        <w:rPr>
+          <w:b w:val="0"/>
+        </w:rPr>
+        <w:t xml:space="preserve">The weights and bias are supplied, so this is a forward calculation, not </w:t>
+      </w:r>
+      <w:r>
+        <w:rPr>
+          <w:b/>
+        </w:rPr>
+        <w:t>training</w:t>
+      </w:r>
+      <w:r>
+        <w:rPr>
+          <w:b w:val="0"/>
+        </w:rPr>
+        <w:t>.</w:t>
+      </w:r>
+    </w:p>
+    <w:p>
+      <w:pPr>
+        <w:spacing w:line="336" w:lineRule="auto" w:after="180"/>
+      </w:pPr>
+      <w:r>
+        <w:rPr>
+          <w:b w:val="0"/>
+        </w:rPr>
+        <w:t>A bias is a mathematical parameter. It is not the same use of the word as unfair treatment; numerical offset alone does not establish whether a system is fair.</w:t>
+      </w:r>
+    </w:p>
+    <w:p>
+      <w:pPr>
+        <w:spacing w:line="336" w:lineRule="auto" w:after="180"/>
+      </w:pPr>
+      <w:r>
+        <w:rPr>
+          <w:b w:val="0"/>
+        </w:rPr>
+        <w:t>Set z to zero to locate the boundary: 2 times width - height - 3 = 0, so height = 2 times width - 3. Plot width on the horizontal axis and height on the vertical axis. Boundary points include (2, 1), (3, 3) and (4, 5).</w:t>
+      </w:r>
+    </w:p>
+    <w:p>
+      <w:pPr>
+        <w:spacing w:line="336" w:lineRule="auto" w:after="180"/>
+      </w:pPr>
+      <w:r>
+        <w:rPr>
+          <w:b w:val="0"/>
+        </w:rPr>
+        <w:t>Join them with a straight line and label the axes in cm.</w:t>
+      </w:r>
+    </w:p>
+    <w:p>
+      <w:pPr>
+        <w:spacing w:line="336" w:lineRule="auto" w:after="180"/>
+      </w:pPr>
+      <w:r>
+        <w:rPr>
+          <w:b w:val="0"/>
+        </w:rPr>
+        <w:t>At width 3, height 2 gives score 1 and class 1; height 3 gives score 0 and class 1; height 4 gives score -1 and class 0. Under this axis convention class 1 lies on or below the boundary.</w:t>
+      </w:r>
+    </w:p>
+    <w:p>
+      <w:pPr>
+        <w:spacing w:line="336" w:lineRule="auto" w:after="180"/>
+      </w:pPr>
+      <w:r>
+        <w:rPr>
+          <w:b w:val="0"/>
+        </w:rPr>
+        <w:t>One point on each side checks that orientation.</w:t>
+      </w:r>
+    </w:p>
+    <w:p>
+      <w:pPr>
+        <w:spacing w:line="336" w:lineRule="auto" w:after="180"/>
+      </w:pPr>
+      <w:r>
+        <w:rPr>
+          <w:b w:val="0"/>
+        </w:rPr>
         <w:t>The code assumes valid numerical measurements in the agreed units. Changing &gt;= to &gt; changes the equality case, even though the drawn line remains in the same place.</w:t>
       </w:r>
     </w:p>
@@ -621,21 +927,87 @@
       </w:r>
     </w:p>
     <w:p>
-      <w:r>
-        <w:t>Guided [3, 4]: with b = -3, z = -1 and class 0; with b = -1, z = 1 and class 1. Only b changed. Exit: test labels influenced the new bias, so the reused cases are development evidence for the revision. Preserve the original result and evaluate a frozen revision on fresh independent cases.</w:t>
+      <w:pPr>
+        <w:pStyle w:val="Heading3"/>
+      </w:pPr>
+      <w:r>
+        <w:t>Explain Bias terms and decision boundaries · 2</w:t>
       </w:r>
     </w:p>
     <w:p>
       <w:pPr>
-        <w:pStyle w:val="Heading3"/>
-      </w:pPr>
-      <w:r>
-        <w:t>Model the reasoning aloud</w:t>
+        <w:spacing w:line="336" w:lineRule="auto" w:after="180"/>
+      </w:pPr>
+      <w:r>
+        <w:rPr>
+          <w:b w:val="0"/>
+        </w:rPr>
+        <w:t xml:space="preserve">Guided [3, 4]: with b = -3, z = -1 and class 0; with b = -1, z = 1 and class 1. Only b changed. Exit: test labels influenced the new bias, so the reused cases are development </w:t>
+      </w:r>
+      <w:r>
+        <w:rPr>
+          <w:b/>
+        </w:rPr>
+        <w:t>evidence</w:t>
+      </w:r>
+      <w:r>
+        <w:rPr>
+          <w:b w:val="0"/>
+        </w:rPr>
+        <w:t xml:space="preserve"> for the revision.</w:t>
       </w:r>
     </w:p>
     <w:p>
-      <w:r>
-        <w:t>Use the complete worked example below before asking learners to complete W2. Reveal a small part, invite a prediction, then explain the deciding step. These teacher notes contain solutions; do not reveal the independent case answer during modelling.</w:t>
+      <w:pPr>
+        <w:spacing w:line="336" w:lineRule="auto" w:after="180"/>
+      </w:pPr>
+      <w:r>
+        <w:rPr>
+          <w:b w:val="0"/>
+        </w:rPr>
+        <w:t>Preserve the original result and evaluate a frozen revision on fresh independent cases.</w:t>
+      </w:r>
+    </w:p>
+    <w:p>
+      <w:pPr>
+        <w:pStyle w:val="Heading3"/>
+      </w:pPr>
+      <w:r>
+        <w:t>Model the reasoning aloud</w:t>
+      </w:r>
+    </w:p>
+    <w:p>
+      <w:pPr>
+        <w:spacing w:line="336" w:lineRule="auto" w:after="180"/>
+      </w:pPr>
+      <w:r>
+        <w:rPr>
+          <w:b w:val="0"/>
+        </w:rPr>
+        <w:t xml:space="preserve">Use the complete worked example below before asking learners to complete W2. Reveal a small part, invite a </w:t>
+      </w:r>
+      <w:r>
+        <w:rPr>
+          <w:b/>
+        </w:rPr>
+        <w:t>prediction</w:t>
+      </w:r>
+      <w:r>
+        <w:rPr>
+          <w:b w:val="0"/>
+        </w:rPr>
+        <w:t>, then explain the deciding step.</w:t>
+      </w:r>
+    </w:p>
+    <w:p>
+      <w:pPr>
+        <w:spacing w:line="336" w:lineRule="auto" w:after="180"/>
+      </w:pPr>
+      <w:r>
+        <w:rPr>
+          <w:b w:val="0"/>
+        </w:rPr>
+        <w:t>These teacher notes contain solutions; do not reveal the independent case answer during modelling.</w:t>
       </w:r>
     </w:p>
     <w:p>
@@ -925,7 +1297,13 @@
       </w:tr>
     </w:tbl>
     <w:p>
-      <w:r>
+      <w:pPr>
+        <w:spacing w:line="336" w:lineRule="auto" w:after="180"/>
+      </w:pPr>
+      <w:r>
+        <w:rPr>
+          <w:b w:val="0"/>
+        </w:rPr>
         <w:t>Use the diagram and verbal explanation together. Ask learners to match a sentence to a specific visual step; do not assign learners fixed visual or auditory learning styles.</w:t>
       </w:r>
     </w:p>
@@ -938,8 +1316,26 @@
       </w:r>
     </w:p>
     <w:p>
-      <w:r>
-        <w:t>Move a toy boundary with a bias while keeping its input weights fixed.</w:t>
+      <w:pPr>
+        <w:spacing w:line="336" w:lineRule="auto" w:after="180"/>
+      </w:pPr>
+      <w:r>
+        <w:rPr>
+          <w:b w:val="0"/>
+        </w:rPr>
+        <w:t xml:space="preserve">Move a toy boundary with a bias while keeping its </w:t>
+      </w:r>
+      <w:r>
+        <w:rPr>
+          <w:b/>
+        </w:rPr>
+        <w:t>input</w:t>
+      </w:r>
+      <w:r>
+        <w:rPr>
+          <w:b w:val="0"/>
+        </w:rPr>
+        <w:t xml:space="preserve"> weights fixed.</w:t>
       </w:r>
     </w:p>
     <w:p>
@@ -951,13 +1347,67 @@
       </w:r>
     </w:p>
     <w:p>
-      <w:r>
-        <w:t>Score z=2u-v-3; predict class 1 when z&gt;=0. InputsA=[2, 1], B=[1, 1].</w:t>
+      <w:pPr>
+        <w:pStyle w:val="Heading3"/>
+      </w:pPr>
+      <w:r>
+        <w:t>Supplied facts</w:t>
       </w:r>
     </w:p>
     <w:p>
-      <w:r>
-        <w:t>All inputs and outcomes in this worked example are invented classroom data; no real model run is claimed.</w:t>
+      <w:pPr>
+        <w:spacing w:line="336" w:lineRule="auto" w:after="180"/>
+        <w:shd w:fill="F1F6FC"/>
+      </w:pPr>
+      <w:r>
+        <w:rPr>
+          <w:b w:val="0"/>
+        </w:rPr>
+        <w:t xml:space="preserve">Score z=2u-v-3; predict class 1 when z&gt;=0. </w:t>
+      </w:r>
+      <w:r>
+        <w:rPr>
+          <w:b/>
+        </w:rPr>
+        <w:t>Input</w:t>
+      </w:r>
+      <w:r>
+        <w:rPr>
+          <w:b w:val="0"/>
+        </w:rPr>
+        <w:t>sA=[2, 1], B=[1, 1].</w:t>
+      </w:r>
+    </w:p>
+    <w:p>
+      <w:pPr>
+        <w:pStyle w:val="Heading3"/>
+      </w:pPr>
+      <w:r>
+        <w:t>Supplied facts</w:t>
+      </w:r>
+    </w:p>
+    <w:p>
+      <w:pPr>
+        <w:spacing w:line="336" w:lineRule="auto" w:after="180"/>
+        <w:shd w:fill="F1F6FC"/>
+      </w:pPr>
+      <w:r>
+        <w:rPr>
+          <w:b w:val="0"/>
+        </w:rPr>
+        <w:t xml:space="preserve">All </w:t>
+      </w:r>
+      <w:r>
+        <w:rPr>
+          <w:b/>
+        </w:rPr>
+        <w:t>input</w:t>
+      </w:r>
+      <w:r>
+        <w:rPr>
+          <w:b w:val="0"/>
+        </w:rPr>
+        <w:t>s and outcomes in this worked example are invented classroom data; no real model run is claimed.</w:t>
       </w:r>
     </w:p>
     <w:p>
@@ -1156,21 +1606,47 @@
       </w:r>
     </w:p>
     <w:p>
-      <w:r>
-        <w:t>The bias adds the same offset after the input contributions. It moves the dividing line without changing the weights that set the line’s orientation. Class 1 includes score zero under our stated rule. That is why B changes class when the bias rises by two: its score moves from minus two onto the included boundary.</w:t>
+      <w:pPr>
+        <w:pStyle w:val="Heading3"/>
+      </w:pPr>
+      <w:r>
+        <w:t>Why the result follows</w:t>
       </w:r>
     </w:p>
     <w:p>
       <w:pPr>
-        <w:pStyle w:val="Heading3"/>
-      </w:pPr>
-      <w:r>
-        <w:t>What this example does not establish</w:t>
+        <w:spacing w:line="336" w:lineRule="auto" w:after="180"/>
+        <w:shd w:fill="F1F6FC"/>
+      </w:pPr>
+      <w:r>
+        <w:rPr>
+          <w:b w:val="0"/>
+        </w:rPr>
+        <w:t xml:space="preserve">The bias adds the same offset after the </w:t>
+      </w:r>
+      <w:r>
+        <w:rPr>
+          <w:b/>
+        </w:rPr>
+        <w:t>input</w:t>
+      </w:r>
+      <w:r>
+        <w:rPr>
+          <w:b w:val="0"/>
+        </w:rPr>
+        <w:t xml:space="preserve"> contributions. It moves the dividing line without changing the weights that set the line’s orientation. Class 1 includes score zero under our stated rule.</w:t>
       </w:r>
     </w:p>
     <w:p>
-      <w:r>
-        <w:t>A linear boundary is a toy classifier rule. Raw score size does not automatically describe confidence or probability.</w:t>
+      <w:pPr>
+        <w:spacing w:line="336" w:lineRule="auto" w:after="180"/>
+        <w:shd w:fill="F1F6FC"/>
+      </w:pPr>
+      <w:r>
+        <w:rPr>
+          <w:b w:val="0"/>
+        </w:rPr>
+        <w:t>That is why B changes class when the bias rises by two: its score moves from minus two onto the included boundary.</w:t>
       </w:r>
     </w:p>
     <w:p>
@@ -1178,22 +1654,35 @@
         <w:pStyle w:val="Heading3"/>
       </w:pPr>
       <w:r>
-        <w:t>Change one thing in the pictured case</w:t>
+        <w:t>What this example does not establish</w:t>
       </w:r>
     </w:p>
     <w:p>
-      <w:r>
-        <w:t>Change: Change bias from-3 to-1.</w:t>
+      <w:pPr>
+        <w:pStyle w:val="Heading3"/>
+      </w:pPr>
+      <w:r>
+        <w:t>Keep the stated limit</w:t>
       </w:r>
     </w:p>
     <w:p>
-      <w:r>
-        <w:t>Prediction: A score becomes2 and B score 0; both predict class 1.</w:t>
+      <w:pPr>
+        <w:spacing w:line="336" w:lineRule="auto" w:after="180"/>
+        <w:shd w:fill="FFF5E6"/>
+      </w:pPr>
+      <w:r>
+        <w:rPr>
+          <w:b w:val="0"/>
+        </w:rPr>
+        <w:t>A linear boundary is a toy classifier rule. Raw score size does not automatically describe confidence or probability.</w:t>
       </w:r>
     </w:p>
     <w:p>
-      <w:r>
-        <w:t>Reason: Increasing bias by2 adds2 to every score without changing the weights.</w:t>
+      <w:pPr>
+        <w:pStyle w:val="Heading3"/>
+      </w:pPr>
+      <w:r>
+        <w:t>Change one thing in the pictured case</w:t>
       </w:r>
     </w:p>
     <w:p>
@@ -1201,20 +1690,140 @@
         <w:pStyle w:val="Heading3"/>
       </w:pPr>
       <w:r>
-        <w:t>Ask while showing the picture</w:t>
+        <w:t>Change one thing</w:t>
       </w:r>
     </w:p>
     <w:p>
-      <w:r>
-        <w:t>Cover the result. Ask learners to name the inputs and predict the next step. Uncover one step, connect the icon to the actual procedure, and explain its evidence. Then change the supplied condition and compare. The picture is a representation; it does not document execution of a real AI model.</w:t>
+      <w:pPr>
+        <w:spacing w:line="336" w:lineRule="auto" w:after="180"/>
+        <w:shd w:fill="F5F1FB"/>
+      </w:pPr>
+      <w:r>
+        <w:rPr>
+          <w:b w:val="0"/>
+        </w:rPr>
+        <w:t>Change: Change bias from-3 to-1.</w:t>
       </w:r>
     </w:p>
     <w:p>
       <w:pPr>
+        <w:pStyle w:val="Heading3"/>
+      </w:pPr>
+      <w:r>
+        <w:t>Predicted result</w:t>
+      </w:r>
+    </w:p>
+    <w:p>
+      <w:pPr>
+        <w:spacing w:line="336" w:lineRule="auto" w:after="180"/>
+        <w:shd w:fill="F1F6FC"/>
+      </w:pPr>
+      <w:r>
+        <w:rPr>
+          <w:b/>
+        </w:rPr>
+        <w:t>Prediction</w:t>
+      </w:r>
+      <w:r>
+        <w:rPr>
+          <w:b w:val="0"/>
+        </w:rPr>
+        <w:t>: A score becomes2 and B score 0; both predict class 1.</w:t>
+      </w:r>
+    </w:p>
+    <w:p>
+      <w:pPr>
+        <w:pStyle w:val="Heading3"/>
+      </w:pPr>
+      <w:r>
+        <w:t>Why the result follows</w:t>
+      </w:r>
+    </w:p>
+    <w:p>
+      <w:pPr>
+        <w:spacing w:line="336" w:lineRule="auto" w:after="180"/>
+        <w:shd w:fill="F1F6FC"/>
+      </w:pPr>
+      <w:r>
+        <w:rPr>
+          <w:b w:val="0"/>
+        </w:rPr>
+        <w:t>Reason: Increasing bias by2 adds2 to every score without changing the weights.</w:t>
+      </w:r>
+    </w:p>
+    <w:p>
+      <w:pPr>
+        <w:pStyle w:val="Heading3"/>
+      </w:pPr>
+      <w:r>
+        <w:t>Ask while showing the picture</w:t>
+      </w:r>
+    </w:p>
+    <w:p>
+      <w:pPr>
+        <w:pStyle w:val="Heading3"/>
+      </w:pPr>
+      <w:r>
+        <w:t>Ask while showing the picture · 3</w:t>
+      </w:r>
+    </w:p>
+    <w:p>
+      <w:pPr>
+        <w:spacing w:line="336" w:lineRule="auto" w:after="180"/>
+      </w:pPr>
+      <w:r>
+        <w:rPr>
+          <w:b w:val="0"/>
+        </w:rPr>
+        <w:t xml:space="preserve">Cover the result. Ask learners to name the </w:t>
+      </w:r>
+      <w:r>
+        <w:rPr>
+          <w:b/>
+        </w:rPr>
+        <w:t>input</w:t>
+      </w:r>
+      <w:r>
+        <w:rPr>
+          <w:b w:val="0"/>
+        </w:rPr>
+        <w:t xml:space="preserve">s and predict the next step. Uncover one step, connect the icon to the actual procedure, and explain its </w:t>
+      </w:r>
+      <w:r>
+        <w:rPr>
+          <w:b/>
+        </w:rPr>
+        <w:t>evidence</w:t>
+      </w:r>
+      <w:r>
+        <w:rPr>
+          <w:b w:val="0"/>
+        </w:rPr>
+        <w:t>. Then change the supplied condition and compare.</w:t>
+      </w:r>
+    </w:p>
+    <w:p>
+      <w:pPr>
+        <w:spacing w:line="336" w:lineRule="auto" w:after="180"/>
+      </w:pPr>
+      <w:r>
+        <w:rPr>
+          <w:b w:val="0"/>
+        </w:rPr>
+        <w:t>The picture is a representation; it does not document execution of a real AI model.</w:t>
+      </w:r>
+    </w:p>
+    <w:p>
+      <w:pPr>
         <w:pStyle w:val="Heading1"/>
       </w:pPr>
       <w:r>
         <w:t>03. Demonstrate and guide practice</w:t>
+      </w:r>
+    </w:p>
+    <w:p>
+      <w:r>
+        <w:t>Demonstrate Bias terms and decision boundaries, reduce support deliberately and check individual reasoning before discussing answers.</w:t>
       </w:r>
     </w:p>
     <w:tbl>
@@ -1430,36 +2039,76 @@
       </w:tr>
     </w:tbl>
     <w:p>
-      <w:r>
-        <w:t>Use the worked example in Sections 3 and 6. Collect a prediction before revealing its result; ask the learner to point to each intermediate fact.</w:t>
+      <w:pPr>
+        <w:spacing w:line="336" w:lineRule="auto" w:after="180"/>
+      </w:pPr>
+      <w:r>
+        <w:rPr>
+          <w:b w:val="0"/>
+        </w:rPr>
+        <w:t xml:space="preserve">Use the worked example in Sections 3 and 6. Collect a </w:t>
+      </w:r>
+      <w:r>
+        <w:rPr>
+          <w:b/>
+        </w:rPr>
+        <w:t>prediction</w:t>
+      </w:r>
+      <w:r>
+        <w:rPr>
+          <w:b w:val="0"/>
+        </w:rPr>
+        <w:t xml:space="preserve"> before revealing its result; ask the learner to point to each intermediate fact.</w:t>
       </w:r>
     </w:p>
     <w:p>
-      <w:r>
-        <w:t>Provide graph paper and a partially labelled contribution table. If rearranging equations is difficult, find three zero-score points by substitution first. Extension: multiply all weights and b by positive 2 and explain why scores double while classifications under &gt;= 0 stay the same.</w:t>
+      <w:pPr>
+        <w:spacing w:line="336" w:lineRule="auto" w:after="180"/>
+      </w:pPr>
+      <w:r>
+        <w:rPr>
+          <w:b w:val="0"/>
+        </w:rPr>
+        <w:t>Provide graph paper and a partially labelled contribution table. If rearranging equations is difficult, find three zero-score points by substitution first.</w:t>
       </w:r>
     </w:p>
     <w:p>
       <w:pPr>
-        <w:pStyle w:val="Heading3"/>
-      </w:pPr>
-      <w:r>
-        <w:t>Reduce help deliberately</w:t>
+        <w:spacing w:line="336" w:lineRule="auto" w:after="180"/>
+      </w:pPr>
+      <w:r>
+        <w:rPr>
+          <w:b w:val="0"/>
+        </w:rPr>
+        <w:t>Extension: multiply all weights and b by positive 2 and explain why scores double while classifications under &gt;= 0 stay the same.</w:t>
       </w:r>
     </w:p>
     <w:p>
-      <w:r>
-        <w:t>Completion task: For the worked model, find boundary points at width 2 and width 4. Test [4, 4] and [4, 6] to identify the class on each side.</w:t>
+      <w:pPr>
+        <w:pStyle w:val="Heading3"/>
+      </w:pPr>
+      <w:r>
+        <w:t>Reduce help deliberately</w:t>
       </w:r>
     </w:p>
     <w:p>
-      <w:r>
-        <w:t>Teacher check: Teacher explanation: Boundary points (2, 1) and (4, 5). [4, 4] has z = 1 and class 1; [4, 6] has z = -1 and class 0. With height vertical, class 1 is on or below the line.</w:t>
+      <w:pPr>
+        <w:pStyle w:val="Heading3"/>
+      </w:pPr>
+      <w:r>
+        <w:t>Completion practice</w:t>
       </w:r>
     </w:p>
     <w:p>
-      <w:r>
-        <w:t>Start by identifying the given inputs together. Leave the intermediate steps blank. If needed, model one step, then withdraw that help on the next step. Move to a full trace only when the partial trace is understood. For partners, alternate explainer and checker; collect a response from every learner before discussion.</w:t>
+      <w:pPr>
+        <w:spacing w:line="336" w:lineRule="auto" w:after="180"/>
+        <w:shd w:fill="F5F1FB"/>
+      </w:pPr>
+      <w:r>
+        <w:rPr>
+          <w:b w:val="0"/>
+        </w:rPr>
+        <w:t>Completion task: For the worked model, find boundary points at width 2 and width 4. Test [4, 4] and [4, 6] to identify the class on each side.</w:t>
       </w:r>
     </w:p>
     <w:p>
@@ -1467,22 +2116,53 @@
         <w:pStyle w:val="Heading3"/>
       </w:pPr>
       <w:r>
-        <w:t>Individual reasoning check</w:t>
+        <w:t>Reasoning to listen for</w:t>
       </w:r>
     </w:p>
     <w:p>
-      <w:r>
-        <w:t>Use the worked case for Bias terms and decision boundaries. Proposed explanation: “Add bias to each contribution”. Decide whether this explanation is supported. Point to the step or supplied fact that decides; explain your repair if needed.</w:t>
+      <w:pPr>
+        <w:spacing w:line="336" w:lineRule="auto" w:after="180"/>
+        <w:shd w:fill="F1F6FC"/>
+      </w:pPr>
+      <w:r>
+        <w:rPr>
+          <w:b w:val="0"/>
+        </w:rPr>
+        <w:t>Teacher check: Teacher explanation: Boundary points (2, 1) and (4, 5). [4, 4] has z = 1 and class 1; [4, 6] has z = -1 and class 0. With height vertical, class 1 is on or below the line.</w:t>
       </w:r>
     </w:p>
     <w:p>
-      <w:r>
-        <w:t>Expected correction: Compute the dot product, then add one b. Adding b twice implements a different formula.</w:t>
+      <w:pPr>
+        <w:spacing w:line="336" w:lineRule="auto" w:after="180"/>
+      </w:pPr>
+      <w:r>
+        <w:rPr>
+          <w:b w:val="0"/>
+        </w:rPr>
+        <w:t xml:space="preserve">Start by identifying the given </w:t>
+      </w:r>
+      <w:r>
+        <w:rPr>
+          <w:b/>
+        </w:rPr>
+        <w:t>input</w:t>
+      </w:r>
+      <w:r>
+        <w:rPr>
+          <w:b w:val="0"/>
+        </w:rPr>
+        <w:t>s together. Leave the intermediate steps blank. If needed, model one step, then withdraw that help on the next step. Move to a full trace only when the partial trace is understood.</w:t>
       </w:r>
     </w:p>
     <w:p>
-      <w:r>
-        <w:t>Collect explanations, not only yes/no votes. If a misunderstanding is common, re-model the relevant step for the class. If it affects a few learners, give a short targeted group explanation while others solve a more demanding variation.</w:t>
+      <w:pPr>
+        <w:spacing w:line="336" w:lineRule="auto" w:after="180"/>
+      </w:pPr>
+      <w:r>
+        <w:rPr>
+          <w:b w:val="0"/>
+        </w:rPr>
+        <w:t>For partners, alternate explainer and checker; collect a response from every learner before discussion.</w:t>
       </w:r>
     </w:p>
     <w:p>
@@ -1490,63 +2170,295 @@
         <w:pStyle w:val="Heading3"/>
       </w:pPr>
       <w:r>
-        <w:t>Pictorial practice question</w:t>
+        <w:t>Individual reasoning check</w:t>
       </w:r>
     </w:p>
     <w:p>
-      <w:r>
-        <w:t>Is B positive under the original or changed model? Point to the relevant step in the picture, then write the changed result and the rule or evidence that supports it.</w:t>
+      <w:pPr>
+        <w:spacing w:line="336" w:lineRule="auto" w:after="180"/>
+      </w:pPr>
+      <w:r>
+        <w:rPr>
+          <w:b w:val="0"/>
+        </w:rPr>
+        <w:t xml:space="preserve">Use the worked case for </w:t>
+      </w:r>
+      <w:r>
+        <w:rPr>
+          <w:b/>
+        </w:rPr>
+        <w:t>Bias term</w:t>
+      </w:r>
+      <w:r>
+        <w:rPr>
+          <w:b w:val="0"/>
+        </w:rPr>
+        <w:t>s and decision boundaries. Proposed explanation: “Add bias to each contribution”. Decide whether this explanation is supported.</w:t>
       </w:r>
     </w:p>
     <w:p>
       <w:pPr>
-        <w:pStyle w:val="Heading3"/>
-      </w:pPr>
-      <w:r>
-        <w:t>Reasoned teacher answer</w:t>
+        <w:spacing w:line="336" w:lineRule="auto" w:after="180"/>
+      </w:pPr>
+      <w:r>
+        <w:rPr>
+          <w:b w:val="0"/>
+        </w:rPr>
+        <w:t>Point to the step or supplied fact that decides; explain your repair if needed.</w:t>
       </w:r>
     </w:p>
     <w:p>
-      <w:r>
-        <w:t>Originally B has score-2 and class 0; with bias-1 its score is 0 and class 1 because the boundary is inclusive. Changed-case check: A score becomes2 and B score 0; both predict class 1. Increasing bias by2 adds2 to every score without changing the weights.</w:t>
+      <w:pPr>
+        <w:pStyle w:val="Heading3"/>
+      </w:pPr>
+      <w:r>
+        <w:t>Expected repair</w:t>
       </w:r>
     </w:p>
     <w:p>
-      <w:r>
-        <w:t>Changed-case reasoning: A score becomes2 and B score 0; both predict class 1. Increasing bias by2 adds2 to every score without changing the weights.</w:t>
+      <w:pPr>
+        <w:spacing w:line="336" w:lineRule="auto" w:after="180"/>
+        <w:shd w:fill="F1F6FC"/>
+      </w:pPr>
+      <w:r>
+        <w:rPr>
+          <w:b w:val="0"/>
+        </w:rPr>
+        <w:t>Expected correction: Compute the dot product, then add one b. Adding b twice implements a different formula.</w:t>
       </w:r>
     </w:p>
     <w:p>
-      <w:r>
-        <w:t>Collect each learner’s explanation before discussion. Use the first missing connection between input, deciding step and result to choose support. This question is worked-case practice, not fresh mastery evidence.</w:t>
+      <w:pPr>
+        <w:spacing w:line="336" w:lineRule="auto" w:after="180"/>
+      </w:pPr>
+      <w:r>
+        <w:rPr>
+          <w:b w:val="0"/>
+        </w:rPr>
+        <w:t>Collect explanations, not only yes/no votes. If a misunderstanding is common, re-model the relevant step for the class.</w:t>
       </w:r>
     </w:p>
     <w:p>
       <w:pPr>
-        <w:pStyle w:val="Heading1"/>
-      </w:pPr>
-      <w:r>
-        <w:t>04. Run the investigation and diagnose misconceptions</w:t>
+        <w:spacing w:line="336" w:lineRule="auto" w:after="180"/>
+      </w:pPr>
+      <w:r>
+        <w:rPr>
+          <w:b w:val="0"/>
+        </w:rPr>
+        <w:t>If it affects a few learners, give a short targeted group explanation while others solve a more demanding variation.</w:t>
       </w:r>
     </w:p>
     <w:p>
-      <w:r>
-        <w:t>Add bias to each contribution: Compute the dot product, then add one b. Adding b twice implements a different formula.</w:t>
+      <w:pPr>
+        <w:pStyle w:val="Heading3"/>
+      </w:pPr>
+      <w:r>
+        <w:t>Pictorial practice question</w:t>
       </w:r>
     </w:p>
     <w:p>
-      <w:r>
-        <w:t>Higher scores mean more correct: Correctness also needs target labels. A shifted boundary can trade one error type for another.</w:t>
+      <w:pPr>
+        <w:spacing w:line="336" w:lineRule="auto" w:after="180"/>
+      </w:pPr>
+      <w:r>
+        <w:rPr>
+          <w:b w:val="0"/>
+        </w:rPr>
+        <w:t xml:space="preserve">Is B positive under the original or changed model? Point to the relevant step in the picture, then write the changed result and the rule or </w:t>
+      </w:r>
+      <w:r>
+        <w:rPr>
+          <w:b/>
+        </w:rPr>
+        <w:t>evidence</w:t>
+      </w:r>
+      <w:r>
+        <w:rPr>
+          <w:b w:val="0"/>
+        </w:rPr>
+        <w:t xml:space="preserve"> that supports it.</w:t>
       </w:r>
     </w:p>
     <w:p>
-      <w:r>
-        <w:t>The bias term measures unfairness: This b is an additive parameter. Evaluating unfairness requires context and evidence about outcomes and use.</w:t>
+      <w:pPr>
+        <w:pStyle w:val="Heading3"/>
+      </w:pPr>
+      <w:r>
+        <w:t>Reasoned teacher answer</w:t>
       </w:r>
     </w:p>
     <w:p>
-      <w:r>
-        <w:t>Use Section 9 for the evidence ledger. Add a boundary or missing-input case and record the expected response before checking. More successful repeats of one case do not establish wider coverage.</w:t>
+      <w:pPr>
+        <w:spacing w:line="336" w:lineRule="auto" w:after="180"/>
+      </w:pPr>
+      <w:r>
+        <w:rPr>
+          <w:b w:val="0"/>
+        </w:rPr>
+        <w:t>Originally B has score-2 and class 0; with bias-1 its score is 0 and class 1 because the boundary is inclusive. Changed-case check: A score becomes2 and B score 0; both predict class 1.</w:t>
+      </w:r>
+    </w:p>
+    <w:p>
+      <w:pPr>
+        <w:spacing w:line="336" w:lineRule="auto" w:after="180"/>
+      </w:pPr>
+      <w:r>
+        <w:rPr>
+          <w:b w:val="0"/>
+        </w:rPr>
+        <w:t>Increasing bias by2 adds2 to every score without changing the weights.</w:t>
+      </w:r>
+    </w:p>
+    <w:p>
+      <w:pPr>
+        <w:spacing w:line="336" w:lineRule="auto" w:after="180"/>
+      </w:pPr>
+      <w:r>
+        <w:rPr>
+          <w:b w:val="0"/>
+        </w:rPr>
+        <w:t>Changed-case reasoning: A score becomes2 and B score 0; both predict class 1. Increasing bias by2 adds2 to every score without changing the weights.</w:t>
+      </w:r>
+    </w:p>
+    <w:p>
+      <w:pPr>
+        <w:spacing w:line="336" w:lineRule="auto" w:after="180"/>
+      </w:pPr>
+      <w:r>
+        <w:rPr>
+          <w:b w:val="0"/>
+        </w:rPr>
+        <w:t xml:space="preserve">Collect each learner’s explanation before discussion. Use the first missing connection between </w:t>
+      </w:r>
+      <w:r>
+        <w:rPr>
+          <w:b/>
+        </w:rPr>
+        <w:t>input</w:t>
+      </w:r>
+      <w:r>
+        <w:rPr>
+          <w:b w:val="0"/>
+        </w:rPr>
+        <w:t xml:space="preserve">, deciding step and result to choose support. This question is worked-case practice, not fresh mastery </w:t>
+      </w:r>
+      <w:r>
+        <w:rPr>
+          <w:b/>
+        </w:rPr>
+        <w:t>evidence</w:t>
+      </w:r>
+      <w:r>
+        <w:rPr>
+          <w:b w:val="0"/>
+        </w:rPr>
+        <w:t>.</w:t>
+      </w:r>
+    </w:p>
+    <w:p>
+      <w:pPr>
+        <w:pStyle w:val="Heading1"/>
+      </w:pPr>
+      <w:r>
+        <w:t>04. Run the investigation and diagnose misconceptions</w:t>
+      </w:r>
+    </w:p>
+    <w:p>
+      <w:r>
+        <w:t>Run the Bias terms and decision boundaries investigation and use the first unsupported step to choose a teaching response.</w:t>
+      </w:r>
+    </w:p>
+    <w:p>
+      <w:pPr>
+        <w:spacing w:line="336" w:lineRule="auto" w:after="180"/>
+      </w:pPr>
+      <w:r>
+        <w:rPr>
+          <w:b w:val="0"/>
+        </w:rPr>
+        <w:t>Add bias to each contribution: Compute the dot product, then add one b. Adding b twice implements a different formula.</w:t>
+      </w:r>
+    </w:p>
+    <w:p>
+      <w:pPr>
+        <w:spacing w:line="336" w:lineRule="auto" w:after="180"/>
+      </w:pPr>
+      <w:r>
+        <w:rPr>
+          <w:b w:val="0"/>
+        </w:rPr>
+        <w:t>Higher scores mean more correct: Correctness also needs target labels. A shifted boundary can trade one error type for another.</w:t>
+      </w:r>
+    </w:p>
+    <w:p>
+      <w:pPr>
+        <w:spacing w:line="336" w:lineRule="auto" w:after="180"/>
+      </w:pPr>
+      <w:r>
+        <w:rPr>
+          <w:b w:val="0"/>
+        </w:rPr>
+        <w:t xml:space="preserve">The </w:t>
+      </w:r>
+      <w:r>
+        <w:rPr>
+          <w:b/>
+        </w:rPr>
+        <w:t>bias term</w:t>
+      </w:r>
+      <w:r>
+        <w:rPr>
+          <w:b w:val="0"/>
+        </w:rPr>
+        <w:t xml:space="preserve"> measures unfairness: This b is an additive parameter. Evaluating unfairness requires context and </w:t>
+      </w:r>
+      <w:r>
+        <w:rPr>
+          <w:b/>
+        </w:rPr>
+        <w:t>evidence</w:t>
+      </w:r>
+      <w:r>
+        <w:rPr>
+          <w:b w:val="0"/>
+        </w:rPr>
+        <w:t xml:space="preserve"> about outcomes and use.</w:t>
+      </w:r>
+    </w:p>
+    <w:p>
+      <w:pPr>
+        <w:spacing w:line="336" w:lineRule="auto" w:after="180"/>
+      </w:pPr>
+      <w:r>
+        <w:rPr>
+          <w:b w:val="0"/>
+        </w:rPr>
+        <w:t xml:space="preserve">Use Section 9 for the </w:t>
+      </w:r>
+      <w:r>
+        <w:rPr>
+          <w:b/>
+        </w:rPr>
+        <w:t>evidence</w:t>
+      </w:r>
+      <w:r>
+        <w:rPr>
+          <w:b w:val="0"/>
+        </w:rPr>
+        <w:t xml:space="preserve"> ledger. Add a boundary or missing-</w:t>
+      </w:r>
+      <w:r>
+        <w:rPr>
+          <w:b/>
+        </w:rPr>
+        <w:t>input</w:t>
+      </w:r>
+      <w:r>
+        <w:rPr>
+          <w:b w:val="0"/>
+        </w:rPr>
+        <w:t xml:space="preserve"> case and record the expected response before checking. More successful repeats of one case do not establish wider coverage.</w:t>
       </w:r>
     </w:p>
     <w:p>
@@ -1704,29 +2616,38 @@
       </w:tr>
     </w:tbl>
     <w:p>
-      <w:r>
-        <w:t>Offer an oral explanation, drawing, enlarged visual or fewer examples when that removes a reading/writing barrier. Keep the same reasoning goal. Stretch secure learners by changing a boundary or assumption and asking them to defend the effect, not simply by assigning more of the same questions.</w:t>
+      <w:pPr>
+        <w:spacing w:line="336" w:lineRule="auto" w:after="180"/>
+      </w:pPr>
+      <w:r>
+        <w:rPr>
+          <w:b w:val="0"/>
+        </w:rPr>
+        <w:t>Offer an oral explanation, drawing, enlarged visual or fewer examples when that removes a reading/writing barrier. Keep the same reasoning goal.</w:t>
       </w:r>
     </w:p>
     <w:p>
       <w:pPr>
-        <w:pStyle w:val="Heading1"/>
-      </w:pPr>
-      <w:r>
-        <w:t>05. Assess and explain the answers</w:t>
+        <w:spacing w:line="336" w:lineRule="auto" w:after="180"/>
+      </w:pPr>
+      <w:r>
+        <w:rPr>
+          <w:b w:val="0"/>
+        </w:rPr>
+        <w:t>Stretch secure learners by changing a boundary or assumption and asking them to defend the effect, not simply by assigning more of the same questions.</w:t>
       </w:r>
     </w:p>
     <w:p>
       <w:pPr>
-        <w:pStyle w:val="Heading3"/>
-      </w:pPr>
-      <w:r>
-        <w:t>Guided and exit questions</w:t>
+        <w:pStyle w:val="Heading1"/>
+      </w:pPr>
+      <w:r>
+        <w:t>05. Assess and explain the answers</w:t>
       </w:r>
     </w:p>
     <w:p>
       <w:r>
-        <w:t>Guided [3, 4]: with b = -3, z = -1 and class 0; with b = -1, z = 1 and class 1. Only b changed. Exit: test labels influenced the new bias, so the reused cases are development evidence for the revision. Preserve the original result and evaluate a frozen revision on fresh independent cases.</w:t>
+        <w:t>Use the Bias terms and decision boundaries questions, teacher keys and criteria after the relevant attempts. Previously discussed cases are practice; protect the separately selected independent task.</w:t>
       </w:r>
     </w:p>
     <w:p>
@@ -1734,17 +2655,41 @@
         <w:pStyle w:val="Heading3"/>
       </w:pPr>
       <w:r>
-        <w:t>W1 Trace the bias once</w:t>
+        <w:t>Guided and exit questions</w:t>
       </w:r>
     </w:p>
     <w:p>
-      <w:r>
-        <w:t>Use z = 2 times width - height - 3 at [5, 4]. Give the weighted sum, bias, final score and prediction under z &gt;= 0.</w:t>
+      <w:pPr>
+        <w:spacing w:line="336" w:lineRule="auto" w:after="180"/>
+      </w:pPr>
+      <w:r>
+        <w:rPr>
+          <w:b w:val="0"/>
+        </w:rPr>
+        <w:t xml:space="preserve">Guided [3, 4]: with b = -3, z = -1 and class 0; with b = -1, z = 1 and class 1. Only b changed. Exit: test labels influenced the new bias, so the reused cases are development </w:t>
+      </w:r>
+      <w:r>
+        <w:rPr>
+          <w:b/>
+        </w:rPr>
+        <w:t>evidence</w:t>
+      </w:r>
+      <w:r>
+        <w:rPr>
+          <w:b w:val="0"/>
+        </w:rPr>
+        <w:t xml:space="preserve"> for the revision.</w:t>
       </w:r>
     </w:p>
     <w:p>
-      <w:r>
-        <w:t>Teacher explanation: Weighted sum 10 - 4 = 6; bias -3; score 3; prediction 1. Add the bias once after summing.</w:t>
+      <w:pPr>
+        <w:spacing w:line="336" w:lineRule="auto" w:after="180"/>
+      </w:pPr>
+      <w:r>
+        <w:rPr>
+          <w:b w:val="0"/>
+        </w:rPr>
+        <w:t>Preserve the original result and evaluate a frozen revision on fresh independent cases.</w:t>
       </w:r>
     </w:p>
     <w:p>
@@ -1752,17 +2697,39 @@
         <w:pStyle w:val="Heading3"/>
       </w:pPr>
       <w:r>
-        <w:t>W2 Plot and label the boundary</w:t>
+        <w:t>W1 Trace the bias once</w:t>
       </w:r>
     </w:p>
     <w:p>
-      <w:r>
-        <w:t>For the worked model, find boundary points at width 2 and width 4. Test [4, 4] and [4, 6] to identify the class on each side.</w:t>
+      <w:pPr>
+        <w:pStyle w:val="Heading3"/>
+      </w:pPr>
+      <w:r>
+        <w:t>Workbook question · W1</w:t>
       </w:r>
     </w:p>
     <w:p>
-      <w:r>
-        <w:t>Teacher explanation: Boundary points (2, 1) and (4, 5). [4, 4] has z = 1 and class 1; [4, 6] has z = -1 and class 0. With height vertical, class 1 is on or below the line.</w:t>
+      <w:pPr>
+        <w:spacing w:line="336" w:lineRule="auto" w:after="180"/>
+        <w:shd w:fill="F5F1FB"/>
+      </w:pPr>
+      <w:r>
+        <w:rPr>
+          <w:b w:val="0"/>
+        </w:rPr>
+        <w:t xml:space="preserve">Use z = 2 times width - height - 3 at [5, 4]. Give the weighted sum, bias, final score and </w:t>
+      </w:r>
+      <w:r>
+        <w:rPr>
+          <w:b/>
+        </w:rPr>
+        <w:t>prediction</w:t>
+      </w:r>
+      <w:r>
+        <w:rPr>
+          <w:b w:val="0"/>
+        </w:rPr>
+        <w:t xml:space="preserve"> under z &gt;= 0.</w:t>
       </w:r>
     </w:p>
     <w:p>
@@ -1770,17 +2737,39 @@
         <w:pStyle w:val="Heading3"/>
       </w:pPr>
       <w:r>
-        <w:t>W3 Check the equality rule</w:t>
+        <w:t>Teacher reasoning · W1</w:t>
       </w:r>
     </w:p>
     <w:p>
-      <w:r>
-        <w:t>At [3, 3], compare prediction under z &gt;= 0 with prediction under z &gt; 0. Does changing this comparison move the zero line?</w:t>
+      <w:pPr>
+        <w:spacing w:line="336" w:lineRule="auto" w:after="180"/>
+        <w:shd w:fill="F1F6FC"/>
+      </w:pPr>
+      <w:r>
+        <w:rPr>
+          <w:b w:val="0"/>
+        </w:rPr>
+        <w:t xml:space="preserve">Teacher explanation: Weighted sum 10 - 4 = 6; bias -3; score 3; </w:t>
+      </w:r>
+      <w:r>
+        <w:rPr>
+          <w:b/>
+        </w:rPr>
+        <w:t>prediction</w:t>
+      </w:r>
+      <w:r>
+        <w:rPr>
+          <w:b w:val="0"/>
+        </w:rPr>
+        <w:t xml:space="preserve"> 1. Add the bias once after summing.</w:t>
       </w:r>
     </w:p>
     <w:p>
-      <w:r>
-        <w:t>Teacher explanation: Score is zero. The &gt;= rule predicts 1; the &gt; rule predicts 0. The zero line remains height = 2 width - 3, but its assigned class changes.</w:t>
+      <w:pPr>
+        <w:pStyle w:val="Heading3"/>
+      </w:pPr>
+      <w:r>
+        <w:t>W2 Plot and label the boundary</w:t>
       </w:r>
     </w:p>
     <w:p>
@@ -1788,61 +2777,119 @@
         <w:pStyle w:val="Heading3"/>
       </w:pPr>
       <w:r>
-        <w:t>W4 Analyse a new model independently</w:t>
+        <w:t>Workbook question · W2</w:t>
       </w:r>
     </w:p>
     <w:p>
-      <w:r>
-        <w:t>A new model has w = [-1, 2], b = -2, inputs [u, v] and class 1 when z &gt;= 0. Calculate scores and classes for [2, 1], [2, 2], [2, 3]. Write the boundary as v in terms of u. Then change only b to 0 and recompute [2, 1].</w:t>
+      <w:pPr>
+        <w:spacing w:line="336" w:lineRule="auto" w:after="180"/>
+        <w:shd w:fill="F5F1FB"/>
+      </w:pPr>
+      <w:r>
+        <w:rPr>
+          <w:b w:val="0"/>
+        </w:rPr>
+        <w:t>For the worked model, find boundary points at width 2 and width 4. Test [4, 4] and [4, 6] to identify the class on each side.</w:t>
       </w:r>
     </w:p>
     <w:p>
-      <w:r>
-        <w:t>Teacher explanation: Scores -2, 0, 2 give classes 0, 1, 1. Boundary -u + 2v - 2 = 0 gives v = u/2 + 1. With b = 0, [2, 1] scores 0 and class 1. The score rose 2 and the boundary moved to v = u/2.</w:t>
+      <w:pPr>
+        <w:pStyle w:val="Heading3"/>
+      </w:pPr>
+      <w:r>
+        <w:t>Teacher reasoning · W2</w:t>
       </w:r>
     </w:p>
     <w:p>
       <w:pPr>
-        <w:pStyle w:val="Heading3"/>
-      </w:pPr>
-      <w:r>
-        <w:t>W5 Require evidence of improvement</w:t>
+        <w:spacing w:line="336" w:lineRule="auto" w:after="180"/>
+        <w:shd w:fill="F1F6FC"/>
+      </w:pPr>
+      <w:r>
+        <w:rPr>
+          <w:b w:val="0"/>
+        </w:rPr>
+        <w:t>Teacher explanation: Boundary points (2, 1) and (4, 5). [4, 4] has z = 1 and class 1; [4, 6] has z = -1 and class 0. With height vertical, class 1 is on or below the line.</w:t>
       </w:r>
     </w:p>
     <w:p>
-      <w:r>
-        <w:t>A teammate says that raising b must improve the model because all scores rise. What information is needed before accepting an improvement claim?</w:t>
+      <w:pPr>
+        <w:pStyle w:val="Heading3"/>
+      </w:pPr>
+      <w:r>
+        <w:t>W3 Check the equality rule</w:t>
       </w:r>
     </w:p>
     <w:p>
-      <w:r>
-        <w:t>Teacher explanation: Higher scores can fix some missed class-1 cases while creating false alarms. Compare with observed labels on the same valid evaluation set under a declared metric, keeping fitting and model choices separate from final testing.</w:t>
+      <w:pPr>
+        <w:pStyle w:val="Heading3"/>
+      </w:pPr>
+      <w:r>
+        <w:t>Workbook question · W3</w:t>
       </w:r>
     </w:p>
     <w:p>
       <w:pPr>
-        <w:pStyle w:val="Heading3"/>
-      </w:pPr>
-      <w:r>
-        <w:t>Independent assessment and fresh retry</w:t>
+        <w:spacing w:line="336" w:lineRule="auto" w:after="180"/>
+        <w:shd w:fill="F5F1FB"/>
+      </w:pPr>
+      <w:r>
+        <w:rPr>
+          <w:b w:val="0"/>
+        </w:rPr>
+        <w:t xml:space="preserve">At [3, 3], compare </w:t>
+      </w:r>
+      <w:r>
+        <w:rPr>
+          <w:b/>
+        </w:rPr>
+        <w:t>prediction</w:t>
+      </w:r>
+      <w:r>
+        <w:rPr>
+          <w:b w:val="0"/>
+        </w:rPr>
+        <w:t xml:space="preserve"> under z &gt;= 0 with </w:t>
+      </w:r>
+      <w:r>
+        <w:rPr>
+          <w:b/>
+        </w:rPr>
+        <w:t>prediction</w:t>
+      </w:r>
+      <w:r>
+        <w:rPr>
+          <w:b w:val="0"/>
+        </w:rPr>
+        <w:t xml:space="preserve"> under z &gt; 0. Does changing this comparison move the zero line?</w:t>
       </w:r>
     </w:p>
     <w:p>
-      <w:r>
-        <w:t>W4 should include all three scores and the equality class, with v = u/2 + 1 before the change. Fresh retry: z = u + v - 5, class 1 if z &gt;= 0. [2, 2], [2, 3], [2, 4] give -1, 0, 1 and classes 0, 1, 1; boundary v = 5 - u. With b changed from -5 to -4, [2, 2] reaches zero and class 1.</w:t>
+      <w:pPr>
+        <w:pStyle w:val="Heading3"/>
+      </w:pPr>
+      <w:r>
+        <w:t>Teacher reasoning · W3</w:t>
       </w:r>
     </w:p>
     <w:p>
       <w:pPr>
-        <w:pStyle w:val="Heading3"/>
-      </w:pPr>
-      <w:r>
-        <w:t>Assess independent transfer</w:t>
+        <w:spacing w:line="336" w:lineRule="auto" w:after="180"/>
+        <w:shd w:fill="F1F6FC"/>
+      </w:pPr>
+      <w:r>
+        <w:rPr>
+          <w:b w:val="0"/>
+        </w:rPr>
+        <w:t>Teacher explanation: Score is zero. The &gt;= rule predicts 1; the &gt; rule predicts 0. The zero line remains height = 2 width - 3, but its assigned class changes.</w:t>
       </w:r>
     </w:p>
     <w:p>
-      <w:r>
-        <w:t>Selected case: A new model has w = [-1, 2], b = -2, inputs [u, v] and class 1 when z &gt;= 0. Calculate scores and classes for [2, 1], [2, 2], [2, 3]. Write the boundary as v in terms of u. Then change only b to 0 and recompute [2, 1].</w:t>
+      <w:pPr>
+        <w:pStyle w:val="Heading3"/>
+      </w:pPr>
+      <w:r>
+        <w:t>W4 Analyse a new model independently</w:t>
       </w:r>
     </w:p>
     <w:p>
@@ -1850,11 +2897,242 @@
         <w:pStyle w:val="Heading3"/>
       </w:pPr>
       <w:r>
-        <w:t>Selected case answer</w:t>
+        <w:t>Workbook question · W4</w:t>
       </w:r>
     </w:p>
     <w:p>
-      <w:r>
+      <w:pPr>
+        <w:spacing w:line="336" w:lineRule="auto" w:after="180"/>
+        <w:shd w:fill="F5F1FB"/>
+      </w:pPr>
+      <w:r>
+        <w:rPr>
+          <w:b w:val="0"/>
+        </w:rPr>
+        <w:t xml:space="preserve">A new model has w = [-1, 2], b = -2, </w:t>
+      </w:r>
+      <w:r>
+        <w:rPr>
+          <w:b/>
+        </w:rPr>
+        <w:t>input</w:t>
+      </w:r>
+      <w:r>
+        <w:rPr>
+          <w:b w:val="0"/>
+        </w:rPr>
+        <w:t>s [u, v] and class 1 when z &gt;= 0. Calculate scores and classes for [2, 1], [2, 2], [2, 3]. Write the boundary as v in terms of u. Then change only b to 0 and recompute [2, 1].</w:t>
+      </w:r>
+    </w:p>
+    <w:p>
+      <w:pPr>
+        <w:pStyle w:val="Heading3"/>
+      </w:pPr>
+      <w:r>
+        <w:t>Teacher reasoning · W4</w:t>
+      </w:r>
+    </w:p>
+    <w:p>
+      <w:pPr>
+        <w:spacing w:line="336" w:lineRule="auto" w:after="180"/>
+        <w:shd w:fill="F1F6FC"/>
+      </w:pPr>
+      <w:r>
+        <w:rPr>
+          <w:b w:val="0"/>
+        </w:rPr>
+        <w:t>Teacher explanation: Scores -2, 0, 2 give classes 0, 1, 1. Boundary -u + 2v - 2 = 0 gives v = u/2 + 1. With b = 0, [2, 1] scores 0 and class 1. The score rose 2 and the boundary moved to v = u/2.</w:t>
+      </w:r>
+    </w:p>
+    <w:p>
+      <w:pPr>
+        <w:pStyle w:val="Heading3"/>
+      </w:pPr>
+      <w:r>
+        <w:t>W5 Require evidence of improvement</w:t>
+      </w:r>
+    </w:p>
+    <w:p>
+      <w:pPr>
+        <w:pStyle w:val="Heading3"/>
+      </w:pPr>
+      <w:r>
+        <w:t>Workbook question · W5</w:t>
+      </w:r>
+    </w:p>
+    <w:p>
+      <w:pPr>
+        <w:spacing w:line="336" w:lineRule="auto" w:after="180"/>
+        <w:shd w:fill="F5F1FB"/>
+      </w:pPr>
+      <w:r>
+        <w:rPr>
+          <w:b w:val="0"/>
+        </w:rPr>
+        <w:t>A teammate says that raising b must improve the model because all scores rise. What information is needed before accepting an improvement claim?</w:t>
+      </w:r>
+    </w:p>
+    <w:p>
+      <w:pPr>
+        <w:pStyle w:val="Heading3"/>
+      </w:pPr>
+      <w:r>
+        <w:t>Teacher reasoning · W5</w:t>
+      </w:r>
+    </w:p>
+    <w:p>
+      <w:pPr>
+        <w:spacing w:line="336" w:lineRule="auto" w:after="180"/>
+        <w:shd w:fill="F1F6FC"/>
+      </w:pPr>
+      <w:r>
+        <w:rPr>
+          <w:b w:val="0"/>
+        </w:rPr>
+        <w:t>Teacher explanation: Higher scores can fix some missed class-1 cases while creating false alarms.</w:t>
+      </w:r>
+    </w:p>
+    <w:p>
+      <w:pPr>
+        <w:spacing w:line="336" w:lineRule="auto" w:after="180"/>
+        <w:shd w:fill="F1F6FC"/>
+      </w:pPr>
+      <w:r>
+        <w:rPr>
+          <w:b w:val="0"/>
+        </w:rPr>
+        <w:t xml:space="preserve">Compare with observed labels on the same valid evaluation set under a declared metric, keeping </w:t>
+      </w:r>
+      <w:r>
+        <w:rPr>
+          <w:b/>
+        </w:rPr>
+        <w:t>fitting</w:t>
+      </w:r>
+      <w:r>
+        <w:rPr>
+          <w:b w:val="0"/>
+        </w:rPr>
+        <w:t xml:space="preserve"> and model choices separate from final testing.</w:t>
+      </w:r>
+    </w:p>
+    <w:p>
+      <w:pPr>
+        <w:pStyle w:val="Heading3"/>
+      </w:pPr>
+      <w:r>
+        <w:t>Independent assessment and fresh retry</w:t>
+      </w:r>
+    </w:p>
+    <w:p>
+      <w:pPr>
+        <w:pStyle w:val="Heading3"/>
+      </w:pPr>
+      <w:r>
+        <w:t>Teacher key · Independent assessment and fresh retry</w:t>
+      </w:r>
+    </w:p>
+    <w:p>
+      <w:pPr>
+        <w:spacing w:line="336" w:lineRule="auto" w:after="180"/>
+        <w:shd w:fill="F1F6FC"/>
+      </w:pPr>
+      <w:r>
+        <w:rPr>
+          <w:b w:val="0"/>
+        </w:rPr>
+        <w:t>W4 should include all three scores and the equality class, with v = u/2 + 1 before the change. Fresh retry: z = u + v - 5, class 1 if z &gt;= 0. [2, 2], [2, 3], [2, 4] give -1, 0, 1 and classes 0, 1, 1; boundary v = 5 - u.</w:t>
+      </w:r>
+    </w:p>
+    <w:p>
+      <w:pPr>
+        <w:spacing w:line="336" w:lineRule="auto" w:after="180"/>
+        <w:shd w:fill="F1F6FC"/>
+      </w:pPr>
+      <w:r>
+        <w:rPr>
+          <w:b w:val="0"/>
+        </w:rPr>
+        <w:t>With b changed from -5 to -4, [2, 2] reaches zero and class 1.</w:t>
+      </w:r>
+    </w:p>
+    <w:p>
+      <w:pPr>
+        <w:pStyle w:val="Heading3"/>
+      </w:pPr>
+      <w:r>
+        <w:t>Assess independent transfer</w:t>
+      </w:r>
+    </w:p>
+    <w:p>
+      <w:pPr>
+        <w:pStyle w:val="Heading3"/>
+      </w:pPr>
+      <w:r>
+        <w:t>Independent question · withhold the key</w:t>
+      </w:r>
+    </w:p>
+    <w:p>
+      <w:pPr>
+        <w:spacing w:line="336" w:lineRule="auto" w:after="180"/>
+        <w:shd w:fill="F5F1FB"/>
+      </w:pPr>
+      <w:r>
+        <w:rPr>
+          <w:b w:val="0"/>
+        </w:rPr>
+        <w:t xml:space="preserve">Selected case: A new model has w = [-1, 2], b = -2, </w:t>
+      </w:r>
+      <w:r>
+        <w:rPr>
+          <w:b/>
+        </w:rPr>
+        <w:t>input</w:t>
+      </w:r>
+      <w:r>
+        <w:rPr>
+          <w:b w:val="0"/>
+        </w:rPr>
+        <w:t>s [u, v] and class 1 when z &gt;= 0. Calculate scores and classes for [2, 1], [2, 2], [2, 3]. Write the boundary as v in terms of u.</w:t>
+      </w:r>
+    </w:p>
+    <w:p>
+      <w:pPr>
+        <w:spacing w:line="336" w:lineRule="auto" w:after="180"/>
+        <w:shd w:fill="F5F1FB"/>
+      </w:pPr>
+      <w:r>
+        <w:rPr>
+          <w:b w:val="0"/>
+        </w:rPr>
+        <w:t>Then change only b to 0 and recompute [2, 1].</w:t>
+      </w:r>
+    </w:p>
+    <w:p>
+      <w:pPr>
+        <w:pStyle w:val="Heading3"/>
+      </w:pPr>
+      <w:r>
+        <w:t>Selected case answer</w:t>
+      </w:r>
+    </w:p>
+    <w:p>
+      <w:pPr>
+        <w:pStyle w:val="Heading3"/>
+      </w:pPr>
+      <w:r>
+        <w:t>Teacher key · Selected case answer</w:t>
+      </w:r>
+    </w:p>
+    <w:p>
+      <w:pPr>
+        <w:spacing w:line="336" w:lineRule="auto" w:after="180"/>
+        <w:shd w:fill="F1F6FC"/>
+      </w:pPr>
+      <w:r>
+        <w:rPr>
+          <w:b w:val="0"/>
+        </w:rPr>
         <w:t>Teacher explanation: Scores -2, 0, 2 give classes 0, 1, 1. Boundary -u + 2v - 2 = 0 gives v = u/2 + 1. With b = 0, [2, 1] scores 0 and class 1. The score rose 2 and the boundary moved to v = u/2.</w:t>
       </w:r>
     </w:p>
@@ -1961,67 +3239,257 @@
       </w:tr>
     </w:tbl>
     <w:p>
-      <w:r>
-        <w:t>Record each dimension as not yet, with support, or independent. Accept a valid alternative procedure with a defensible trace. Do not penalise an honestly recorded model failure if the learner correctly explains its evidence and limits.</w:t>
+      <w:pPr>
+        <w:pStyle w:val="Heading3"/>
+      </w:pPr>
+      <w:r>
+        <w:t>Teacher key · Selected case answer</w:t>
       </w:r>
     </w:p>
     <w:p>
       <w:pPr>
-        <w:pStyle w:val="Heading3"/>
-      </w:pPr>
-      <w:r>
-        <w:t>Feedback that the learner uses</w:t>
+        <w:spacing w:line="336" w:lineRule="auto" w:after="180"/>
+        <w:shd w:fill="F1F6FC"/>
+      </w:pPr>
+      <w:r>
+        <w:rPr>
+          <w:b w:val="0"/>
+        </w:rPr>
+        <w:t>Record each dimension as not yet, with support, or independent. Accept a valid alternative procedure with a defensible trace.</w:t>
       </w:r>
     </w:p>
     <w:p>
-      <w:r>
-        <w:t>Name the earliest unsupported step and give one action to repair it. Have the learner make that repair now and explain why. Then assess the relevant skill on a fresh, fully specified case. Confirm it was not previously practised with feedback; solve and check the new case before assigning it. A follow-up design prompt is a starting brief, not automatically an equivalent test.</w:t>
+      <w:pPr>
+        <w:spacing w:line="336" w:lineRule="auto" w:after="180"/>
+        <w:shd w:fill="F1F6FC"/>
+      </w:pPr>
+      <w:r>
+        <w:rPr>
+          <w:b w:val="0"/>
+        </w:rPr>
+        <w:t xml:space="preserve">Do not penalise an honestly recorded model failure if the learner correctly explains its </w:t>
+      </w:r>
+      <w:r>
+        <w:rPr>
+          <w:b/>
+        </w:rPr>
+        <w:t>evidence</w:t>
+      </w:r>
+      <w:r>
+        <w:rPr>
+          <w:b w:val="0"/>
+        </w:rPr>
+        <w:t xml:space="preserve"> and limits.</w:t>
       </w:r>
     </w:p>
     <w:p>
       <w:pPr>
-        <w:pStyle w:val="Heading1"/>
-      </w:pPr>
-      <w:r>
-        <w:t>06. Connect the project, support and next lesson</w:t>
+        <w:pStyle w:val="Heading3"/>
+      </w:pPr>
+      <w:r>
+        <w:t>Feedback that the learner uses</w:t>
       </w:r>
     </w:p>
     <w:p>
-      <w:r>
-        <w:t>Add a labelled bias terms and decision boundaries evidence sheet to Image-pattern Network Investigation. Show how you can calculate a weighted score with a bias term. Use the supplied fictional case and keep its inputs, intermediate steps, calculation or prediction, and limitation. Connect this record to last week’s record; a matching answer without a trace is insufficient.</w:t>
+      <w:pPr>
+        <w:spacing w:line="336" w:lineRule="auto" w:after="180"/>
+      </w:pPr>
+      <w:r>
+        <w:rPr>
+          <w:b w:val="0"/>
+        </w:rPr>
+        <w:t>Name the earliest unsupported step and give one action to repair it. Have the learner make that repair now and explain why. Then assess the relevant skill on a fresh, fully specified case.</w:t>
       </w:r>
     </w:p>
     <w:p>
-      <w:r>
-        <w:t>Provide graph paper and a partially labelled contribution table. If rearranging equations is difficult, find three zero-score points by substitution first. Extension: multiply all weights and b by positive 2 and explain why scores double while classifications under &gt;= 0 stay the same.</w:t>
+      <w:pPr>
+        <w:spacing w:line="336" w:lineRule="auto" w:after="180"/>
+      </w:pPr>
+      <w:r>
+        <w:rPr>
+          <w:b w:val="0"/>
+        </w:rPr>
+        <w:t>Confirm it was not previously practised with feedback; solve and check the new case before assigning it. A follow-up design prompt is a starting brief, not automatically an equivalent test.</w:t>
       </w:r>
     </w:p>
     <w:p>
-      <w:r>
-        <w:t>Week 4 compares identity, ReLU and sigmoid transforms of the score.</w:t>
+      <w:pPr>
+        <w:pStyle w:val="Heading1"/>
+      </w:pPr>
+      <w:r>
+        <w:t>06. Connect the project, support and next lesson</w:t>
       </w:r>
     </w:p>
     <w:p>
       <w:r>
-        <w:t>Retain the project ledger and assess a changed case after support. Check the relevant prerequisite before carrying this component forward.</w:t>
+        <w:t>Connect Bias terms and decision boundaries to Image-pattern Network Investigation, adapt support and plan a later changed-case check.</w:t>
       </w:r>
     </w:p>
     <w:p>
       <w:pPr>
-        <w:pStyle w:val="Heading3"/>
-      </w:pPr>
-      <w:r>
-        <w:t>Plan the delayed return</w:t>
+        <w:spacing w:line="336" w:lineRule="auto" w:after="180"/>
+      </w:pPr>
+      <w:r>
+        <w:rPr>
+          <w:b w:val="0"/>
+        </w:rPr>
+        <w:t xml:space="preserve">Add a labelled </w:t>
+      </w:r>
+      <w:r>
+        <w:rPr>
+          <w:b/>
+        </w:rPr>
+        <w:t>bias term</w:t>
+      </w:r>
+      <w:r>
+        <w:rPr>
+          <w:b w:val="0"/>
+        </w:rPr>
+        <w:t xml:space="preserve">s and decision boundaries </w:t>
+      </w:r>
+      <w:r>
+        <w:rPr>
+          <w:b/>
+        </w:rPr>
+        <w:t>evidence</w:t>
+      </w:r>
+      <w:r>
+        <w:rPr>
+          <w:b w:val="0"/>
+        </w:rPr>
+        <w:t xml:space="preserve"> sheet to Image-pattern Network Investigation. Show how you can calculate a weighted score with a </w:t>
+      </w:r>
+      <w:r>
+        <w:rPr>
+          <w:b/>
+        </w:rPr>
+        <w:t>bias term</w:t>
+      </w:r>
+      <w:r>
+        <w:rPr>
+          <w:b w:val="0"/>
+        </w:rPr>
+        <w:t>.</w:t>
       </w:r>
     </w:p>
     <w:p>
-      <w:r>
-        <w:t>Suggested return points in this level: ai-5/4, ai-5/6, ai-5/9. Use actual classroom dates, adjusting for holidays and gaps. One, three and six teaching weeks are scheduling choices, not a claimed optimal spacing.</w:t>
+      <w:pPr>
+        <w:spacing w:line="336" w:lineRule="auto" w:after="180"/>
+      </w:pPr>
+      <w:r>
+        <w:rPr>
+          <w:b w:val="0"/>
+        </w:rPr>
+        <w:t xml:space="preserve">Use the supplied fictional case and keep its </w:t>
+      </w:r>
+      <w:r>
+        <w:rPr>
+          <w:b/>
+        </w:rPr>
+        <w:t>input</w:t>
+      </w:r>
+      <w:r>
+        <w:rPr>
+          <w:b w:val="0"/>
+        </w:rPr>
+        <w:t xml:space="preserve">s, intermediate steps, calculation or </w:t>
+      </w:r>
+      <w:r>
+        <w:rPr>
+          <w:b/>
+        </w:rPr>
+        <w:t>prediction</w:t>
+      </w:r>
+      <w:r>
+        <w:rPr>
+          <w:b w:val="0"/>
+        </w:rPr>
+        <w:t>, and limitation. Connect this record to last week’s record; a matching answer without a trace is insufficient.</w:t>
       </w:r>
     </w:p>
     <w:p>
-      <w:r>
-        <w:t>At a delayed check, ask for the idea from memory and a changed application. Compare with the earlier independent response and record support used. For a new level, revisit the previous capstone before checking the new prerequisites.</w:t>
+      <w:pPr>
+        <w:spacing w:line="336" w:lineRule="auto" w:after="180"/>
+      </w:pPr>
+      <w:r>
+        <w:rPr>
+          <w:b w:val="0"/>
+        </w:rPr>
+        <w:t>Provide graph paper and a partially labelled contribution table. If rearranging equations is difficult, find three zero-score points by substitution first.</w:t>
+      </w:r>
+    </w:p>
+    <w:p>
+      <w:pPr>
+        <w:spacing w:line="336" w:lineRule="auto" w:after="180"/>
+      </w:pPr>
+      <w:r>
+        <w:rPr>
+          <w:b w:val="0"/>
+        </w:rPr>
+        <w:t>Extension: multiply all weights and b by positive 2 and explain why scores double while classifications under &gt;= 0 stay the same.</w:t>
+      </w:r>
+    </w:p>
+    <w:p>
+      <w:pPr>
+        <w:spacing w:line="336" w:lineRule="auto" w:after="180"/>
+      </w:pPr>
+      <w:r>
+        <w:rPr>
+          <w:b w:val="0"/>
+        </w:rPr>
+        <w:t>Week 4 compares identity, ReLU and sigmoid transforms of the score.</w:t>
+      </w:r>
+    </w:p>
+    <w:p>
+      <w:pPr>
+        <w:spacing w:line="336" w:lineRule="auto" w:after="180"/>
+      </w:pPr>
+      <w:r>
+        <w:rPr>
+          <w:b w:val="0"/>
+        </w:rPr>
+        <w:t>Retain the project ledger and assess a changed case after support. Check the relevant prerequisite before carrying this component forward.</w:t>
+      </w:r>
+    </w:p>
+    <w:p>
+      <w:pPr>
+        <w:pStyle w:val="Heading3"/>
+      </w:pPr>
+      <w:r>
+        <w:t>Plan the delayed return</w:t>
+      </w:r>
+    </w:p>
+    <w:p>
+      <w:pPr>
+        <w:spacing w:line="336" w:lineRule="auto" w:after="180"/>
+      </w:pPr>
+      <w:r>
+        <w:rPr>
+          <w:b w:val="0"/>
+        </w:rPr>
+        <w:t>Suggested return points in this level: ai-5/4, ai-5/6, ai-5/9. Use actual classroom dates, adjusting for holidays and gaps. One, three and six teaching weeks are scheduling choices, not a claimed optimal spacing.</w:t>
+      </w:r>
+    </w:p>
+    <w:p>
+      <w:pPr>
+        <w:spacing w:line="336" w:lineRule="auto" w:after="180"/>
+      </w:pPr>
+      <w:r>
+        <w:rPr>
+          <w:b w:val="0"/>
+        </w:rPr>
+        <w:t>At a delayed check, ask for the idea from memory and a changed application. Compare with the earlier independent response and record support used.</w:t>
+      </w:r>
+    </w:p>
+    <w:p>
+      <w:pPr>
+        <w:spacing w:line="336" w:lineRule="auto" w:after="180"/>
+      </w:pPr>
+      <w:r>
+        <w:rPr>
+          <w:b w:val="0"/>
+        </w:rPr>
+        <w:t>For a new level, revisit the previous capstone before checking the new prerequisites.</w:t>
       </w:r>
     </w:p>
     <w:tbl>
@@ -2181,8 +3649,26 @@
       </w:tr>
     </w:tbl>
     <w:p>
-      <w:r>
-        <w:t>Use the evidence to choose reteaching or the next step. A completed page, confidence rating or attractive project does not by itself demonstrate understanding.</w:t>
+      <w:pPr>
+        <w:spacing w:line="336" w:lineRule="auto" w:after="180"/>
+      </w:pPr>
+      <w:r>
+        <w:rPr>
+          <w:b w:val="0"/>
+        </w:rPr>
+        <w:t xml:space="preserve">Use the </w:t>
+      </w:r>
+      <w:r>
+        <w:rPr>
+          <w:b/>
+        </w:rPr>
+        <w:t>evidence</w:t>
+      </w:r>
+      <w:r>
+        <w:rPr>
+          <w:b w:val="0"/>
+        </w:rPr>
+        <w:t xml:space="preserve"> to choose reteaching or the next step. A completed page, confidence rating or attractive project does not by itself demonstrate understanding.</w:t>
       </w:r>
     </w:p>
     <w:p>
@@ -2194,26 +3680,99 @@
       </w:r>
     </w:p>
     <w:p>
-      <w:r>
-        <w:t>For your Image-pattern Network Investigation, save the input, procedure, observed result and limitation of this check. Label this worked example as practice; use a different, previously unreviewed case when checking independent understanding.</w:t>
+      <w:pPr>
+        <w:spacing w:line="336" w:lineRule="auto" w:after="180"/>
+      </w:pPr>
+      <w:r>
+        <w:rPr>
+          <w:b w:val="0"/>
+        </w:rPr>
+        <w:t xml:space="preserve">For your Image-pattern Network Investigation, save the </w:t>
+      </w:r>
+      <w:r>
+        <w:rPr>
+          <w:b/>
+        </w:rPr>
+        <w:t>input</w:t>
+      </w:r>
+      <w:r>
+        <w:rPr>
+          <w:b w:val="0"/>
+        </w:rPr>
+        <w:t>, procedure, observed result and limitation of this check.</w:t>
       </w:r>
     </w:p>
     <w:p>
       <w:pPr>
-        <w:pStyle w:val="Heading1"/>
-      </w:pPr>
-      <w:r>
-        <w:t>07. Prepare, teach and assess</w:t>
+        <w:spacing w:line="336" w:lineRule="auto" w:after="180"/>
+      </w:pPr>
+      <w:r>
+        <w:rPr>
+          <w:b w:val="0"/>
+        </w:rPr>
+        <w:t>Label this worked example as practice; use a different, previously unreviewed case when checking independent understanding.</w:t>
       </w:r>
     </w:p>
     <w:p>
-      <w:r>
-        <w:t>Teaching target: Calculate a weighted score with a bias term</w:t>
+      <w:pPr>
+        <w:pStyle w:val="Heading1"/>
+      </w:pPr>
+      <w:r>
+        <w:t>07. Prepare, teach and assess</w:t>
       </w:r>
     </w:p>
     <w:p>
       <w:r>
-        <w:t>Prepare the labelled worked-case picture, the matching workbook, fictional input cards and a place for individual responses. Check a local Python 3 environment before class; have a paper-trace version ready.</w:t>
+        <w:t>Use this preparation summary alongside the detailed Bias terms and decision boundaries lesson; it is a checklist rather than a replacement for the full sequence.</w:t>
+      </w:r>
+    </w:p>
+    <w:p>
+      <w:pPr>
+        <w:pStyle w:val="Heading3"/>
+      </w:pPr>
+      <w:r>
+        <w:t>Teaching target</w:t>
+      </w:r>
+    </w:p>
+    <w:p>
+      <w:pPr>
+        <w:spacing w:line="336" w:lineRule="auto" w:after="180"/>
+        <w:shd w:fill="EDF7F3"/>
+      </w:pPr>
+      <w:r>
+        <w:rPr>
+          <w:b w:val="0"/>
+        </w:rPr>
+        <w:t xml:space="preserve">Teaching target: Calculate a weighted score with a </w:t>
+      </w:r>
+      <w:r>
+        <w:rPr>
+          <w:b/>
+        </w:rPr>
+        <w:t>bias term</w:t>
+      </w:r>
+    </w:p>
+    <w:p>
+      <w:pPr>
+        <w:spacing w:line="336" w:lineRule="auto" w:after="180"/>
+      </w:pPr>
+      <w:r>
+        <w:rPr>
+          <w:b w:val="0"/>
+        </w:rPr>
+        <w:t xml:space="preserve">Prepare the labelled worked-case picture, the matching workbook, fictional </w:t>
+      </w:r>
+      <w:r>
+        <w:rPr>
+          <w:b/>
+        </w:rPr>
+        <w:t>input</w:t>
+      </w:r>
+      <w:r>
+        <w:rPr>
+          <w:b w:val="0"/>
+        </w:rPr>
+        <w:t xml:space="preserve"> cards and a place for individual responses. Check a local Python 3 environment before class; have a paper-trace version ready.</w:t>
       </w:r>
     </w:p>
     <w:tbl>
@@ -2360,37 +3919,183 @@
       </w:tr>
     </w:tbl>
     <w:p>
-      <w:r>
+      <w:pPr>
+        <w:spacing w:line="336" w:lineRule="auto" w:after="180"/>
+      </w:pPr>
+      <w:r>
+        <w:rPr>
+          <w:b w:val="0"/>
+        </w:rPr>
         <w:t>Before class, solve the supported practice: For the worked model, find boundary points at width 2 and width 4. Test [4, 4] and [4, 6] to identify the class on each side.</w:t>
       </w:r>
     </w:p>
     <w:p>
-      <w:r>
-        <w:t>Reasoned practice answer: Teacher explanation: Boundary points (2, 1) and (4, 5). [4, 4] has z = 1 and class 1; [4, 6] has z = -1 and class 0. With height vertical, class 1 is on or below the line.</w:t>
+      <w:pPr>
+        <w:pStyle w:val="Heading3"/>
+      </w:pPr>
+      <w:r>
+        <w:t>Supported practice answer</w:t>
       </w:r>
     </w:p>
     <w:p>
-      <w:r>
-        <w:t>Check every learner before discussion: Use the worked case for Bias terms and decision boundaries. Proposed explanation: “Add bias to each contribution”. Decide whether this explanation is supported. Point to the step or supplied fact that decides; explain your repair if needed.</w:t>
+      <w:pPr>
+        <w:spacing w:line="336" w:lineRule="auto" w:after="180"/>
+        <w:shd w:fill="F1F6FC"/>
+      </w:pPr>
+      <w:r>
+        <w:rPr>
+          <w:b w:val="0"/>
+        </w:rPr>
+        <w:t>Reasoned practice answer: Teacher explanation: Boundary points (2, 1) and (4, 5). [4, 4] has z = 1 and class 1; [4, 6] has z = -1 and class 0. With height vertical, class 1 is on or below the line.</w:t>
       </w:r>
     </w:p>
     <w:p>
-      <w:r>
-        <w:t>Misconception repair: Compute the dot product, then add one b. Adding b twice implements a different formula.</w:t>
+      <w:pPr>
+        <w:spacing w:line="336" w:lineRule="auto" w:after="180"/>
+      </w:pPr>
+      <w:r>
+        <w:rPr>
+          <w:b w:val="0"/>
+        </w:rPr>
+        <w:t xml:space="preserve">Check every learner before discussion: Use the worked case for </w:t>
+      </w:r>
+      <w:r>
+        <w:rPr>
+          <w:b/>
+        </w:rPr>
+        <w:t>Bias term</w:t>
+      </w:r>
+      <w:r>
+        <w:rPr>
+          <w:b w:val="0"/>
+        </w:rPr>
+        <w:t>s and decision boundaries. Proposed explanation: “Add bias to each contribution”. Decide whether this explanation is supported.</w:t>
       </w:r>
     </w:p>
     <w:p>
-      <w:r>
-        <w:t>Support: read the exact case aloud, enlarge the labelled picture, supply input cards and model only the first deciding step. Accept a spoken explanation or drawing; retain the reasoning goal.</w:t>
+      <w:pPr>
+        <w:spacing w:line="336" w:lineRule="auto" w:after="180"/>
+      </w:pPr>
+      <w:r>
+        <w:rPr>
+          <w:b w:val="0"/>
+        </w:rPr>
+        <w:t>Point to the step or supplied fact that decides; explain your repair if needed.</w:t>
       </w:r>
     </w:p>
     <w:p>
-      <w:r>
-        <w:t>Extension: Change bias from-3 to-1. Require a prediction and a reason before comparing. Expected result: A score becomes2 and B score 0; both predict class 1. Reason: Increasing bias by2 adds2 to every score without changing the weights.</w:t>
+      <w:pPr>
+        <w:pStyle w:val="Heading3"/>
+      </w:pPr>
+      <w:r>
+        <w:t>Repair the misconception</w:t>
       </w:r>
     </w:p>
     <w:p>
-      <w:r>
+      <w:pPr>
+        <w:spacing w:line="336" w:lineRule="auto" w:after="180"/>
+        <w:shd w:fill="FFF5E6"/>
+      </w:pPr>
+      <w:r>
+        <w:rPr>
+          <w:b w:val="0"/>
+        </w:rPr>
+        <w:t>Misconception repair: Compute the dot product, then add one b. Adding b twice implements a different formula.</w:t>
+      </w:r>
+    </w:p>
+    <w:p>
+      <w:pPr>
+        <w:pStyle w:val="Heading3"/>
+      </w:pPr>
+      <w:r>
+        <w:t>Support without giving away the answer</w:t>
+      </w:r>
+    </w:p>
+    <w:p>
+      <w:pPr>
+        <w:spacing w:line="336" w:lineRule="auto" w:after="180"/>
+        <w:shd w:fill="F1F6F8"/>
+      </w:pPr>
+      <w:r>
+        <w:rPr>
+          <w:b w:val="0"/>
+        </w:rPr>
+        <w:t xml:space="preserve">Support: read the exact case aloud, enlarge the labelled picture, supply </w:t>
+      </w:r>
+      <w:r>
+        <w:rPr>
+          <w:b/>
+        </w:rPr>
+        <w:t>input</w:t>
+      </w:r>
+      <w:r>
+        <w:rPr>
+          <w:b w:val="0"/>
+        </w:rPr>
+        <w:t xml:space="preserve"> cards and model only the first deciding step. Accept a spoken explanation or drawing; retain the reasoning goal.</w:t>
+      </w:r>
+    </w:p>
+    <w:p>
+      <w:pPr>
+        <w:pStyle w:val="Heading3"/>
+      </w:pPr>
+      <w:r>
+        <w:t>Extend the reasoning</w:t>
+      </w:r>
+    </w:p>
+    <w:p>
+      <w:pPr>
+        <w:spacing w:line="336" w:lineRule="auto" w:after="180"/>
+        <w:shd w:fill="F5F1FB"/>
+      </w:pPr>
+      <w:r>
+        <w:rPr>
+          <w:b w:val="0"/>
+        </w:rPr>
+        <w:t xml:space="preserve">Extension: Change bias from-3 to-1. Require a </w:t>
+      </w:r>
+      <w:r>
+        <w:rPr>
+          <w:b/>
+        </w:rPr>
+        <w:t>prediction</w:t>
+      </w:r>
+      <w:r>
+        <w:rPr>
+          <w:b w:val="0"/>
+        </w:rPr>
+        <w:t xml:space="preserve"> and a reason before comparing. Expected result: A score becomes2 and B score 0; both predict class 1.</w:t>
+      </w:r>
+    </w:p>
+    <w:p>
+      <w:pPr>
+        <w:spacing w:line="336" w:lineRule="auto" w:after="180"/>
+        <w:shd w:fill="F5F1FB"/>
+      </w:pPr>
+      <w:r>
+        <w:rPr>
+          <w:b w:val="0"/>
+        </w:rPr>
+        <w:t>Reason: Increasing bias by2 adds2 to every score without changing the weights.</w:t>
+      </w:r>
+    </w:p>
+    <w:p>
+      <w:pPr>
+        <w:pStyle w:val="Heading3"/>
+      </w:pPr>
+      <w:r>
+        <w:t>Protect the independent attempt</w:t>
+      </w:r>
+    </w:p>
+    <w:p>
+      <w:pPr>
+        <w:spacing w:line="336" w:lineRule="auto" w:after="180"/>
+        <w:shd w:fill="FFF5E6"/>
+      </w:pPr>
+      <w:r>
+        <w:rPr>
+          <w:b w:val="0"/>
+        </w:rPr>
         <w:t>Independent assessment: withhold the reserved answer until the learner has attempted the new case. Record support separately from correctness.</w:t>
       </w:r>
     </w:p>
@@ -2579,46 +4284,1032 @@
       </w:tr>
     </w:tbl>
     <w:p>
-      <w:r>
-        <w:t>Project checkpoint: Frame the need. Name the user, the problem, allowed inputs and a safe simple starting method.</w:t>
+      <w:pPr>
+        <w:pStyle w:val="Heading3"/>
+      </w:pPr>
+      <w:r>
+        <w:t>Project checkpoint</w:t>
       </w:r>
     </w:p>
     <w:p>
-      <w:r>
-        <w:t>Use the weekly teacher answer for topic-specific reasoning. A saved progress tick is an activity record; judge mastery from the learner’s explanation and evidence.</w:t>
+      <w:pPr>
+        <w:spacing w:line="336" w:lineRule="auto" w:after="180"/>
+        <w:shd w:fill="EDF7F3"/>
+      </w:pPr>
+      <w:r>
+        <w:rPr>
+          <w:b w:val="0"/>
+        </w:rPr>
+        <w:t xml:space="preserve">Project checkpoint: Frame the need. Name the user, the problem, allowed </w:t>
+      </w:r>
+      <w:r>
+        <w:rPr>
+          <w:b/>
+        </w:rPr>
+        <w:t>input</w:t>
+      </w:r>
+      <w:r>
+        <w:rPr>
+          <w:b w:val="0"/>
+        </w:rPr>
+        <w:t>s and a safe simple starting method.</w:t>
       </w:r>
     </w:p>
     <w:p>
       <w:pPr>
-        <w:pStyle w:val="Heading1"/>
-      </w:pPr>
-      <w:r>
-        <w:t>08. Use feedback, labs and repair paths</w:t>
+        <w:spacing w:line="336" w:lineRule="auto" w:after="180"/>
+      </w:pPr>
+      <w:r>
+        <w:rPr>
+          <w:b w:val="0"/>
+        </w:rPr>
+        <w:t xml:space="preserve">Use the weekly teacher answer for topic-specific reasoning. A saved progress tick is an activity record; judge mastery from the learner’s explanation and </w:t>
+      </w:r>
+      <w:r>
+        <w:rPr>
+          <w:b/>
+        </w:rPr>
+        <w:t>evidence</w:t>
+      </w:r>
+      <w:r>
+        <w:rPr>
+          <w:b w:val="0"/>
+        </w:rPr>
+        <w:t>.</w:t>
       </w:r>
     </w:p>
     <w:p>
-      <w:r>
-        <w:t>Use the two formative questions as supported practice, not as independent mastery scores. Discuss the deciding evidence rather than accepting a guessed selection.</w:t>
+      <w:pPr>
+        <w:pStyle w:val="Heading1"/>
+      </w:pPr>
+      <w:r>
+        <w:t>08. Use feedback, labs and repair paths</w:t>
       </w:r>
     </w:p>
     <w:p>
       <w:r>
-        <w:t>The feedback comes from the reviewed public worked case. Do not reveal the separately reserved independent teacher answer until the learner has attempted that case.</w:t>
+        <w:t>Use feedback, earlier review and portfolios purposefully. Apply the coding routine only when this lesson has an executable lab.</w:t>
       </w:r>
     </w:p>
     <w:p>
-      <w:r>
-        <w:t>Ask students to predict before running code. Preserve errors and actual outputs; collect a changed test and an explanation. The branch-boundary and indexing lessons deliberately include failure cases.</w:t>
+      <w:pPr>
+        <w:spacing w:line="336" w:lineRule="auto" w:after="180"/>
+      </w:pPr>
+      <w:r>
+        <w:rPr>
+          <w:b w:val="0"/>
+        </w:rPr>
+        <w:t xml:space="preserve">Use the two formative questions as supported practice, not as independent mastery scores. Discuss the deciding </w:t>
+      </w:r>
+      <w:r>
+        <w:rPr>
+          <w:b/>
+        </w:rPr>
+        <w:t>evidence</w:t>
+      </w:r>
+      <w:r>
+        <w:rPr>
+          <w:b w:val="0"/>
+        </w:rPr>
+        <w:t xml:space="preserve"> rather than accepting a guessed selection.</w:t>
       </w:r>
     </w:p>
     <w:p>
-      <w:r>
-        <w:t>Use the earlier worked-explanation links to address a specific missing building block, then return to the current question. Adapt this suggestion after observing the learner; it is not an automatic diagnosis.</w:t>
+      <w:pPr>
+        <w:spacing w:line="336" w:lineRule="auto" w:after="180"/>
+      </w:pPr>
+      <w:r>
+        <w:rPr>
+          <w:b w:val="0"/>
+        </w:rPr>
+        <w:t>The feedback comes from the reviewed public worked case. Do not reveal the separately reserved independent teacher answer until the learner has attempted that case.</w:t>
       </w:r>
     </w:p>
     <w:p>
-      <w:r>
-        <w:t>Collect the completed-work portfolio as evidence. Record support separately from correctness, and assess explanation, trace/test and limitations. Progress ticks and quiz selections alone do not establish mastery.</w:t>
+      <w:pPr>
+        <w:spacing w:line="336" w:lineRule="auto" w:after="180"/>
+      </w:pPr>
+      <w:r>
+        <w:rPr>
+          <w:b w:val="0"/>
+        </w:rPr>
+        <w:t xml:space="preserve">Ask students to predict before running code. Preserve errors and actual </w:t>
+      </w:r>
+      <w:r>
+        <w:rPr>
+          <w:b/>
+        </w:rPr>
+        <w:t>output</w:t>
+      </w:r>
+      <w:r>
+        <w:rPr>
+          <w:b w:val="0"/>
+        </w:rPr>
+        <w:t>s; collect a changed test and an explanation. The branch-boundary and indexing lessons deliberately include failure cases.</w:t>
+      </w:r>
+    </w:p>
+    <w:p>
+      <w:pPr>
+        <w:spacing w:line="336" w:lineRule="auto" w:after="180"/>
+      </w:pPr>
+      <w:r>
+        <w:rPr>
+          <w:b w:val="0"/>
+        </w:rPr>
+        <w:t>Use the earlier worked-explanation links to address a specific missing building block, then return to the current question. Adapt this suggestion after observing the learner; it is not an automatic diagnosis.</w:t>
+      </w:r>
+    </w:p>
+    <w:p>
+      <w:pPr>
+        <w:spacing w:line="336" w:lineRule="auto" w:after="180"/>
+      </w:pPr>
+      <w:r>
+        <w:rPr>
+          <w:b w:val="0"/>
+        </w:rPr>
+        <w:t xml:space="preserve">Collect the completed-work portfolio as </w:t>
+      </w:r>
+      <w:r>
+        <w:rPr>
+          <w:b/>
+        </w:rPr>
+        <w:t>evidence</w:t>
+      </w:r>
+      <w:r>
+        <w:rPr>
+          <w:b w:val="0"/>
+        </w:rPr>
+        <w:t>. Record support separately from correctness, and assess explanation, trace/test and limitations. Progress ticks and quiz selections alone do not establish mastery.</w:t>
+      </w:r>
+    </w:p>
+    <w:p>
+      <w:pPr>
+        <w:pStyle w:val="Heading1"/>
+      </w:pPr>
+      <w:r>
+        <w:t>09. Visual concept journey</w:t>
+      </w:r>
+    </w:p>
+    <w:p>
+      <w:r>
+        <w:t>Show one Bias terms and decision boundaries graphic at a time, request a prediction and discuss its trace before the independent assessment.</w:t>
+      </w:r>
+    </w:p>
+    <w:p>
+      <w:pPr>
+        <w:spacing w:line="336" w:lineRule="auto" w:after="180"/>
+      </w:pPr>
+      <w:r>
+        <w:rPr>
+          <w:b w:val="0"/>
+        </w:rPr>
+        <w:t xml:space="preserve">Use one picture at a time. Hide a worked result before asking for a </w:t>
+      </w:r>
+      <w:r>
+        <w:rPr>
+          <w:b/>
+        </w:rPr>
+        <w:t>prediction</w:t>
+      </w:r>
+      <w:r>
+        <w:rPr>
+          <w:b w:val="0"/>
+        </w:rPr>
+        <w:t>, then reveal it for feedback. These are supported teaching cases; retain the separate independent assessment for a fresh first attempt.</w:t>
+      </w:r>
+    </w:p>
+    <w:p>
+      <w:pPr>
+        <w:pStyle w:val="Heading3"/>
+      </w:pPr>
+      <w:r>
+        <w:t>01. Bias terms and decision boundaries: the case</w:t>
+      </w:r>
+    </w:p>
+    <w:p>
+      <w:r>
+        <w:drawing>
+          <wp:inline xmlns:a="http://schemas.openxmlformats.org/drawingml/2006/main" xmlns:pic="http://schemas.openxmlformats.org/drawingml/2006/picture">
+            <wp:extent cx="5486400" cy="2990088"/>
+            <wp:docPr id="3" name="Picture 3" descr="Move a toy boundary with a bias while keeping its input weights fixed. Supplied facts: Score z=2u-v-3; predict class 1 when z&gt;=0. InputsA=[2, 1], B=[1, 1]. All inputs and outcomes in this worked example are invented classroom data; no real model run is claimed."/>
+            <wp:cNvGraphicFramePr>
+              <a:graphicFrameLocks noChangeAspect="1"/>
+            </wp:cNvGraphicFramePr>
+            <a:graphic>
+              <a:graphicData uri="http://schemas.openxmlformats.org/drawingml/2006/picture">
+                <pic:pic>
+                  <pic:nvPicPr>
+                    <pic:cNvPr id="0" name="academy-story-ai-5-3-01.png"/>
+                    <pic:cNvPicPr/>
+                  </pic:nvPicPr>
+                  <pic:blipFill>
+                    <a:blip r:embed="rId11"/>
+                    <a:stretch>
+                      <a:fillRect/>
+                    </a:stretch>
+                  </pic:blipFill>
+                  <pic:spPr>
+                    <a:xfrm>
+                      <a:off x="0" y="0"/>
+                      <a:ext cx="5486400" cy="2990088"/>
+                    </a:xfrm>
+                    <a:prstGeom prst="rect"/>
+                  </pic:spPr>
+                </pic:pic>
+              </a:graphicData>
+            </a:graphic>
+          </wp:inline>
+        </w:drawing>
+      </w:r>
+    </w:p>
+    <w:p>
+      <w:pPr>
+        <w:spacing w:line="336" w:lineRule="auto" w:after="180"/>
+      </w:pPr>
+      <w:r>
+        <w:rPr>
+          <w:b w:val="0"/>
+        </w:rPr>
+        <w:t xml:space="preserve">Move a toy boundary with a bias while keeping its </w:t>
+      </w:r>
+      <w:r>
+        <w:rPr>
+          <w:b/>
+        </w:rPr>
+        <w:t>input</w:t>
+      </w:r>
+      <w:r>
+        <w:rPr>
+          <w:b w:val="0"/>
+        </w:rPr>
+        <w:t xml:space="preserve"> weights fixed. Supplied facts: Score z=2u-v-3; predict class 1 when z&gt;=0. </w:t>
+      </w:r>
+      <w:r>
+        <w:rPr>
+          <w:b/>
+        </w:rPr>
+        <w:t>Input</w:t>
+      </w:r>
+      <w:r>
+        <w:rPr>
+          <w:b w:val="0"/>
+        </w:rPr>
+        <w:t>sA=[2, 1], B=[1, 1].</w:t>
+      </w:r>
+    </w:p>
+    <w:p>
+      <w:pPr>
+        <w:spacing w:line="336" w:lineRule="auto" w:after="180"/>
+      </w:pPr>
+      <w:r>
+        <w:rPr>
+          <w:b w:val="0"/>
+        </w:rPr>
+        <w:t xml:space="preserve">All </w:t>
+      </w:r>
+      <w:r>
+        <w:rPr>
+          <w:b/>
+        </w:rPr>
+        <w:t>input</w:t>
+      </w:r>
+      <w:r>
+        <w:rPr>
+          <w:b w:val="0"/>
+        </w:rPr>
+        <w:t>s and outcomes in this worked example are invented classroom data; no real model run is claimed.</w:t>
+      </w:r>
+    </w:p>
+    <w:p>
+      <w:pPr>
+        <w:spacing w:line="336" w:lineRule="auto" w:after="180"/>
+        <w:shd w:fill="F5F1FB"/>
+      </w:pPr>
+      <w:r>
+        <w:rPr>
+          <w:b w:val="0"/>
+        </w:rPr>
+        <w:t>Point to the given fact that matters most. Explain why it matters.</w:t>
+      </w:r>
+    </w:p>
+    <w:p>
+      <w:pPr>
+        <w:pStyle w:val="Heading3"/>
+      </w:pPr>
+      <w:r>
+        <w:t>Discuss while showing the picture</w:t>
+      </w:r>
+    </w:p>
+    <w:p>
+      <w:pPr>
+        <w:spacing w:line="336" w:lineRule="auto" w:after="180"/>
+        <w:shd w:fill="F1F6F8"/>
+      </w:pPr>
+      <w:r>
+        <w:rPr>
+          <w:b w:val="0"/>
+        </w:rPr>
+        <w:t>Teacher prompt: Point to the given fact that matters most. Explain why it matters. Ask learners to describe one label or arrow in ordinary words. Use the adjacent transcript if the image is difficult to see.</w:t>
+      </w:r>
+    </w:p>
+    <w:p>
+      <w:pPr>
+        <w:pStyle w:val="Heading3"/>
+      </w:pPr>
+      <w:r>
+        <w:t>02. Follow the deciding steps</w:t>
+      </w:r>
+    </w:p>
+    <w:p>
+      <w:r>
+        <w:drawing>
+          <wp:inline xmlns:a="http://schemas.openxmlformats.org/drawingml/2006/main" xmlns:pic="http://schemas.openxmlformats.org/drawingml/2006/picture">
+            <wp:extent cx="5486400" cy="3182112"/>
+            <wp:docPr id="4" name="Picture 4" descr="Trace input A: A score=4-1-3=0, so class 1 at the declared inclusive boundary. → Trace input B: B score=2-1-3=-2, so class 0. → Read boundary: The boundary is v=2u-3; the bias sets its position."/>
+            <wp:cNvGraphicFramePr>
+              <a:graphicFrameLocks noChangeAspect="1"/>
+            </wp:cNvGraphicFramePr>
+            <a:graphic>
+              <a:graphicData uri="http://schemas.openxmlformats.org/drawingml/2006/picture">
+                <pic:pic>
+                  <pic:nvPicPr>
+                    <pic:cNvPr id="0" name="academy-story-ai-5-3-02.png"/>
+                    <pic:cNvPicPr/>
+                  </pic:nvPicPr>
+                  <pic:blipFill>
+                    <a:blip r:embed="rId12"/>
+                    <a:stretch>
+                      <a:fillRect/>
+                    </a:stretch>
+                  </pic:blipFill>
+                  <pic:spPr>
+                    <a:xfrm>
+                      <a:off x="0" y="0"/>
+                      <a:ext cx="5486400" cy="3182112"/>
+                    </a:xfrm>
+                    <a:prstGeom prst="rect"/>
+                  </pic:spPr>
+                </pic:pic>
+              </a:graphicData>
+            </a:graphic>
+          </wp:inline>
+        </w:drawing>
+      </w:r>
+    </w:p>
+    <w:p>
+      <w:pPr>
+        <w:spacing w:line="336" w:lineRule="auto" w:after="180"/>
+      </w:pPr>
+      <w:r>
+        <w:rPr>
+          <w:b w:val="0"/>
+        </w:rPr>
+        <w:t xml:space="preserve">Trace </w:t>
+      </w:r>
+      <w:r>
+        <w:rPr>
+          <w:b/>
+        </w:rPr>
+        <w:t>input</w:t>
+      </w:r>
+      <w:r>
+        <w:rPr>
+          <w:b w:val="0"/>
+        </w:rPr>
+        <w:t xml:space="preserve"> A: A score=4-1-3=0, so class 1 at the declared inclusive boundary. → Trace </w:t>
+      </w:r>
+      <w:r>
+        <w:rPr>
+          <w:b/>
+        </w:rPr>
+        <w:t>input</w:t>
+      </w:r>
+      <w:r>
+        <w:rPr>
+          <w:b w:val="0"/>
+        </w:rPr>
+        <w:t xml:space="preserve"> B: B score=2-1-3=-2, so class 0. → Read boundary: The boundary is v=2u-3; the bias sets its position.</w:t>
+      </w:r>
+    </w:p>
+    <w:p>
+      <w:pPr>
+        <w:spacing w:line="336" w:lineRule="auto" w:after="180"/>
+        <w:shd w:fill="F5F1FB"/>
+      </w:pPr>
+      <w:r>
+        <w:rPr>
+          <w:b w:val="0"/>
+        </w:rPr>
+        <w:t xml:space="preserve">Point to each numbered stage and explain which recorded </w:t>
+      </w:r>
+      <w:r>
+        <w:rPr>
+          <w:b/>
+        </w:rPr>
+        <w:t>input</w:t>
+      </w:r>
+      <w:r>
+        <w:rPr>
+          <w:b w:val="0"/>
+        </w:rPr>
+        <w:t xml:space="preserve"> it uses.</w:t>
+      </w:r>
+    </w:p>
+    <w:p>
+      <w:pPr>
+        <w:pStyle w:val="Heading3"/>
+      </w:pPr>
+      <w:r>
+        <w:t>Discuss while showing the picture</w:t>
+      </w:r>
+    </w:p>
+    <w:p>
+      <w:pPr>
+        <w:spacing w:line="336" w:lineRule="auto" w:after="180"/>
+        <w:shd w:fill="F1F6F8"/>
+      </w:pPr>
+      <w:r>
+        <w:rPr>
+          <w:b w:val="0"/>
+        </w:rPr>
+        <w:t xml:space="preserve">Teacher prompt: Point to each numbered stage and explain which recorded </w:t>
+      </w:r>
+      <w:r>
+        <w:rPr>
+          <w:b/>
+        </w:rPr>
+        <w:t>input</w:t>
+      </w:r>
+      <w:r>
+        <w:rPr>
+          <w:b w:val="0"/>
+        </w:rPr>
+        <w:t xml:space="preserve"> it uses. Ask learners to describe one label or arrow in ordinary words. Use the adjacent transcript if the image is difficult to see.</w:t>
+      </w:r>
+    </w:p>
+    <w:p>
+      <w:pPr>
+        <w:pStyle w:val="Heading3"/>
+      </w:pPr>
+      <w:r>
+        <w:t>03. Input A reaches the inclusive boundary</w:t>
+      </w:r>
+    </w:p>
+    <w:p>
+      <w:r>
+        <w:drawing>
+          <wp:inline xmlns:a="http://schemas.openxmlformats.org/drawingml/2006/main" xmlns:pic="http://schemas.openxmlformats.org/drawingml/2006/picture">
+            <wp:extent cx="5486400" cy="3224784"/>
+            <wp:docPr id="5" name="Picture 5" descr="Input A reaches the inclusive boundary. Inputs: [2, 1]; weights: [2, -1]; bias: -3; activation: identity; output: 0."/>
+            <wp:cNvGraphicFramePr>
+              <a:graphicFrameLocks noChangeAspect="1"/>
+            </wp:cNvGraphicFramePr>
+            <a:graphic>
+              <a:graphicData uri="http://schemas.openxmlformats.org/drawingml/2006/picture">
+                <pic:pic>
+                  <pic:nvPicPr>
+                    <pic:cNvPr id="0" name="academy-story-ai-5-3-03.png"/>
+                    <pic:cNvPicPr/>
+                  </pic:nvPicPr>
+                  <pic:blipFill>
+                    <a:blip r:embed="rId13"/>
+                    <a:stretch>
+                      <a:fillRect/>
+                    </a:stretch>
+                  </pic:blipFill>
+                  <pic:spPr>
+                    <a:xfrm>
+                      <a:off x="0" y="0"/>
+                      <a:ext cx="5486400" cy="3224784"/>
+                    </a:xfrm>
+                    <a:prstGeom prst="rect"/>
+                  </pic:spPr>
+                </pic:pic>
+              </a:graphicData>
+            </a:graphic>
+          </wp:inline>
+        </w:drawing>
+      </w:r>
+    </w:p>
+    <w:p>
+      <w:pPr>
+        <w:spacing w:line="336" w:lineRule="auto" w:after="180"/>
+      </w:pPr>
+      <w:r>
+        <w:rPr>
+          <w:b/>
+        </w:rPr>
+        <w:t>Input</w:t>
+      </w:r>
+      <w:r>
+        <w:rPr>
+          <w:b w:val="0"/>
+        </w:rPr>
+        <w:t xml:space="preserve"> A reaches the inclusive boundary. </w:t>
+      </w:r>
+      <w:r>
+        <w:rPr>
+          <w:b/>
+        </w:rPr>
+        <w:t>Input</w:t>
+      </w:r>
+      <w:r>
+        <w:rPr>
+          <w:b w:val="0"/>
+        </w:rPr>
+        <w:t xml:space="preserve">s: [2, 1]; weights: [2, -1]; bias: -3; activation: identity; </w:t>
+      </w:r>
+      <w:r>
+        <w:rPr>
+          <w:b/>
+        </w:rPr>
+        <w:t>output</w:t>
+      </w:r>
+      <w:r>
+        <w:rPr>
+          <w:b w:val="0"/>
+        </w:rPr>
+        <w:t>: 0.</w:t>
+      </w:r>
+    </w:p>
+    <w:p>
+      <w:pPr>
+        <w:spacing w:line="336" w:lineRule="auto" w:after="180"/>
+        <w:shd w:fill="F5F1FB"/>
+      </w:pPr>
+      <w:r>
+        <w:rPr>
+          <w:b w:val="0"/>
+        </w:rPr>
+        <w:t>Read the labels and values. Explain the relationship the model shows.</w:t>
+      </w:r>
+    </w:p>
+    <w:p>
+      <w:pPr>
+        <w:pStyle w:val="Heading3"/>
+      </w:pPr>
+      <w:r>
+        <w:t>Discuss while showing the picture</w:t>
+      </w:r>
+    </w:p>
+    <w:p>
+      <w:pPr>
+        <w:spacing w:line="336" w:lineRule="auto" w:after="180"/>
+        <w:shd w:fill="F1F6F8"/>
+      </w:pPr>
+      <w:r>
+        <w:rPr>
+          <w:b w:val="0"/>
+        </w:rPr>
+        <w:t>Teacher prompt: Read the labels and values. Explain the relationship the model shows. Ask learners to describe one label or arrow in ordinary words. Use the adjacent transcript if the image is difficult to see.</w:t>
+      </w:r>
+    </w:p>
+    <w:p>
+      <w:pPr>
+        <w:spacing w:line="336" w:lineRule="auto" w:after="180"/>
+        <w:shd w:fill="F1F6F8"/>
+      </w:pPr>
+      <w:r>
+        <w:rPr>
+          <w:b w:val="0"/>
+        </w:rPr>
+        <w:t>Check row/column meanings, units and denominators before discussing a difference. Supplied toy values are not real class or model results.</w:t>
+      </w:r>
+    </w:p>
+    <w:p>
+      <w:pPr>
+        <w:pStyle w:val="Heading3"/>
+      </w:pPr>
+      <w:r>
+        <w:t>04. Change one thing. Trace what follows.</w:t>
+      </w:r>
+    </w:p>
+    <w:p>
+      <w:r>
+        <w:drawing>
+          <wp:inline xmlns:a="http://schemas.openxmlformats.org/drawingml/2006/main" xmlns:pic="http://schemas.openxmlformats.org/drawingml/2006/picture">
+            <wp:extent cx="5486400" cy="3026664"/>
+            <wp:docPr id="6" name="Picture 6" descr="Original case: The boundary is v=2u-3; the bias sets its position. Changed condition: Change bias from-3 to-1. Expected result: A score becomes2 and B score 0; both predict class 1. Reason: Increasing bias by2 adds2 to every score without changing the weights."/>
+            <wp:cNvGraphicFramePr>
+              <a:graphicFrameLocks noChangeAspect="1"/>
+            </wp:cNvGraphicFramePr>
+            <a:graphic>
+              <a:graphicData uri="http://schemas.openxmlformats.org/drawingml/2006/picture">
+                <pic:pic>
+                  <pic:nvPicPr>
+                    <pic:cNvPr id="0" name="academy-story-ai-5-3-04.png"/>
+                    <pic:cNvPicPr/>
+                  </pic:nvPicPr>
+                  <pic:blipFill>
+                    <a:blip r:embed="rId14"/>
+                    <a:stretch>
+                      <a:fillRect/>
+                    </a:stretch>
+                  </pic:blipFill>
+                  <pic:spPr>
+                    <a:xfrm>
+                      <a:off x="0" y="0"/>
+                      <a:ext cx="5486400" cy="3026664"/>
+                    </a:xfrm>
+                    <a:prstGeom prst="rect"/>
+                  </pic:spPr>
+                </pic:pic>
+              </a:graphicData>
+            </a:graphic>
+          </wp:inline>
+        </w:drawing>
+      </w:r>
+    </w:p>
+    <w:p>
+      <w:pPr>
+        <w:spacing w:line="336" w:lineRule="auto" w:after="180"/>
+      </w:pPr>
+      <w:r>
+        <w:rPr>
+          <w:b w:val="0"/>
+        </w:rPr>
+        <w:t>Original case: The boundary is v=2u-3; the bias sets its position. Changed condition: Change bias from-3 to-1. Expected result: A score becomes2 and B score 0; both predict class 1.</w:t>
+      </w:r>
+    </w:p>
+    <w:p>
+      <w:pPr>
+        <w:spacing w:line="336" w:lineRule="auto" w:after="180"/>
+      </w:pPr>
+      <w:r>
+        <w:rPr>
+          <w:b w:val="0"/>
+        </w:rPr>
+        <w:t>Reason: Increasing bias by2 adds2 to every score without changing the weights.</w:t>
+      </w:r>
+    </w:p>
+    <w:p>
+      <w:pPr>
+        <w:spacing w:line="336" w:lineRule="auto" w:after="180"/>
+        <w:shd w:fill="F5F1FB"/>
+      </w:pPr>
+      <w:r>
+        <w:rPr>
+          <w:b w:val="0"/>
+        </w:rPr>
+        <w:t>Predict before checking the worked changed-case result. Name what changed and what the supplied facts allow you to conclude.</w:t>
+      </w:r>
+    </w:p>
+    <w:p>
+      <w:pPr>
+        <w:pStyle w:val="Heading3"/>
+      </w:pPr>
+      <w:r>
+        <w:t>Discuss while showing the picture</w:t>
+      </w:r>
+    </w:p>
+    <w:p>
+      <w:pPr>
+        <w:spacing w:line="336" w:lineRule="auto" w:after="180"/>
+        <w:shd w:fill="F1F6F8"/>
+      </w:pPr>
+      <w:r>
+        <w:rPr>
+          <w:b w:val="0"/>
+        </w:rPr>
+        <w:t>Teacher prompt: Predict before checking the worked changed-case result. Name what changed and what the supplied facts allow you to conclude. Ask learners to describe one label or arrow in ordinary words.</w:t>
+      </w:r>
+    </w:p>
+    <w:p>
+      <w:pPr>
+        <w:spacing w:line="336" w:lineRule="auto" w:after="180"/>
+        <w:shd w:fill="F1F6F8"/>
+      </w:pPr>
+      <w:r>
+        <w:rPr>
+          <w:b w:val="0"/>
+        </w:rPr>
+        <w:t>Use the adjacent transcript if the image is difficult to see. Changed-case reasoning: Increasing bias by2 adds2 to every score without changing the weights.</w:t>
+      </w:r>
+    </w:p>
+    <w:p>
+      <w:pPr>
+        <w:pStyle w:val="Heading3"/>
+      </w:pPr>
+      <w:r>
+        <w:t>05. Connect the explanation to its limit</w:t>
+      </w:r>
+    </w:p>
+    <w:p>
+      <w:r>
+        <w:drawing>
+          <wp:inline xmlns:a="http://schemas.openxmlformats.org/drawingml/2006/main" xmlns:pic="http://schemas.openxmlformats.org/drawingml/2006/picture">
+            <wp:extent cx="5486400" cy="2834640"/>
+            <wp:docPr id="7" name="Picture 7" descr="The bias adds the same offset after the input contributions. It moves the dividing line without changing the weights that set the line’s orientation. Class 1 includes score zero under our stated rule. That is why B changes class when the bias rises by two: its score moves from minus two onto the included boundary. Limit: A linear boundary is a toy classifier rule. Raw score size does not automatically describe confidence or probability."/>
+            <wp:cNvGraphicFramePr>
+              <a:graphicFrameLocks noChangeAspect="1"/>
+            </wp:cNvGraphicFramePr>
+            <a:graphic>
+              <a:graphicData uri="http://schemas.openxmlformats.org/drawingml/2006/picture">
+                <pic:pic>
+                  <pic:nvPicPr>
+                    <pic:cNvPr id="0" name="academy-story-ai-5-3-05.png"/>
+                    <pic:cNvPicPr/>
+                  </pic:nvPicPr>
+                  <pic:blipFill>
+                    <a:blip r:embed="rId15"/>
+                    <a:stretch>
+                      <a:fillRect/>
+                    </a:stretch>
+                  </pic:blipFill>
+                  <pic:spPr>
+                    <a:xfrm>
+                      <a:off x="0" y="0"/>
+                      <a:ext cx="5486400" cy="2834640"/>
+                    </a:xfrm>
+                    <a:prstGeom prst="rect"/>
+                  </pic:spPr>
+                </pic:pic>
+              </a:graphicData>
+            </a:graphic>
+          </wp:inline>
+        </w:drawing>
+      </w:r>
+    </w:p>
+    <w:p>
+      <w:pPr>
+        <w:spacing w:line="336" w:lineRule="auto" w:after="180"/>
+      </w:pPr>
+      <w:r>
+        <w:rPr>
+          <w:b w:val="0"/>
+        </w:rPr>
+        <w:t xml:space="preserve">The bias adds the same offset after the </w:t>
+      </w:r>
+      <w:r>
+        <w:rPr>
+          <w:b/>
+        </w:rPr>
+        <w:t>input</w:t>
+      </w:r>
+      <w:r>
+        <w:rPr>
+          <w:b w:val="0"/>
+        </w:rPr>
+        <w:t xml:space="preserve"> contributions. It moves the dividing line without changing the weights that set the line’s orientation. Class 1 includes score zero under our stated rule.</w:t>
+      </w:r>
+    </w:p>
+    <w:p>
+      <w:pPr>
+        <w:spacing w:line="336" w:lineRule="auto" w:after="180"/>
+      </w:pPr>
+      <w:r>
+        <w:rPr>
+          <w:b w:val="0"/>
+        </w:rPr>
+        <w:t>That is why B changes class when the bias rises by two: its score moves from minus two onto the included boundary. Limit: A linear boundary is a toy classifier rule.</w:t>
+      </w:r>
+    </w:p>
+    <w:p>
+      <w:pPr>
+        <w:spacing w:line="336" w:lineRule="auto" w:after="180"/>
+      </w:pPr>
+      <w:r>
+        <w:rPr>
+          <w:b w:val="0"/>
+        </w:rPr>
+        <w:t>Raw score size does not automatically describe confidence or probability.</w:t>
+      </w:r>
+    </w:p>
+    <w:p>
+      <w:pPr>
+        <w:spacing w:line="336" w:lineRule="auto" w:after="180"/>
+        <w:shd w:fill="F5F1FB"/>
+      </w:pPr>
+      <w:r>
+        <w:rPr>
+          <w:b w:val="0"/>
+        </w:rPr>
+        <w:t>Explain the case, then point to a limit on the claim.</w:t>
+      </w:r>
+    </w:p>
+    <w:p>
+      <w:pPr>
+        <w:pStyle w:val="Heading3"/>
+      </w:pPr>
+      <w:r>
+        <w:t>Discuss while showing the picture</w:t>
+      </w:r>
+    </w:p>
+    <w:p>
+      <w:pPr>
+        <w:spacing w:line="336" w:lineRule="auto" w:after="180"/>
+        <w:shd w:fill="F1F6F8"/>
+      </w:pPr>
+      <w:r>
+        <w:rPr>
+          <w:b w:val="0"/>
+        </w:rPr>
+        <w:t>Teacher prompt: Explain the case, then point to a limit on the claim. Ask learners to describe one label or arrow in ordinary words. Use the adjacent transcript if the image is difficult to see.</w:t>
+      </w:r>
+    </w:p>
+    <w:p>
+      <w:pPr>
+        <w:spacing w:line="336" w:lineRule="auto" w:after="180"/>
+        <w:shd w:fill="F1F6F8"/>
+      </w:pPr>
+      <w:r>
+        <w:rPr>
+          <w:b w:val="0"/>
+        </w:rPr>
+        <w:t>Keep the stated scope: A linear boundary is a toy classifier rule. Raw score size does not automatically describe confidence or probability.</w:t>
+      </w:r>
+    </w:p>
+    <w:p>
+      <w:pPr>
+        <w:pStyle w:val="Heading3"/>
+      </w:pPr>
+      <w:r>
+        <w:t>06. Make the idea visible in your project</w:t>
+      </w:r>
+    </w:p>
+    <w:p>
+      <w:r>
+        <w:drawing>
+          <wp:inline xmlns:a="http://schemas.openxmlformats.org/drawingml/2006/main" xmlns:pic="http://schemas.openxmlformats.org/drawingml/2006/picture">
+            <wp:extent cx="5486400" cy="3681984"/>
+            <wp:docPr id="8" name="Picture 8" descr="For your Image-pattern Network Investigation, save the input, procedure, observed result and limitation of this check. Label this worked example as practice; use a different, previously unreviewed case when checking independent understanding. Draw your input, deciding step, result and limit. Supported question: Is B positive under the original or changed model? Point to the relevant step in the picture, then write the changed result and the rule or evidence that supports it."/>
+            <wp:cNvGraphicFramePr>
+              <a:graphicFrameLocks noChangeAspect="1"/>
+            </wp:cNvGraphicFramePr>
+            <a:graphic>
+              <a:graphicData uri="http://schemas.openxmlformats.org/drawingml/2006/picture">
+                <pic:pic>
+                  <pic:nvPicPr>
+                    <pic:cNvPr id="0" name="academy-story-ai-5-3-06.png"/>
+                    <pic:cNvPicPr/>
+                  </pic:nvPicPr>
+                  <pic:blipFill>
+                    <a:blip r:embed="rId16"/>
+                    <a:stretch>
+                      <a:fillRect/>
+                    </a:stretch>
+                  </pic:blipFill>
+                  <pic:spPr>
+                    <a:xfrm>
+                      <a:off x="0" y="0"/>
+                      <a:ext cx="5486400" cy="3681984"/>
+                    </a:xfrm>
+                    <a:prstGeom prst="rect"/>
+                  </pic:spPr>
+                </pic:pic>
+              </a:graphicData>
+            </a:graphic>
+          </wp:inline>
+        </w:drawing>
+      </w:r>
+    </w:p>
+    <w:p>
+      <w:pPr>
+        <w:spacing w:line="336" w:lineRule="auto" w:after="180"/>
+      </w:pPr>
+      <w:r>
+        <w:rPr>
+          <w:b w:val="0"/>
+        </w:rPr>
+        <w:t xml:space="preserve">For your Image-pattern Network Investigation, save the </w:t>
+      </w:r>
+      <w:r>
+        <w:rPr>
+          <w:b/>
+        </w:rPr>
+        <w:t>input</w:t>
+      </w:r>
+      <w:r>
+        <w:rPr>
+          <w:b w:val="0"/>
+        </w:rPr>
+        <w:t>, procedure, observed result and limitation of this check.</w:t>
+      </w:r>
+    </w:p>
+    <w:p>
+      <w:pPr>
+        <w:spacing w:line="336" w:lineRule="auto" w:after="180"/>
+      </w:pPr>
+      <w:r>
+        <w:rPr>
+          <w:b w:val="0"/>
+        </w:rPr>
+        <w:t xml:space="preserve">Label this worked example as practice; use a different, previously unreviewed case when checking independent understanding. Draw your </w:t>
+      </w:r>
+      <w:r>
+        <w:rPr>
+          <w:b/>
+        </w:rPr>
+        <w:t>input</w:t>
+      </w:r>
+      <w:r>
+        <w:rPr>
+          <w:b w:val="0"/>
+        </w:rPr>
+        <w:t>, deciding step, result and limit.</w:t>
+      </w:r>
+    </w:p>
+    <w:p>
+      <w:pPr>
+        <w:spacing w:line="336" w:lineRule="auto" w:after="180"/>
+      </w:pPr>
+      <w:r>
+        <w:rPr>
+          <w:b w:val="0"/>
+        </w:rPr>
+        <w:t xml:space="preserve">Supported question: Is B positive under the original or changed model? Point to the relevant step in the picture, then write the changed result and the rule or </w:t>
+      </w:r>
+      <w:r>
+        <w:rPr>
+          <w:b/>
+        </w:rPr>
+        <w:t>evidence</w:t>
+      </w:r>
+      <w:r>
+        <w:rPr>
+          <w:b w:val="0"/>
+        </w:rPr>
+        <w:t xml:space="preserve"> that supports it.</w:t>
+      </w:r>
+    </w:p>
+    <w:p>
+      <w:pPr>
+        <w:spacing w:line="336" w:lineRule="auto" w:after="180"/>
+        <w:shd w:fill="F5F1FB"/>
+      </w:pPr>
+      <w:r>
+        <w:rPr>
+          <w:b w:val="0"/>
+        </w:rPr>
+        <w:t xml:space="preserve">Draw your project trace and justify the deciding step using </w:t>
+      </w:r>
+      <w:r>
+        <w:rPr>
+          <w:b/>
+        </w:rPr>
+        <w:t>evidence</w:t>
+      </w:r>
+      <w:r>
+        <w:rPr>
+          <w:b w:val="0"/>
+        </w:rPr>
+        <w:t>.</w:t>
+      </w:r>
+    </w:p>
+    <w:p>
+      <w:pPr>
+        <w:pStyle w:val="Heading3"/>
+      </w:pPr>
+      <w:r>
+        <w:t>Discuss while showing the picture</w:t>
+      </w:r>
+    </w:p>
+    <w:p>
+      <w:pPr>
+        <w:spacing w:line="336" w:lineRule="auto" w:after="180"/>
+        <w:shd w:fill="F1F6F8"/>
+      </w:pPr>
+      <w:r>
+        <w:rPr>
+          <w:b w:val="0"/>
+        </w:rPr>
+        <w:t xml:space="preserve">Teacher prompt: Draw your project trace and justify the deciding step using </w:t>
+      </w:r>
+      <w:r>
+        <w:rPr>
+          <w:b/>
+        </w:rPr>
+        <w:t>evidence</w:t>
+      </w:r>
+      <w:r>
+        <w:rPr>
+          <w:b w:val="0"/>
+        </w:rPr>
+        <w:t>. Ask learners to describe one label or arrow in ordinary words. Use the adjacent transcript if the image is difficult to see.</w:t>
+      </w:r>
+    </w:p>
+    <w:p>
+      <w:pPr>
+        <w:spacing w:line="336" w:lineRule="auto" w:after="180"/>
+        <w:shd w:fill="F1F6F8"/>
+      </w:pPr>
+      <w:r>
+        <w:rPr>
+          <w:b w:val="0"/>
+        </w:rPr>
+        <w:t>Supported practice key: Originally B has score-2 and class 0; with bias-1 its score is 0 and class 1 because the boundary is inclusive. Changed-case check: A score becomes2 and B score 0; both predict class 1.</w:t>
+      </w:r>
+    </w:p>
+    <w:p>
+      <w:pPr>
+        <w:spacing w:line="336" w:lineRule="auto" w:after="180"/>
+        <w:shd w:fill="F1F6F8"/>
+      </w:pPr>
+      <w:r>
+        <w:rPr>
+          <w:b w:val="0"/>
+        </w:rPr>
+        <w:t>Increasing bias by2 adds2 to every score without changing the weights.</w:t>
       </w:r>
     </w:p>
     <w:sectPr>

--- a/downloads/teacher/ai-5-week-03.docx
+++ b/downloads/teacher/ai-5-week-03.docx
@@ -131,7 +131,7 @@
           </w:tcPr>
           <w:p>
             <w:r>
-              <w:t>Sections 1–6; record the brief recall in the workbook.</w:t>
+              <w:t>Use Your mission, Notice the evidence, See how it works, Words that unlock the idea and Follow a worked example; record recall in the workbook.</w:t>
             </w:r>
           </w:p>
         </w:tc>
@@ -163,7 +163,7 @@
           </w:tcPr>
           <w:p>
             <w:r>
-              <w:t>Sections 7–10; use the matching workbook W2 and misconception check.</w:t>
+              <w:t>Use Find and repair a mistake, Practise together and Build your understanding; use the matching workbook W2 and Individual reasoning check.</w:t>
             </w:r>
           </w:p>
         </w:tc>
@@ -195,7 +195,7 @@
           </w:tcPr>
           <w:p>
             <w:r>
-              <w:t>Sections 9 and 11–14. Give extra time to finish the full task set; use Section 15 when the week includes a coding lab.</w:t>
+              <w:t>Use Run the investigation, Connect your project and Try a new case independently. Allow extra time for the full task set. When code is supplied, use the examples in See how it works or Follow a worked example and the browser lab in Supported practice, repair and portfolio.</w:t>
             </w:r>
           </w:p>
         </w:tc>
@@ -292,7 +292,7 @@
         <w:rPr>
           <w:b w:val="0"/>
         </w:rPr>
-        <w:t>Use two 45-minute sessions to connect signed arithmetic, linear equations and graph regions. Require the explicit equality policy each time.</w:t>
+        <w:t>For the compact alternative schedule, use two 45-minute sessions to connect signed arithmetic, linear equations and graph regions. Require the explicit equality policy each time.</w:t>
       </w:r>
     </w:p>
     <w:p>
@@ -1702,7 +1702,7 @@
         <w:rPr>
           <w:b w:val="0"/>
         </w:rPr>
-        <w:t>Change: Change bias from-3 to-1.</w:t>
+        <w:t>Change: Change bias from -3 to-1.</w:t>
       </w:r>
     </w:p>
     <w:p>
@@ -1728,7 +1728,7 @@
         <w:rPr>
           <w:b w:val="0"/>
         </w:rPr>
-        <w:t>: A score becomes2 and B score 0; both predict class 1.</w:t>
+        <w:t>: A score becomes 2 and B score 0; both predict class 1.</w:t>
       </w:r>
     </w:p>
     <w:p>
@@ -1748,7 +1748,7 @@
         <w:rPr>
           <w:b w:val="0"/>
         </w:rPr>
-        <w:t>Reason: Increasing bias by2 adds2 to every score without changing the weights.</w:t>
+        <w:t>Reason: Increasing bias by2 adds 2 to every score without changing the weights.</w:t>
       </w:r>
     </w:p>
     <w:p>
@@ -2046,7 +2046,7 @@
         <w:rPr>
           <w:b w:val="0"/>
         </w:rPr>
-        <w:t xml:space="preserve">Use the worked example in Sections 3 and 6. Collect a </w:t>
+        <w:t xml:space="preserve">Use See how it works and Follow a worked example. Collect a </w:t>
       </w:r>
       <w:r>
         <w:rPr>
@@ -2296,7 +2296,7 @@
         <w:rPr>
           <w:b w:val="0"/>
         </w:rPr>
-        <w:t>Originally B has score-2 and class 0; with bias-1 its score is 0 and class 1 because the boundary is inclusive. Changed-case check: A score becomes2 and B score 0; both predict class 1.</w:t>
+        <w:t>Originally B has score -2 and class 0; with bias -1 its score is 0 and class 1 because the boundary is inclusive. Changed-case check: A score becomes 2 and B score 0; both predict class 1.</w:t>
       </w:r>
     </w:p>
     <w:p>
@@ -2307,7 +2307,7 @@
         <w:rPr>
           <w:b w:val="0"/>
         </w:rPr>
-        <w:t>Increasing bias by2 adds2 to every score without changing the weights.</w:t>
+        <w:t>Increasing bias by2 adds 2 to every score without changing the weights.</w:t>
       </w:r>
     </w:p>
     <w:p>
@@ -2318,7 +2318,7 @@
         <w:rPr>
           <w:b w:val="0"/>
         </w:rPr>
-        <w:t>Changed-case reasoning: A score becomes2 and B score 0; both predict class 1. Increasing bias by2 adds2 to every score without changing the weights.</w:t>
+        <w:t>Changed-case reasoning: A score becomes 2 and B score 0; both predict class 1. Increasing bias by2 adds 2 to every score without changing the weights.</w:t>
       </w:r>
     </w:p>
     <w:p>
@@ -2434,7 +2434,7 @@
         <w:rPr>
           <w:b w:val="0"/>
         </w:rPr>
-        <w:t xml:space="preserve">Use Section 9 for the </w:t>
+        <w:t xml:space="preserve">Use Run the investigation for the </w:t>
       </w:r>
       <w:r>
         <w:rPr>
@@ -2989,7 +2989,7 @@
         <w:rPr>
           <w:b w:val="0"/>
         </w:rPr>
-        <w:t>Teacher explanation: Higher scores can fix some missed class-1 cases while creating false alarms.</w:t>
+        <w:t>Teacher explanation: Higher scores can fix some missed class -1 cases while creating false alarms.</w:t>
       </w:r>
     </w:p>
     <w:p>
@@ -3848,7 +3848,7 @@
           </w:tcPr>
           <w:p>
             <w:r>
-              <w:t>Sections 1–6; record the brief recall in the workbook.</w:t>
+              <w:t>Use Your mission, Notice the evidence, See how it works, Words that unlock the idea and Follow a worked example; record recall in the workbook.</w:t>
             </w:r>
           </w:p>
         </w:tc>
@@ -3880,7 +3880,7 @@
           </w:tcPr>
           <w:p>
             <w:r>
-              <w:t>Sections 7–10; use the matching workbook W2 and misconception check.</w:t>
+              <w:t>Use Find and repair a mistake, Practise together and Build your understanding; use the matching workbook W2 and Individual reasoning check.</w:t>
             </w:r>
           </w:p>
         </w:tc>
@@ -3912,7 +3912,7 @@
           </w:tcPr>
           <w:p>
             <w:r>
-              <w:t>Sections 9 and 11–14. Give extra time to finish the full task set; use Section 15 when the week includes a coding lab.</w:t>
+              <w:t>Use Run the investigation, Connect your project and Try a new case independently. Allow extra time for the full task set. When code is supplied, use the examples in See how it works or Follow a worked example and the browser lab in Supported practice, repair and portfolio.</w:t>
             </w:r>
           </w:p>
         </w:tc>
@@ -4052,7 +4052,7 @@
         <w:rPr>
           <w:b w:val="0"/>
         </w:rPr>
-        <w:t xml:space="preserve">Extension: Change bias from-3 to-1. Require a </w:t>
+        <w:t xml:space="preserve">Extension: Change bias from -3 to-1. Require a </w:t>
       </w:r>
       <w:r>
         <w:rPr>
@@ -4064,7 +4064,7 @@
         <w:rPr>
           <w:b w:val="0"/>
         </w:rPr>
-        <w:t xml:space="preserve"> and a reason before comparing. Expected result: A score becomes2 and B score 0; both predict class 1.</w:t>
+        <w:t xml:space="preserve"> and a reason before comparing. Expected result: A score becomes 2 and B score 0; both predict class 1.</w:t>
       </w:r>
     </w:p>
     <w:p>
@@ -4076,7 +4076,7 @@
         <w:rPr>
           <w:b w:val="0"/>
         </w:rPr>
-        <w:t>Reason: Increasing bias by2 adds2 to every score without changing the weights.</w:t>
+        <w:t>Reason: Increasing bias by2 adds 2 to every score without changing the weights.</w:t>
       </w:r>
     </w:p>
     <w:p>
@@ -4889,7 +4889,7 @@
         <w:drawing>
           <wp:inline xmlns:a="http://schemas.openxmlformats.org/drawingml/2006/main" xmlns:pic="http://schemas.openxmlformats.org/drawingml/2006/picture">
             <wp:extent cx="5486400" cy="3026664"/>
-            <wp:docPr id="6" name="Picture 6" descr="Original case: The boundary is v=2u-3; the bias sets its position. Changed condition: Change bias from-3 to-1. Expected result: A score becomes2 and B score 0; both predict class 1. Reason: Increasing bias by2 adds2 to every score without changing the weights."/>
+            <wp:docPr id="6" name="Picture 6" descr="Original case: The boundary is v=2u-3; the bias sets its position. Changed condition: Change bias from -3 to-1. Expected result: A score becomes 2 and B score 0; both predict class 1. Reason: Increasing bias by2 adds 2 to every score without changing the weights."/>
             <wp:cNvGraphicFramePr>
               <a:graphicFrameLocks noChangeAspect="1"/>
             </wp:cNvGraphicFramePr>
@@ -4928,7 +4928,7 @@
         <w:rPr>
           <w:b w:val="0"/>
         </w:rPr>
-        <w:t>Original case: The boundary is v=2u-3; the bias sets its position. Changed condition: Change bias from-3 to-1. Expected result: A score becomes2 and B score 0; both predict class 1.</w:t>
+        <w:t>Original case: The boundary is v=2u-3; the bias sets its position. Changed condition: Change bias from -3 to-1. Expected result: A score becomes 2 and B score 0; both predict class 1.</w:t>
       </w:r>
     </w:p>
     <w:p>
@@ -4939,7 +4939,7 @@
         <w:rPr>
           <w:b w:val="0"/>
         </w:rPr>
-        <w:t>Reason: Increasing bias by2 adds2 to every score without changing the weights.</w:t>
+        <w:t>Reason: Increasing bias by2 adds 2 to every score without changing the weights.</w:t>
       </w:r>
     </w:p>
     <w:p>
@@ -4983,7 +4983,7 @@
         <w:rPr>
           <w:b w:val="0"/>
         </w:rPr>
-        <w:t>Use the adjacent transcript if the image is difficult to see. Changed-case reasoning: Increasing bias by2 adds2 to every score without changing the weights.</w:t>
+        <w:t>Use the adjacent transcript if the image is difficult to see. Changed-case reasoning: Increasing bias by2 adds 2 to every score without changing the weights.</w:t>
       </w:r>
     </w:p>
     <w:p>
@@ -5297,7 +5297,7 @@
         <w:rPr>
           <w:b w:val="0"/>
         </w:rPr>
-        <w:t>Supported practice key: Originally B has score-2 and class 0; with bias-1 its score is 0 and class 1 because the boundary is inclusive. Changed-case check: A score becomes2 and B score 0; both predict class 1.</w:t>
+        <w:t>Supported practice key: Originally B has score -2 and class 0; with bias -1 its score is 0 and class 1 because the boundary is inclusive. Changed-case check: A score becomes 2 and B score 0; both predict class 1.</w:t>
       </w:r>
     </w:p>
     <w:p>
@@ -5309,7 +5309,7 @@
         <w:rPr>
           <w:b w:val="0"/>
         </w:rPr>
-        <w:t>Increasing bias by2 adds2 to every score without changing the weights.</w:t>
+        <w:t>Increasing bias by2 adds 2 to every score without changing the weights.</w:t>
       </w:r>
     </w:p>
     <w:sectPr>

--- a/downloads/teacher/ai-5-week-03.docx
+++ b/downloads/teacher/ai-5-week-03.docx
@@ -25,20 +25,38 @@
         <w:pStyle w:val="Heading1"/>
       </w:pPr>
       <w:r>
-        <w:t>01. Prepare the purpose, prerequisites and materials</w:t>
+        <w:t>Make the algebra and graph agree.</w:t>
       </w:r>
     </w:p>
     <w:p>
       <w:r>
-        <w:t>Prepare Bias terms and decision boundaries: check the target, prerequisites, resources and adaptable teaching schedule.</w:t>
+        <w:t>Model both sides and equality,keep units and axes visible,and distinguish hand changes from evaluated improvement.</w:t>
       </w:r>
     </w:p>
     <w:p>
-      <w:pPr>
-        <w:pStyle w:val="Heading3"/>
-      </w:pPr>
-      <w:r>
-        <w:t>Teach the learning cycle</w:t>
+      <w:r>
+        <w:t>Assess the new model’s scores,classes,line and changed-bias result with the checked key.</w:t>
+      </w:r>
+    </w:p>
+    <w:p>
+      <w:pPr>
+        <w:pStyle w:val="Heading1"/>
+      </w:pPr>
+      <w:r>
+        <w:t>01. Prepare the connected mathematical investigation</w:t>
+      </w:r>
+    </w:p>
+    <w:p>
+      <w:r>
+        <w:t>Keep explanation,shared practice and independent evidence distinct.</w:t>
+      </w:r>
+    </w:p>
+    <w:p>
+      <w:pPr>
+        <w:pStyle w:val="Heading2"/>
+      </w:pPr>
+      <w:r>
+        <w:t>Target and main teaching plan</w:t>
       </w:r>
     </w:p>
     <w:p>
@@ -237,18 +255,62 @@
     </w:p>
     <w:p>
       <w:pPr>
-        <w:pStyle w:val="Heading3"/>
-      </w:pPr>
-      <w:r>
-        <w:t>Retrieval answer guidance</w:t>
+        <w:pStyle w:val="Heading2"/>
+      </w:pPr>
+      <w:r>
+        <w:t>Preparation and prerequisite</w:t>
       </w:r>
     </w:p>
     <w:p>
       <w:pPr>
-        <w:pStyle w:val="Heading3"/>
-      </w:pPr>
-      <w:r>
-        <w:t>Dot products and weighted sums</w:t>
+        <w:spacing w:line="336" w:lineRule="auto" w:after="180"/>
+      </w:pPr>
+      <w:r>
+        <w:rPr>
+          <w:b w:val="0"/>
+        </w:rPr>
+        <w:t>Printed lesson and workbook; paper and pencil</w:t>
+      </w:r>
+    </w:p>
+    <w:p>
+      <w:pPr>
+        <w:spacing w:line="336" w:lineRule="auto" w:after="180"/>
+      </w:pPr>
+      <w:r>
+        <w:rPr>
+          <w:b w:val="0"/>
+        </w:rPr>
+        <w:t>Calculator and optional local Python 3 editor; no packages or AI accounts needed</w:t>
+      </w:r>
+    </w:p>
+    <w:p>
+      <w:pPr>
+        <w:spacing w:line="336" w:lineRule="auto" w:after="180"/>
+      </w:pPr>
+      <w:r>
+        <w:rPr>
+          <w:b w:val="0"/>
+        </w:rPr>
+        <w:t>Use the fictional examples supplied; prepare the fresh retry before class</w:t>
+      </w:r>
+    </w:p>
+    <w:p>
+      <w:pPr>
+        <w:spacing w:line="336" w:lineRule="auto" w:after="180"/>
+      </w:pPr>
+      <w:r>
+        <w:rPr>
+          <w:b w:val="0"/>
+        </w:rPr>
+        <w:t>The contributions are 6 and -5, giving dot product 1.</w:t>
+      </w:r>
+    </w:p>
+    <w:p>
+      <w:pPr>
+        <w:pStyle w:val="Heading2"/>
+      </w:pPr>
+      <w:r>
+        <w:t>Opening retrieval</w:t>
       </w:r>
     </w:p>
     <w:p>
@@ -286,6 +348,69 @@
     </w:p>
     <w:p>
       <w:pPr>
+        <w:pStyle w:val="Heading2"/>
+      </w:pPr>
+      <w:r>
+        <w:t>Pictured end goal</w:t>
+      </w:r>
+    </w:p>
+    <w:p>
+      <w:pPr>
+        <w:spacing w:line="336" w:lineRule="auto" w:after="180"/>
+      </w:pPr>
+      <w:r>
+        <w:rPr>
+          <w:b w:val="0"/>
+        </w:rPr>
+        <w:t xml:space="preserve">By the end, I can explain </w:t>
+      </w:r>
+      <w:r>
+        <w:rPr>
+          <w:b/>
+        </w:rPr>
+        <w:t>bias term</w:t>
+      </w:r>
+      <w:r>
+        <w:rPr>
+          <w:b w:val="0"/>
+        </w:rPr>
+        <w:t>s and decision boundaries using a traced example and a stated limitation.</w:t>
+      </w:r>
+    </w:p>
+    <w:p>
+      <w:pPr>
+        <w:pStyle w:val="Heading2"/>
+      </w:pPr>
+      <w:r>
+        <w:t>Earlier wording, alternatives and picture transcripts · reference / check after trying</w:t>
+      </w:r>
+    </w:p>
+    <w:p>
+      <w:pPr>
+        <w:pStyle w:val="Heading3"/>
+      </w:pPr>
+      <w:r>
+        <w:t>Teach the learning cycle</w:t>
+      </w:r>
+    </w:p>
+    <w:p>
+      <w:pPr>
+        <w:pStyle w:val="Heading3"/>
+      </w:pPr>
+      <w:r>
+        <w:t>Retrieval answer guidance</w:t>
+      </w:r>
+    </w:p>
+    <w:p>
+      <w:pPr>
+        <w:pStyle w:val="Heading3"/>
+      </w:pPr>
+      <w:r>
+        <w:t>Dot products and weighted sums</w:t>
+      </w:r>
+    </w:p>
+    <w:p>
+      <w:pPr>
         <w:spacing w:line="336" w:lineRule="auto" w:after="180"/>
       </w:pPr>
       <w:r>
@@ -411,85 +536,18 @@
     </w:p>
     <w:p>
       <w:pPr>
-        <w:spacing w:line="336" w:lineRule="auto" w:after="180"/>
-      </w:pPr>
-      <w:r>
-        <w:rPr>
-          <w:b w:val="0"/>
-        </w:rPr>
-        <w:t>Printed lesson and workbook; paper and pencil</w:t>
+        <w:pStyle w:val="Heading3"/>
+      </w:pPr>
+      <w:r>
+        <w:t>Prerequisite answer</w:t>
       </w:r>
     </w:p>
     <w:p>
       <w:pPr>
-        <w:spacing w:line="336" w:lineRule="auto" w:after="180"/>
-      </w:pPr>
-      <w:r>
-        <w:rPr>
-          <w:b w:val="0"/>
-        </w:rPr>
-        <w:t>Calculator and optional local Python 3 editor; no packages or AI accounts needed</w:t>
-      </w:r>
-    </w:p>
-    <w:p>
-      <w:pPr>
-        <w:spacing w:line="336" w:lineRule="auto" w:after="180"/>
-      </w:pPr>
-      <w:r>
-        <w:rPr>
-          <w:b w:val="0"/>
-        </w:rPr>
-        <w:t>Use the fictional examples supplied; prepare the fresh retry before class</w:t>
-      </w:r>
-    </w:p>
-    <w:p>
-      <w:pPr>
         <w:pStyle w:val="Heading3"/>
       </w:pPr>
       <w:r>
-        <w:t>Prerequisite answer</w:t>
-      </w:r>
-    </w:p>
-    <w:p>
-      <w:pPr>
-        <w:spacing w:line="336" w:lineRule="auto" w:after="180"/>
-      </w:pPr>
-      <w:r>
-        <w:rPr>
-          <w:b w:val="0"/>
-        </w:rPr>
-        <w:t>The contributions are 6 and -5, giving dot product 1.</w:t>
-      </w:r>
-    </w:p>
-    <w:p>
-      <w:pPr>
-        <w:pStyle w:val="Heading3"/>
-      </w:pPr>
-      <w:r>
         <w:t>End goal for the pictorial case</w:t>
-      </w:r>
-    </w:p>
-    <w:p>
-      <w:pPr>
-        <w:spacing w:line="336" w:lineRule="auto" w:after="180"/>
-      </w:pPr>
-      <w:r>
-        <w:rPr>
-          <w:b w:val="0"/>
-        </w:rPr>
-        <w:t xml:space="preserve">By the end, I can explain </w:t>
-      </w:r>
-      <w:r>
-        <w:rPr>
-          <w:b/>
-        </w:rPr>
-        <w:t>bias term</w:t>
-      </w:r>
-      <w:r>
-        <w:rPr>
-          <w:b w:val="0"/>
-        </w:rPr>
-        <w:t>s and decision boundaries using a traced example and a stated limitation.</w:t>
       </w:r>
     </w:p>
     <w:p>
@@ -508,12 +566,20 @@
         <w:pStyle w:val="Heading1"/>
       </w:pPr>
       <w:r>
-        <w:t>02. Explain and model the mechanism</w:t>
+        <w:t>02. Model algebra,axes and equality together</w:t>
       </w:r>
     </w:p>
     <w:p>
       <w:r>
-        <w:t>Model Bias terms and decision boundaries using the supplied case, labelled mechanism and reasoning. Make the scope of each conclusion explicit.</w:t>
+        <w:t>Keep numeric scores separate from unsupported probability and improvement claims.</w:t>
+      </w:r>
+    </w:p>
+    <w:p>
+      <w:pPr>
+        <w:pStyle w:val="Heading2"/>
+      </w:pPr>
+      <w:r>
+        <w:t>Main formula,side checks and full derivation</w:t>
       </w:r>
     </w:p>
     <w:p>
@@ -540,14 +606,6 @@
     </w:p>
     <w:p>
       <w:pPr>
-        <w:pStyle w:val="Heading3"/>
-      </w:pPr>
-      <w:r>
-        <w:t>Explain Bias terms and decision boundaries · 1</w:t>
-      </w:r>
-    </w:p>
-    <w:p>
-      <w:pPr>
         <w:spacing w:line="336" w:lineRule="auto" w:after="180"/>
       </w:pPr>
       <w:r>
@@ -644,6 +702,602 @@
           <w:b w:val="0"/>
         </w:rPr>
         <w:t>The code assumes valid numerical measurements in the agreed units. Changing &gt;= to &gt; changes the equality case, even though the drawn line remains in the same place.</w:t>
+      </w:r>
+    </w:p>
+    <w:tbl>
+      <w:tblPr>
+        <w:tblStyle w:val="LightShading-Accent1"/>
+        <w:tblW w:type="auto" w:w="0"/>
+        <w:tblLook w:firstColumn="1" w:firstRow="1" w:lastColumn="0" w:lastRow="0" w:noHBand="0" w:noVBand="1" w:val="04A0"/>
+      </w:tblPr>
+      <w:tblGrid>
+        <w:gridCol w:w="5112"/>
+        <w:gridCol w:w="5112"/>
+      </w:tblGrid>
+      <w:tr>
+        <w:trPr>
+          <w:tblHeader/>
+        </w:trPr>
+        <w:tc>
+          <w:tcPr>
+            <w:tcW w:type="dxa" w:w="5112"/>
+          </w:tcPr>
+          <w:p>
+            <w:r>
+              <w:t>From score to plotted boundary</w:t>
+            </w:r>
+          </w:p>
+        </w:tc>
+        <w:tc>
+          <w:tcPr>
+            <w:tcW w:type="dxa" w:w="5112"/>
+          </w:tcPr>
+          <w:p>
+            <w:r>
+              <w:t>Deciding step</w:t>
+            </w:r>
+          </w:p>
+        </w:tc>
+      </w:tr>
+      <w:tr>
+        <w:tc>
+          <w:tcPr>
+            <w:tcW w:type="dxa" w:w="5112"/>
+          </w:tcPr>
+          <w:p>
+            <w:r>
+              <w:t>Start with the declared score</w:t>
+            </w:r>
+          </w:p>
+        </w:tc>
+        <w:tc>
+          <w:tcPr>
+            <w:tcW w:type="dxa" w:w="5112"/>
+          </w:tcPr>
+          <w:p>
+            <w:r>
+              <w:t>z=2×width−height−3</w:t>
+            </w:r>
+          </w:p>
+        </w:tc>
+      </w:tr>
+      <w:tr>
+        <w:tc>
+          <w:tcPr>
+            <w:tcW w:type="dxa" w:w="5112"/>
+          </w:tcPr>
+          <w:p>
+            <w:r>
+              <w:t>Locate score zero</w:t>
+            </w:r>
+          </w:p>
+        </w:tc>
+        <w:tc>
+          <w:tcPr>
+            <w:tcW w:type="dxa" w:w="5112"/>
+          </w:tcPr>
+          <w:p>
+            <w:r>
+              <w:t>0=2×width−height−3</w:t>
+            </w:r>
+          </w:p>
+        </w:tc>
+      </w:tr>
+      <w:tr>
+        <w:tc>
+          <w:tcPr>
+            <w:tcW w:type="dxa" w:w="5112"/>
+          </w:tcPr>
+          <w:p>
+            <w:r>
+              <w:t>Isolate the vertical coordinate</w:t>
+            </w:r>
+          </w:p>
+        </w:tc>
+        <w:tc>
+          <w:tcPr>
+            <w:tcW w:type="dxa" w:w="5112"/>
+          </w:tcPr>
+          <w:p>
+            <w:r>
+              <w:t>height=2×width−3</w:t>
+            </w:r>
+          </w:p>
+        </w:tc>
+      </w:tr>
+      <w:tr>
+        <w:tc>
+          <w:tcPr>
+            <w:tcW w:type="dxa" w:w="5112"/>
+          </w:tcPr>
+          <w:p>
+            <w:r>
+              <w:t>Plot complete boundary points</w:t>
+            </w:r>
+          </w:p>
+        </w:tc>
+        <w:tc>
+          <w:tcPr>
+            <w:tcW w:type="dxa" w:w="5112"/>
+          </w:tcPr>
+          <w:p>
+            <w:r>
+              <w:t>(2, 1), (3, 3), (4, 5), axes in cm</w:t>
+            </w:r>
+          </w:p>
+        </w:tc>
+      </w:tr>
+      <w:tr>
+        <w:tc>
+          <w:tcPr>
+            <w:tcW w:type="dxa" w:w="5112"/>
+          </w:tcPr>
+          <w:p>
+            <w:r>
+              <w:t>Check below and above at width 4</w:t>
+            </w:r>
+          </w:p>
+        </w:tc>
+        <w:tc>
+          <w:tcPr>
+            <w:tcW w:type="dxa" w:w="5112"/>
+          </w:tcPr>
+          <w:p>
+            <w:r>
+              <w:t>height 4:z1, class 1; height 6:z−1, class 0</w:t>
+            </w:r>
+          </w:p>
+        </w:tc>
+      </w:tr>
+      <w:tr>
+        <w:tc>
+          <w:tcPr>
+            <w:tcW w:type="dxa" w:w="5112"/>
+          </w:tcPr>
+          <w:p>
+            <w:r>
+              <w:t>Check equality explicitly</w:t>
+            </w:r>
+          </w:p>
+        </w:tc>
+        <w:tc>
+          <w:tcPr>
+            <w:tcW w:type="dxa" w:w="5112"/>
+          </w:tcPr>
+          <w:p>
+            <w:r>
+              <w:t>height 5:z0, class 1 because z≥0</w:t>
+            </w:r>
+          </w:p>
+        </w:tc>
+      </w:tr>
+    </w:tbl>
+    <w:p>
+      <w:pPr>
+        <w:spacing w:line="336" w:lineRule="auto" w:after="180"/>
+      </w:pPr>
+      <w:r>
+        <w:rPr>
+          <w:b w:val="0"/>
+        </w:rPr>
+        <w:t xml:space="preserve">Guided [3, 4]: with b = -3, z = -1 and class 0; with b = -1, z = 1 and class 1. Only b changed. Exit: test labels influenced the new bias, so the reused cases are development </w:t>
+      </w:r>
+      <w:r>
+        <w:rPr>
+          <w:b/>
+        </w:rPr>
+        <w:t>evidence</w:t>
+      </w:r>
+      <w:r>
+        <w:rPr>
+          <w:b w:val="0"/>
+        </w:rPr>
+        <w:t xml:space="preserve"> for the revision.</w:t>
+      </w:r>
+    </w:p>
+    <w:p>
+      <w:pPr>
+        <w:spacing w:line="336" w:lineRule="auto" w:after="180"/>
+      </w:pPr>
+      <w:r>
+        <w:rPr>
+          <w:b w:val="0"/>
+        </w:rPr>
+        <w:t>Preserve the original result and evaluate a frozen revision on fresh independent cases.</w:t>
+      </w:r>
+    </w:p>
+    <w:p>
+      <w:pPr>
+        <w:pStyle w:val="Heading2"/>
+      </w:pPr>
+      <w:r>
+        <w:t>Labelled original and shifted graph</w:t>
+      </w:r>
+    </w:p>
+    <w:p>
+      <w:r>
+        <w:drawing>
+          <wp:inline xmlns:a="http://schemas.openxmlformats.org/drawingml/2006/main" xmlns:pic="http://schemas.openxmlformats.org/drawingml/2006/picture">
+            <wp:extent cx="5260029" cy="3200400"/>
+            <wp:docPr id="1" name="Picture 1" descr="Width on horizontal axis and height on vertical axis. Solid original boundary height=2width−3 passes through(2,1),(3,3),(4,5). For the original model(4,4)has score1,class1 and(4,6)score−1,class0. Dashed changed-bias boundary height=2width−1 is two cm higher with the same slope2. Class1 includes equality."/>
+            <wp:cNvGraphicFramePr>
+              <a:graphicFrameLocks noChangeAspect="1"/>
+            </wp:cNvGraphicFramePr>
+            <a:graphic>
+              <a:graphicData uri="http://schemas.openxmlformats.org/drawingml/2006/picture">
+                <pic:pic>
+                  <pic:nvPicPr>
+                    <pic:cNvPr id="0" name="ai-5-03-bias-boundary.png"/>
+                    <pic:cNvPicPr/>
+                  </pic:nvPicPr>
+                  <pic:blipFill>
+                    <a:blip r:embed="rId9"/>
+                    <a:stretch>
+                      <a:fillRect/>
+                    </a:stretch>
+                  </pic:blipFill>
+                  <pic:spPr>
+                    <a:xfrm>
+                      <a:off x="0" y="0"/>
+                      <a:ext cx="5260029" cy="3200400"/>
+                    </a:xfrm>
+                    <a:prstGeom prst="rect"/>
+                  </pic:spPr>
+                </pic:pic>
+              </a:graphicData>
+            </a:graphic>
+          </wp:inline>
+        </w:drawing>
+      </w:r>
+    </w:p>
+    <w:p>
+      <w:pPr>
+        <w:pStyle w:val="Heading2"/>
+      </w:pPr>
+      <w:r>
+        <w:t>Pictured A/Bfacts and complete scope</w:t>
+      </w:r>
+    </w:p>
+    <w:p>
+      <w:pPr>
+        <w:spacing w:line="336" w:lineRule="auto" w:after="180"/>
+      </w:pPr>
+      <w:r>
+        <w:rPr>
+          <w:b w:val="0"/>
+        </w:rPr>
+        <w:t xml:space="preserve">Move a toy boundary with a bias while keeping its </w:t>
+      </w:r>
+      <w:r>
+        <w:rPr>
+          <w:b/>
+        </w:rPr>
+        <w:t>input</w:t>
+      </w:r>
+      <w:r>
+        <w:rPr>
+          <w:b w:val="0"/>
+        </w:rPr>
+        <w:t xml:space="preserve"> weights fixed.</w:t>
+      </w:r>
+    </w:p>
+    <w:p>
+      <w:pPr>
+        <w:spacing w:line="336" w:lineRule="auto" w:after="180"/>
+      </w:pPr>
+      <w:r>
+        <w:rPr>
+          <w:b w:val="0"/>
+        </w:rPr>
+        <w:t xml:space="preserve">Score z=2u-v-3; predict class 1 when z&gt;=0. </w:t>
+      </w:r>
+      <w:r>
+        <w:rPr>
+          <w:b/>
+        </w:rPr>
+        <w:t>Input</w:t>
+      </w:r>
+      <w:r>
+        <w:rPr>
+          <w:b w:val="0"/>
+        </w:rPr>
+        <w:t>sA=[2, 1], B=[1, 1].</w:t>
+      </w:r>
+    </w:p>
+    <w:p>
+      <w:pPr>
+        <w:spacing w:line="336" w:lineRule="auto" w:after="180"/>
+      </w:pPr>
+      <w:r>
+        <w:rPr>
+          <w:b w:val="0"/>
+        </w:rPr>
+        <w:t xml:space="preserve">All </w:t>
+      </w:r>
+      <w:r>
+        <w:rPr>
+          <w:b/>
+        </w:rPr>
+        <w:t>input</w:t>
+      </w:r>
+      <w:r>
+        <w:rPr>
+          <w:b w:val="0"/>
+        </w:rPr>
+        <w:t>s and outcomes in this worked example are invented classroom data; no real model run is claimed.</w:t>
+      </w:r>
+    </w:p>
+    <w:p>
+      <w:pPr>
+        <w:spacing w:line="336" w:lineRule="auto" w:after="180"/>
+      </w:pPr>
+      <w:r>
+        <w:rPr>
+          <w:b w:val="0"/>
+        </w:rPr>
+        <w:t>The picture uses the same formula z=2u−v+b with b=−3. A[2, 1]scores 0, class 1 at equality; B[1, 1]scores−2, class 0. Change only b to−1:both scores rise 2, A→2 and B→0, bothclass 1. The boundary changes from v=2u−3 to v=2u−1; its slope stays 2. The plotted parcel example uses width/height names for the same coordinate roles.</w:t>
+      </w:r>
+    </w:p>
+    <w:p>
+      <w:pPr>
+        <w:spacing w:line="336" w:lineRule="auto" w:after="180"/>
+      </w:pPr>
+      <w:r>
+        <w:rPr>
+          <w:b w:val="0"/>
+        </w:rPr>
+        <w:t>The hand-chosen shift is a different supplied model, not a learned improvement or probability estimate.</w:t>
+      </w:r>
+    </w:p>
+    <w:p>
+      <w:pPr>
+        <w:pStyle w:val="Heading2"/>
+      </w:pPr>
+      <w:r>
+        <w:t>Trace the two original and changed scores</w:t>
+      </w:r>
+    </w:p>
+    <w:p>
+      <w:r>
+        <w:drawing>
+          <wp:inline xmlns:a="http://schemas.openxmlformats.org/drawingml/2006/main" xmlns:pic="http://schemas.openxmlformats.org/drawingml/2006/picture">
+            <wp:extent cx="5486400" cy="3182112"/>
+            <wp:docPr id="2" name="Picture 2" descr="Trace input A: A score=4-1-3=0, so class 1 at the declared inclusive boundary. → Trace input B: B score=2-1-3=-2, so class 0. → Read boundary: The boundary is v=2u-3; the bias sets its position."/>
+            <wp:cNvGraphicFramePr>
+              <a:graphicFrameLocks noChangeAspect="1"/>
+            </wp:cNvGraphicFramePr>
+            <a:graphic>
+              <a:graphicData uri="http://schemas.openxmlformats.org/drawingml/2006/picture">
+                <pic:pic>
+                  <pic:nvPicPr>
+                    <pic:cNvPr id="0" name="academy-story-ai-5-3-02.png"/>
+                    <pic:cNvPicPr/>
+                  </pic:nvPicPr>
+                  <pic:blipFill>
+                    <a:blip r:embed="rId10"/>
+                    <a:stretch>
+                      <a:fillRect/>
+                    </a:stretch>
+                  </pic:blipFill>
+                  <pic:spPr>
+                    <a:xfrm>
+                      <a:off x="0" y="0"/>
+                      <a:ext cx="5486400" cy="3182112"/>
+                    </a:xfrm>
+                    <a:prstGeom prst="rect"/>
+                  </pic:spPr>
+                </pic:pic>
+              </a:graphicData>
+            </a:graphic>
+          </wp:inline>
+        </w:drawing>
+      </w:r>
+    </w:p>
+    <w:p>
+      <w:pPr>
+        <w:pStyle w:val="Heading3"/>
+      </w:pPr>
+      <w:r>
+        <w:t>Read the picture one step at a time</w:t>
+      </w:r>
+    </w:p>
+    <w:tbl>
+      <w:tblPr>
+        <w:tblStyle w:val="LightShading-Accent1"/>
+        <w:tblW w:type="auto" w:w="0"/>
+        <w:tblLook w:firstColumn="1" w:firstRow="1" w:lastColumn="0" w:lastRow="0" w:noHBand="0" w:noVBand="1" w:val="04A0"/>
+      </w:tblPr>
+      <w:tblGrid>
+        <w:gridCol w:w="5112"/>
+        <w:gridCol w:w="5112"/>
+      </w:tblGrid>
+      <w:tr>
+        <w:trPr>
+          <w:tblHeader/>
+        </w:trPr>
+        <w:tc>
+          <w:tcPr>
+            <w:tcW w:type="dxa" w:w="5112"/>
+          </w:tcPr>
+          <w:p>
+            <w:r>
+              <w:t>Step</w:t>
+            </w:r>
+          </w:p>
+        </w:tc>
+        <w:tc>
+          <w:tcPr>
+            <w:tcW w:type="dxa" w:w="5112"/>
+          </w:tcPr>
+          <w:p>
+            <w:r>
+              <w:t>What happens and why</w:t>
+            </w:r>
+          </w:p>
+        </w:tc>
+      </w:tr>
+      <w:tr>
+        <w:tc>
+          <w:tcPr>
+            <w:tcW w:type="dxa" w:w="5112"/>
+          </w:tcPr>
+          <w:p>
+            <w:r>
+              <w:t>1. Trace input A</w:t>
+            </w:r>
+          </w:p>
+        </w:tc>
+        <w:tc>
+          <w:tcPr>
+            <w:tcW w:type="dxa" w:w="5112"/>
+          </w:tcPr>
+          <w:p>
+            <w:r>
+              <w:t>A score=4-1-3=0, so class 1 at the declared inclusive boundary.</w:t>
+            </w:r>
+          </w:p>
+        </w:tc>
+      </w:tr>
+      <w:tr>
+        <w:tc>
+          <w:tcPr>
+            <w:tcW w:type="dxa" w:w="5112"/>
+          </w:tcPr>
+          <w:p>
+            <w:r>
+              <w:t>2. Trace input B</w:t>
+            </w:r>
+          </w:p>
+        </w:tc>
+        <w:tc>
+          <w:tcPr>
+            <w:tcW w:type="dxa" w:w="5112"/>
+          </w:tcPr>
+          <w:p>
+            <w:r>
+              <w:t>B score=2-1-3=-2, so class 0.</w:t>
+            </w:r>
+          </w:p>
+        </w:tc>
+      </w:tr>
+      <w:tr>
+        <w:tc>
+          <w:tcPr>
+            <w:tcW w:type="dxa" w:w="5112"/>
+          </w:tcPr>
+          <w:p>
+            <w:r>
+              <w:t>3. Read boundary</w:t>
+            </w:r>
+          </w:p>
+        </w:tc>
+        <w:tc>
+          <w:tcPr>
+            <w:tcW w:type="dxa" w:w="5112"/>
+          </w:tcPr>
+          <w:p>
+            <w:r>
+              <w:t>The boundary is v=2u-3; the bias sets its position.</w:t>
+            </w:r>
+          </w:p>
+        </w:tc>
+      </w:tr>
+    </w:tbl>
+    <w:p>
+      <w:r>
+        <w:t>Match each pictured step to the supplied facts. This is a worked teaching case, not an independent assessment.</w:t>
+      </w:r>
+    </w:p>
+    <w:p>
+      <w:pPr>
+        <w:spacing w:line="336" w:lineRule="auto" w:after="180"/>
+      </w:pPr>
+      <w:r>
+        <w:rPr>
+          <w:b w:val="0"/>
+        </w:rPr>
+        <w:t xml:space="preserve">The bias adds the same offset after the </w:t>
+      </w:r>
+      <w:r>
+        <w:rPr>
+          <w:b/>
+        </w:rPr>
+        <w:t>input</w:t>
+      </w:r>
+      <w:r>
+        <w:rPr>
+          <w:b w:val="0"/>
+        </w:rPr>
+        <w:t xml:space="preserve"> contributions. It moves the dividing line without changing the weights that set the line’s orientation. Class 1 includes score zero under our stated rule.</w:t>
+      </w:r>
+    </w:p>
+    <w:p>
+      <w:pPr>
+        <w:spacing w:line="336" w:lineRule="auto" w:after="180"/>
+      </w:pPr>
+      <w:r>
+        <w:rPr>
+          <w:b w:val="0"/>
+        </w:rPr>
+        <w:t>That is why B changes class when the bias rises by two: its score moves from minus two onto the included boundary.</w:t>
+      </w:r>
+    </w:p>
+    <w:p>
+      <w:pPr>
+        <w:spacing w:line="336" w:lineRule="auto" w:after="180"/>
+      </w:pPr>
+      <w:r>
+        <w:rPr>
+          <w:b w:val="0"/>
+        </w:rPr>
+        <w:t>A linear boundary is a toy classifier rule. Raw score size does not automatically describe confidence or probability.</w:t>
+      </w:r>
+    </w:p>
+    <w:p>
+      <w:pPr>
+        <w:spacing w:line="336" w:lineRule="auto" w:after="180"/>
+      </w:pPr>
+      <w:r>
+        <w:rPr>
+          <w:b w:val="0"/>
+        </w:rPr>
+        <w:t>Change: Change bias from -3 to-1.</w:t>
+      </w:r>
+    </w:p>
+    <w:p>
+      <w:pPr>
+        <w:spacing w:line="336" w:lineRule="auto" w:after="180"/>
+      </w:pPr>
+      <w:r>
+        <w:rPr>
+          <w:b/>
+        </w:rPr>
+        <w:t>Prediction</w:t>
+      </w:r>
+      <w:r>
+        <w:rPr>
+          <w:b w:val="0"/>
+        </w:rPr>
+        <w:t>: A score becomes 2 and B score 0; both predict class 1.</w:t>
+      </w:r>
+    </w:p>
+    <w:p>
+      <w:pPr>
+        <w:spacing w:line="336" w:lineRule="auto" w:after="180"/>
+      </w:pPr>
+      <w:r>
+        <w:rPr>
+          <w:b w:val="0"/>
+        </w:rPr>
+        <w:t>Reason: Increasing bias by2 adds 2 to every score without changing the weights.</w:t>
+      </w:r>
+    </w:p>
+    <w:p>
+      <w:pPr>
+        <w:pStyle w:val="Heading2"/>
+      </w:pPr>
+      <w:r>
+        <w:t>Earlier wording, alternatives and picture transcripts · reference / check after trying</w:t>
       </w:r>
     </w:p>
     <w:tbl>
@@ -931,48 +1585,6 @@
         <w:pStyle w:val="Heading3"/>
       </w:pPr>
       <w:r>
-        <w:t>Explain Bias terms and decision boundaries · 2</w:t>
-      </w:r>
-    </w:p>
-    <w:p>
-      <w:pPr>
-        <w:spacing w:line="336" w:lineRule="auto" w:after="180"/>
-      </w:pPr>
-      <w:r>
-        <w:rPr>
-          <w:b w:val="0"/>
-        </w:rPr>
-        <w:t xml:space="preserve">Guided [3, 4]: with b = -3, z = -1 and class 0; with b = -1, z = 1 and class 1. Only b changed. Exit: test labels influenced the new bias, so the reused cases are development </w:t>
-      </w:r>
-      <w:r>
-        <w:rPr>
-          <w:b/>
-        </w:rPr>
-        <w:t>evidence</w:t>
-      </w:r>
-      <w:r>
-        <w:rPr>
-          <w:b w:val="0"/>
-        </w:rPr>
-        <w:t xml:space="preserve"> for the revision.</w:t>
-      </w:r>
-    </w:p>
-    <w:p>
-      <w:pPr>
-        <w:spacing w:line="336" w:lineRule="auto" w:after="180"/>
-      </w:pPr>
-      <w:r>
-        <w:rPr>
-          <w:b w:val="0"/>
-        </w:rPr>
-        <w:t>Preserve the original result and evaluate a frozen revision on fresh independent cases.</w:t>
-      </w:r>
-    </w:p>
-    <w:p>
-      <w:pPr>
-        <w:pStyle w:val="Heading3"/>
-      </w:pPr>
-      <w:r>
         <w:t>Model the reasoning aloud</w:t>
       </w:r>
     </w:p>
@@ -1317,97 +1929,10 @@
     </w:p>
     <w:p>
       <w:pPr>
-        <w:spacing w:line="336" w:lineRule="auto" w:after="180"/>
-      </w:pPr>
-      <w:r>
-        <w:rPr>
-          <w:b w:val="0"/>
-        </w:rPr>
-        <w:t xml:space="preserve">Move a toy boundary with a bias while keeping its </w:t>
-      </w:r>
-      <w:r>
-        <w:rPr>
-          <w:b/>
-        </w:rPr>
-        <w:t>input</w:t>
-      </w:r>
-      <w:r>
-        <w:rPr>
-          <w:b w:val="0"/>
-        </w:rPr>
-        <w:t xml:space="preserve"> weights fixed.</w:t>
-      </w:r>
-    </w:p>
-    <w:p>
-      <w:pPr>
         <w:pStyle w:val="Heading3"/>
       </w:pPr>
       <w:r>
         <w:t>The facts we will use</w:t>
-      </w:r>
-    </w:p>
-    <w:p>
-      <w:pPr>
-        <w:pStyle w:val="Heading3"/>
-      </w:pPr>
-      <w:r>
-        <w:t>Supplied facts</w:t>
-      </w:r>
-    </w:p>
-    <w:p>
-      <w:pPr>
-        <w:spacing w:line="336" w:lineRule="auto" w:after="180"/>
-        <w:shd w:fill="F1F6FC"/>
-      </w:pPr>
-      <w:r>
-        <w:rPr>
-          <w:b w:val="0"/>
-        </w:rPr>
-        <w:t xml:space="preserve">Score z=2u-v-3; predict class 1 when z&gt;=0. </w:t>
-      </w:r>
-      <w:r>
-        <w:rPr>
-          <w:b/>
-        </w:rPr>
-        <w:t>Input</w:t>
-      </w:r>
-      <w:r>
-        <w:rPr>
-          <w:b w:val="0"/>
-        </w:rPr>
-        <w:t>sA=[2, 1], B=[1, 1].</w:t>
-      </w:r>
-    </w:p>
-    <w:p>
-      <w:pPr>
-        <w:pStyle w:val="Heading3"/>
-      </w:pPr>
-      <w:r>
-        <w:t>Supplied facts</w:t>
-      </w:r>
-    </w:p>
-    <w:p>
-      <w:pPr>
-        <w:spacing w:line="336" w:lineRule="auto" w:after="180"/>
-        <w:shd w:fill="F1F6FC"/>
-      </w:pPr>
-      <w:r>
-        <w:rPr>
-          <w:b w:val="0"/>
-        </w:rPr>
-        <w:t xml:space="preserve">All </w:t>
-      </w:r>
-      <w:r>
-        <w:rPr>
-          <w:b/>
-        </w:rPr>
-        <w:t>input</w:t>
-      </w:r>
-      <w:r>
-        <w:rPr>
-          <w:b w:val="0"/>
-        </w:rPr>
-        <w:t>s and outcomes in this worked example are invented classroom data; no real model run is claimed.</w:t>
       </w:r>
     </w:p>
     <w:p>
@@ -1415,7 +1940,7 @@
         <w:drawing>
           <wp:inline xmlns:a="http://schemas.openxmlformats.org/drawingml/2006/main" xmlns:pic="http://schemas.openxmlformats.org/drawingml/2006/picture">
             <wp:extent cx="5486400" cy="3218543"/>
-            <wp:docPr id="1" name="Picture 1" descr="Input A reaches the inclusive boundary"/>
+            <wp:docPr id="3" name="Picture 3" descr="Input A reaches the inclusive boundary"/>
             <wp:cNvGraphicFramePr>
               <a:graphicFrameLocks noChangeAspect="1"/>
             </wp:cNvGraphicFramePr>
@@ -1427,7 +1952,7 @@
                     <pic:cNvPicPr/>
                   </pic:nvPicPr>
                   <pic:blipFill>
-                    <a:blip r:embed="rId9"/>
+                    <a:blip r:embed="rId11"/>
                     <a:stretch>
                       <a:fillRect/>
                     </a:stretch>
@@ -1451,7 +1976,7 @@
         <w:drawing>
           <wp:inline xmlns:a="http://schemas.openxmlformats.org/drawingml/2006/main" xmlns:pic="http://schemas.openxmlformats.org/drawingml/2006/picture">
             <wp:extent cx="5486400" cy="5185229"/>
-            <wp:docPr id="2" name="Picture 2" descr="Bias terms and decision boundaries. Trace input A: A score=4-1-3=0, so class 1 at the declared inclusive boundary.. Trace input B: B score=2-1-3=-2, so class 0.. Read boundary: The boundary is v=2u-3; the bias sets its position."/>
+            <wp:docPr id="4" name="Picture 4" descr="Bias terms and decision boundaries. Trace input A: A score=4-1-3=0, so class 1 at the declared inclusive boundary.. Trace input B: B score=2-1-3=-2, so class 0.. Read boundary: The boundary is v=2u-3; the bias sets its position."/>
             <wp:cNvGraphicFramePr>
               <a:graphicFrameLocks noChangeAspect="1"/>
             </wp:cNvGraphicFramePr>
@@ -1463,7 +1988,7 @@
                     <pic:cNvPicPr/>
                   </pic:nvPicPr>
                   <pic:blipFill>
-                    <a:blip r:embed="rId10"/>
+                    <a:blip r:embed="rId12"/>
                     <a:stretch>
                       <a:fillRect/>
                     </a:stretch>
@@ -1487,114 +2012,7 @@
         <w:pStyle w:val="Heading3"/>
       </w:pPr>
       <w:r>
-        <w:t>Read the picture one step at a time</w:t>
-      </w:r>
-    </w:p>
-    <w:tbl>
-      <w:tblPr>
-        <w:tblStyle w:val="LightShading-Accent1"/>
-        <w:tblW w:type="auto" w:w="0"/>
-        <w:tblLook w:firstColumn="1" w:firstRow="1" w:lastColumn="0" w:lastRow="0" w:noHBand="0" w:noVBand="1" w:val="04A0"/>
-      </w:tblPr>
-      <w:tblGrid>
-        <w:gridCol w:w="5112"/>
-        <w:gridCol w:w="5112"/>
-      </w:tblGrid>
-      <w:tr>
-        <w:trPr>
-          <w:tblHeader/>
-        </w:trPr>
-        <w:tc>
-          <w:tcPr>
-            <w:tcW w:type="dxa" w:w="5112"/>
-          </w:tcPr>
-          <w:p>
-            <w:r>
-              <w:t>Step</w:t>
-            </w:r>
-          </w:p>
-        </w:tc>
-        <w:tc>
-          <w:tcPr>
-            <w:tcW w:type="dxa" w:w="5112"/>
-          </w:tcPr>
-          <w:p>
-            <w:r>
-              <w:t>What happens and why</w:t>
-            </w:r>
-          </w:p>
-        </w:tc>
-      </w:tr>
-      <w:tr>
-        <w:tc>
-          <w:tcPr>
-            <w:tcW w:type="dxa" w:w="5112"/>
-          </w:tcPr>
-          <w:p>
-            <w:r>
-              <w:t>1. Trace input A</w:t>
-            </w:r>
-          </w:p>
-        </w:tc>
-        <w:tc>
-          <w:tcPr>
-            <w:tcW w:type="dxa" w:w="5112"/>
-          </w:tcPr>
-          <w:p>
-            <w:r>
-              <w:t>A score=4-1-3=0, so class 1 at the declared inclusive boundary.</w:t>
-            </w:r>
-          </w:p>
-        </w:tc>
-      </w:tr>
-      <w:tr>
-        <w:tc>
-          <w:tcPr>
-            <w:tcW w:type="dxa" w:w="5112"/>
-          </w:tcPr>
-          <w:p>
-            <w:r>
-              <w:t>2. Trace input B</w:t>
-            </w:r>
-          </w:p>
-        </w:tc>
-        <w:tc>
-          <w:tcPr>
-            <w:tcW w:type="dxa" w:w="5112"/>
-          </w:tcPr>
-          <w:p>
-            <w:r>
-              <w:t>B score=2-1-3=-2, so class 0.</w:t>
-            </w:r>
-          </w:p>
-        </w:tc>
-      </w:tr>
-      <w:tr>
-        <w:tc>
-          <w:tcPr>
-            <w:tcW w:type="dxa" w:w="5112"/>
-          </w:tcPr>
-          <w:p>
-            <w:r>
-              <w:t>3. Read boundary</w:t>
-            </w:r>
-          </w:p>
-        </w:tc>
-        <w:tc>
-          <w:tcPr>
-            <w:tcW w:type="dxa" w:w="5112"/>
-          </w:tcPr>
-          <w:p>
-            <w:r>
-              <w:t>The boundary is v=2u-3; the bias sets its position.</w:t>
-            </w:r>
-          </w:p>
-        </w:tc>
-      </w:tr>
-    </w:tbl>
-    <w:p>
-      <w:r>
-        <w:t>Match each pictured step to the supplied facts. This is a worked teaching case, not an independent assessment.</w:t>
+        <w:t>Why this result follows</w:t>
       </w:r>
     </w:p>
     <w:p>
@@ -1602,7 +2020,7 @@
         <w:pStyle w:val="Heading3"/>
       </w:pPr>
       <w:r>
-        <w:t>Why this result follows</w:t>
+        <w:t>What this example does not establish</w:t>
       </w:r>
     </w:p>
     <w:p>
@@ -1610,19 +2028,26 @@
         <w:pStyle w:val="Heading3"/>
       </w:pPr>
       <w:r>
-        <w:t>Why the result follows</w:t>
+        <w:t>Change one thing in the pictured case</w:t>
       </w:r>
     </w:p>
     <w:p>
       <w:pPr>
+        <w:pStyle w:val="Heading3"/>
+      </w:pPr>
+      <w:r>
+        <w:t>Ask while showing the picture</w:t>
+      </w:r>
+    </w:p>
+    <w:p>
+      <w:pPr>
         <w:spacing w:line="336" w:lineRule="auto" w:after="180"/>
-        <w:shd w:fill="F1F6FC"/>
       </w:pPr>
       <w:r>
         <w:rPr>
           <w:b w:val="0"/>
         </w:rPr>
-        <w:t xml:space="preserve">The bias adds the same offset after the </w:t>
+        <w:t xml:space="preserve">Cover the result. Ask learners to name the </w:t>
       </w:r>
       <w:r>
         <w:rPr>
@@ -1634,148 +2059,84 @@
         <w:rPr>
           <w:b w:val="0"/>
         </w:rPr>
-        <w:t xml:space="preserve"> contributions. It moves the dividing line without changing the weights that set the line’s orientation. Class 1 includes score zero under our stated rule.</w:t>
-      </w:r>
-    </w:p>
-    <w:p>
-      <w:pPr>
-        <w:spacing w:line="336" w:lineRule="auto" w:after="180"/>
-        <w:shd w:fill="F1F6FC"/>
-      </w:pPr>
+        <w:t xml:space="preserve">s and predict the next step. Uncover one step, connect the icon to the actual procedure, and explain its </w:t>
+      </w:r>
+      <w:r>
+        <w:rPr>
+          <w:b/>
+        </w:rPr>
+        <w:t>evidence</w:t>
+      </w:r>
       <w:r>
         <w:rPr>
           <w:b w:val="0"/>
         </w:rPr>
-        <w:t>That is why B changes class when the bias rises by two: its score moves from minus two onto the included boundary.</w:t>
+        <w:t>. Then change the supplied condition and compare.</w:t>
       </w:r>
     </w:p>
     <w:p>
       <w:pPr>
-        <w:pStyle w:val="Heading3"/>
-      </w:pPr>
-      <w:r>
-        <w:t>What this example does not establish</w:t>
-      </w:r>
-    </w:p>
-    <w:p>
-      <w:pPr>
-        <w:pStyle w:val="Heading3"/>
-      </w:pPr>
-      <w:r>
-        <w:t>Keep the stated limit</w:t>
-      </w:r>
-    </w:p>
-    <w:p>
-      <w:pPr>
         <w:spacing w:line="336" w:lineRule="auto" w:after="180"/>
-        <w:shd w:fill="FFF5E6"/>
       </w:pPr>
       <w:r>
         <w:rPr>
           <w:b w:val="0"/>
         </w:rPr>
-        <w:t>A linear boundary is a toy classifier rule. Raw score size does not automatically describe confidence or probability.</w:t>
+        <w:t>The picture is a representation; it does not document execution of a real AI model.</w:t>
       </w:r>
     </w:p>
     <w:p>
       <w:pPr>
-        <w:pStyle w:val="Heading3"/>
-      </w:pPr>
-      <w:r>
-        <w:t>Change one thing in the pictured case</w:t>
+        <w:pStyle w:val="Heading1"/>
+      </w:pPr>
+      <w:r>
+        <w:t>03. Model a step,then remove help</w:t>
       </w:r>
     </w:p>
     <w:p>
-      <w:pPr>
-        <w:pStyle w:val="Heading3"/>
-      </w:pPr>
-      <w:r>
-        <w:t>Change one thing</w:t>
+      <w:r>
+        <w:t>Collect each learner’s reasoning before showing a key.</w:t>
       </w:r>
     </w:p>
     <w:p>
       <w:pPr>
+        <w:pStyle w:val="Heading2"/>
+      </w:pPr>
+      <w:r>
+        <w:t>Current completion task and checked reasoning</w:t>
+      </w:r>
+    </w:p>
+    <w:p>
+      <w:pPr>
         <w:spacing w:line="336" w:lineRule="auto" w:after="180"/>
-        <w:shd w:fill="F5F1FB"/>
       </w:pPr>
       <w:r>
         <w:rPr>
           <w:b w:val="0"/>
         </w:rPr>
-        <w:t>Change: Change bias from -3 to-1.</w:t>
+        <w:t>Completion task: For the worked model, find boundary points at width 2 and width 4. Test [4, 4] and [4, 6] to identify the class on each side.</w:t>
       </w:r>
     </w:p>
     <w:p>
       <w:pPr>
-        <w:pStyle w:val="Heading3"/>
-      </w:pPr>
-      <w:r>
-        <w:t>Predicted result</w:t>
-      </w:r>
-    </w:p>
-    <w:p>
-      <w:pPr>
         <w:spacing w:line="336" w:lineRule="auto" w:after="180"/>
-        <w:shd w:fill="F1F6FC"/>
-      </w:pPr>
-      <w:r>
-        <w:rPr>
-          <w:b/>
-        </w:rPr>
-        <w:t>Prediction</w:t>
-      </w:r>
+      </w:pPr>
       <w:r>
         <w:rPr>
           <w:b w:val="0"/>
         </w:rPr>
-        <w:t>: A score becomes 2 and B score 0; both predict class 1.</w:t>
+        <w:t>Teacher check: Teacher explanation: Boundary points (2, 1) and (4, 5). [4, 4] has z = 1 and class 1; [4, 6] has z = -1 and class 0. With height vertical, class 1 is on or below the line.</w:t>
       </w:r>
     </w:p>
     <w:p>
       <w:pPr>
-        <w:pStyle w:val="Heading3"/>
-      </w:pPr>
-      <w:r>
-        <w:t>Why the result follows</w:t>
-      </w:r>
-    </w:p>
-    <w:p>
-      <w:pPr>
         <w:spacing w:line="336" w:lineRule="auto" w:after="180"/>
-        <w:shd w:fill="F1F6FC"/>
       </w:pPr>
       <w:r>
         <w:rPr>
           <w:b w:val="0"/>
         </w:rPr>
-        <w:t>Reason: Increasing bias by2 adds 2 to every score without changing the weights.</w:t>
-      </w:r>
-    </w:p>
-    <w:p>
-      <w:pPr>
-        <w:pStyle w:val="Heading3"/>
-      </w:pPr>
-      <w:r>
-        <w:t>Ask while showing the picture</w:t>
-      </w:r>
-    </w:p>
-    <w:p>
-      <w:pPr>
-        <w:pStyle w:val="Heading3"/>
-      </w:pPr>
-      <w:r>
-        <w:t>Ask while showing the picture · 3</w:t>
-      </w:r>
-    </w:p>
-    <w:p>
-      <w:pPr>
-        <w:spacing w:line="336" w:lineRule="auto" w:after="180"/>
-      </w:pPr>
-      <w:r>
-        <w:rPr>
-          <w:b w:val="0"/>
-        </w:rPr>
-        <w:t xml:space="preserve">Cover the result. Ask learners to name the </w:t>
+        <w:t xml:space="preserve">Start by identifying the given </w:t>
       </w:r>
       <w:r>
         <w:rPr>
@@ -1787,7 +2148,112 @@
         <w:rPr>
           <w:b w:val="0"/>
         </w:rPr>
-        <w:t xml:space="preserve">s and predict the next step. Uncover one step, connect the icon to the actual procedure, and explain its </w:t>
+        <w:t>s together. Leave the intermediate steps blank. If needed, model one step, then withdraw that help on the next step. Move to a full trace only when the partial trace is understood.</w:t>
+      </w:r>
+    </w:p>
+    <w:p>
+      <w:pPr>
+        <w:spacing w:line="336" w:lineRule="auto" w:after="180"/>
+      </w:pPr>
+      <w:r>
+        <w:rPr>
+          <w:b w:val="0"/>
+        </w:rPr>
+        <w:t>For partners, alternate explainer and checker; collect a response from every learner before discussion.</w:t>
+      </w:r>
+    </w:p>
+    <w:p>
+      <w:pPr>
+        <w:pStyle w:val="Heading2"/>
+      </w:pPr>
+      <w:r>
+        <w:t>Individual misconception check</w:t>
+      </w:r>
+    </w:p>
+    <w:p>
+      <w:pPr>
+        <w:spacing w:line="336" w:lineRule="auto" w:after="180"/>
+      </w:pPr>
+      <w:r>
+        <w:rPr>
+          <w:b w:val="0"/>
+        </w:rPr>
+        <w:t xml:space="preserve">Use the worked case for </w:t>
+      </w:r>
+      <w:r>
+        <w:rPr>
+          <w:b/>
+        </w:rPr>
+        <w:t>Bias term</w:t>
+      </w:r>
+      <w:r>
+        <w:rPr>
+          <w:b w:val="0"/>
+        </w:rPr>
+        <w:t>s and decision boundaries. Proposed explanation: “Add bias to each contribution”. Decide whether this explanation is supported.</w:t>
+      </w:r>
+    </w:p>
+    <w:p>
+      <w:pPr>
+        <w:spacing w:line="336" w:lineRule="auto" w:after="180"/>
+      </w:pPr>
+      <w:r>
+        <w:rPr>
+          <w:b w:val="0"/>
+        </w:rPr>
+        <w:t>Point to the step or supplied fact that decides; explain your repair if needed.</w:t>
+      </w:r>
+    </w:p>
+    <w:p>
+      <w:pPr>
+        <w:spacing w:line="336" w:lineRule="auto" w:after="180"/>
+      </w:pPr>
+      <w:r>
+        <w:rPr>
+          <w:b w:val="0"/>
+        </w:rPr>
+        <w:t>Expected correction: Compute the dot product, then add one b. Adding b twice implements a different formula.</w:t>
+      </w:r>
+    </w:p>
+    <w:p>
+      <w:pPr>
+        <w:spacing w:line="336" w:lineRule="auto" w:after="180"/>
+      </w:pPr>
+      <w:r>
+        <w:rPr>
+          <w:b w:val="0"/>
+        </w:rPr>
+        <w:t>Collect explanations, not only yes/no votes. If a misunderstanding is common, re-model the relevant step for the class.</w:t>
+      </w:r>
+    </w:p>
+    <w:p>
+      <w:pPr>
+        <w:spacing w:line="336" w:lineRule="auto" w:after="180"/>
+      </w:pPr>
+      <w:r>
+        <w:rPr>
+          <w:b w:val="0"/>
+        </w:rPr>
+        <w:t>If it affects a few learners, give a short targeted group explanation while others solve a more demanding variation.</w:t>
+      </w:r>
+    </w:p>
+    <w:p>
+      <w:pPr>
+        <w:pStyle w:val="Heading2"/>
+      </w:pPr>
+      <w:r>
+        <w:t>Pictured reasoning and changed case</w:t>
+      </w:r>
+    </w:p>
+    <w:p>
+      <w:pPr>
+        <w:spacing w:line="336" w:lineRule="auto" w:after="180"/>
+      </w:pPr>
+      <w:r>
+        <w:rPr>
+          <w:b w:val="0"/>
+        </w:rPr>
+        <w:t xml:space="preserve">Is B positive under the original or changed model? Point to the relevant step in the picture, then write the changed result and the rule or </w:t>
       </w:r>
       <w:r>
         <w:rPr>
@@ -1799,7 +2265,7 @@
         <w:rPr>
           <w:b w:val="0"/>
         </w:rPr>
-        <w:t>. Then change the supplied condition and compare.</w:t>
+        <w:t xml:space="preserve"> that supports it.</w:t>
       </w:r>
     </w:p>
     <w:p>
@@ -1810,20 +2276,125 @@
         <w:rPr>
           <w:b w:val="0"/>
         </w:rPr>
-        <w:t>The picture is a representation; it does not document execution of a real AI model.</w:t>
+        <w:t>Originally B has score -2 and class 0; with bias -1 its score is 0 and class 1 because the boundary is inclusive. Changed-case check: A score becomes 2 and B score 0; both predict class 1.</w:t>
       </w:r>
     </w:p>
     <w:p>
       <w:pPr>
-        <w:pStyle w:val="Heading1"/>
-      </w:pPr>
-      <w:r>
-        <w:t>03. Demonstrate and guide practice</w:t>
+        <w:spacing w:line="336" w:lineRule="auto" w:after="180"/>
+      </w:pPr>
+      <w:r>
+        <w:rPr>
+          <w:b w:val="0"/>
+        </w:rPr>
+        <w:t>Increasing bias by2 adds 2 to every score without changing the weights.</w:t>
       </w:r>
     </w:p>
     <w:p>
-      <w:r>
-        <w:t>Demonstrate Bias terms and decision boundaries, reduce support deliberately and check individual reasoning before discussing answers.</w:t>
+      <w:pPr>
+        <w:spacing w:line="336" w:lineRule="auto" w:after="180"/>
+      </w:pPr>
+      <w:r>
+        <w:rPr>
+          <w:b w:val="0"/>
+        </w:rPr>
+        <w:t>Changed-case reasoning: A score becomes 2 and B score 0; both predict class 1. Increasing bias by2 adds 2 to every score without changing the weights.</w:t>
+      </w:r>
+    </w:p>
+    <w:p>
+      <w:pPr>
+        <w:spacing w:line="336" w:lineRule="auto" w:after="180"/>
+      </w:pPr>
+      <w:r>
+        <w:rPr>
+          <w:b w:val="0"/>
+        </w:rPr>
+        <w:t xml:space="preserve">Collect each learner’s explanation before discussion. Use the first missing connection between </w:t>
+      </w:r>
+      <w:r>
+        <w:rPr>
+          <w:b/>
+        </w:rPr>
+        <w:t>input</w:t>
+      </w:r>
+      <w:r>
+        <w:rPr>
+          <w:b w:val="0"/>
+        </w:rPr>
+        <w:t xml:space="preserve">, deciding step and result to choose support. This question is worked-case practice, not fresh mastery </w:t>
+      </w:r>
+      <w:r>
+        <w:rPr>
+          <w:b/>
+        </w:rPr>
+        <w:t>evidence</w:t>
+      </w:r>
+      <w:r>
+        <w:rPr>
+          <w:b w:val="0"/>
+        </w:rPr>
+        <w:t>.</w:t>
+      </w:r>
+    </w:p>
+    <w:p>
+      <w:pPr>
+        <w:pStyle w:val="Heading2"/>
+      </w:pPr>
+      <w:r>
+        <w:t>Accessible support and extension</w:t>
+      </w:r>
+    </w:p>
+    <w:p>
+      <w:pPr>
+        <w:spacing w:line="336" w:lineRule="auto" w:after="180"/>
+      </w:pPr>
+      <w:r>
+        <w:rPr>
+          <w:b w:val="0"/>
+        </w:rPr>
+        <w:t xml:space="preserve">Use See how it works and Follow a worked example. Collect a </w:t>
+      </w:r>
+      <w:r>
+        <w:rPr>
+          <w:b/>
+        </w:rPr>
+        <w:t>prediction</w:t>
+      </w:r>
+      <w:r>
+        <w:rPr>
+          <w:b w:val="0"/>
+        </w:rPr>
+        <w:t xml:space="preserve"> before revealing its result; ask the learner to point to each intermediate fact.</w:t>
+      </w:r>
+    </w:p>
+    <w:p>
+      <w:pPr>
+        <w:spacing w:line="336" w:lineRule="auto" w:after="180"/>
+      </w:pPr>
+      <w:r>
+        <w:rPr>
+          <w:b w:val="0"/>
+        </w:rPr>
+        <w:t>Provide graph paper and a partially labelled contribution table. If rearranging equations is difficult, find three zero-score points by substitution first.</w:t>
+      </w:r>
+    </w:p>
+    <w:p>
+      <w:pPr>
+        <w:spacing w:line="336" w:lineRule="auto" w:after="180"/>
+      </w:pPr>
+      <w:r>
+        <w:rPr>
+          <w:b w:val="0"/>
+        </w:rPr>
+        <w:t>Extension: multiply all weights and b by positive 2 and explain why scores double while classifications under &gt;= 0 stay the same.</w:t>
+      </w:r>
+    </w:p>
+    <w:p>
+      <w:pPr>
+        <w:pStyle w:val="Heading2"/>
+      </w:pPr>
+      <w:r>
+        <w:t>Earlier wording, alternatives and picture transcripts · reference / check after trying</w:t>
       </w:r>
     </w:p>
     <w:tbl>
@@ -2040,36 +2611,131 @@
     </w:tbl>
     <w:p>
       <w:pPr>
+        <w:pStyle w:val="Heading3"/>
+      </w:pPr>
+      <w:r>
+        <w:t>Reduce help deliberately</w:t>
+      </w:r>
+    </w:p>
+    <w:p>
+      <w:pPr>
+        <w:pStyle w:val="Heading3"/>
+      </w:pPr>
+      <w:r>
+        <w:t>Individual reasoning check</w:t>
+      </w:r>
+    </w:p>
+    <w:p>
+      <w:pPr>
+        <w:pStyle w:val="Heading3"/>
+      </w:pPr>
+      <w:r>
+        <w:t>Pictorial practice question</w:t>
+      </w:r>
+    </w:p>
+    <w:p>
+      <w:pPr>
+        <w:pStyle w:val="Heading3"/>
+      </w:pPr>
+      <w:r>
+        <w:t>Reasoned teacher answer</w:t>
+      </w:r>
+    </w:p>
+    <w:p>
+      <w:pPr>
+        <w:pStyle w:val="Heading1"/>
+      </w:pPr>
+      <w:r>
+        <w:t>04. Run the complete supplied investigation</w:t>
+      </w:r>
+    </w:p>
+    <w:p>
+      <w:r>
+        <w:t>Separate predictions,actual runs and paper traces.</w:t>
+      </w:r>
+    </w:p>
+    <w:p>
+      <w:pPr>
+        <w:pStyle w:val="Heading2"/>
+      </w:pPr>
+      <w:r>
+        <w:t>Complete inputs,expected results and limits</w:t>
+      </w:r>
+    </w:p>
+    <w:p>
+      <w:pPr>
         <w:spacing w:line="336" w:lineRule="auto" w:after="180"/>
       </w:pPr>
       <w:r>
         <w:rPr>
           <w:b w:val="0"/>
         </w:rPr>
-        <w:t xml:space="preserve">Use See how it works and Follow a worked example. Collect a </w:t>
+        <w:t>Main W2 boundary(2, 1)/(4, 5); side checks 1/−1. Equality[3, 3]z0 class1 under≥, class 0 under&gt;; same zero line. Bias shift−3→−1 adds2 and keeps slope 2. Missing/incorrect units require schema repair. Independent w[−1, 2], b−2:inputs[2, 1]/[2, 2]/[2, 3]scores−2/0/2, classes 0/1/1, boundaryv=u/2+1. With b0, [2, 1]z0 class1, boundaryv=u/2. No final labels inform tuning.</w:t>
+      </w:r>
+    </w:p>
+    <w:p>
+      <w:pPr>
+        <w:pStyle w:val="Heading2"/>
+      </w:pPr>
+      <w:r>
+        <w:t>Diagnose the current misconceptions</w:t>
+      </w:r>
+    </w:p>
+    <w:p>
+      <w:pPr>
+        <w:spacing w:line="336" w:lineRule="auto" w:after="180"/>
+      </w:pPr>
+      <w:r>
+        <w:rPr>
+          <w:b w:val="0"/>
+        </w:rPr>
+        <w:t>Add bias to each contribution: Compute the dot product, then add one b. Adding b twice implements a different formula.</w:t>
+      </w:r>
+    </w:p>
+    <w:p>
+      <w:pPr>
+        <w:spacing w:line="336" w:lineRule="auto" w:after="180"/>
+      </w:pPr>
+      <w:r>
+        <w:rPr>
+          <w:b w:val="0"/>
+        </w:rPr>
+        <w:t>Higher scores mean more correct: Correctness also needs target labels. A shifted boundary can trade one error type for another.</w:t>
+      </w:r>
+    </w:p>
+    <w:p>
+      <w:pPr>
+        <w:spacing w:line="336" w:lineRule="auto" w:after="180"/>
+      </w:pPr>
+      <w:r>
+        <w:rPr>
+          <w:b w:val="0"/>
+        </w:rPr>
+        <w:t xml:space="preserve">The </w:t>
       </w:r>
       <w:r>
         <w:rPr>
           <w:b/>
         </w:rPr>
-        <w:t>prediction</w:t>
+        <w:t>bias term</w:t>
       </w:r>
       <w:r>
         <w:rPr>
           <w:b w:val="0"/>
         </w:rPr>
-        <w:t xml:space="preserve"> before revealing its result; ask the learner to point to each intermediate fact.</w:t>
-      </w:r>
-    </w:p>
-    <w:p>
-      <w:pPr>
-        <w:spacing w:line="336" w:lineRule="auto" w:after="180"/>
-      </w:pPr>
+        <w:t xml:space="preserve"> measures unfairness: This b is an additive parameter. Evaluating unfairness requires context and </w:t>
+      </w:r>
+      <w:r>
+        <w:rPr>
+          <w:b/>
+        </w:rPr>
+        <w:t>evidence</w:t>
+      </w:r>
       <w:r>
         <w:rPr>
           <w:b w:val="0"/>
         </w:rPr>
-        <w:t>Provide graph paper and a partially labelled contribution table. If rearranging equations is difficult, find three zero-score points by substitution first.</w:t>
+        <w:t xml:space="preserve"> about outcomes and use.</w:t>
       </w:r>
     </w:p>
     <w:p>
@@ -2080,66 +2746,19 @@
         <w:rPr>
           <w:b w:val="0"/>
         </w:rPr>
-        <w:t>Extension: multiply all weights and b by positive 2 and explain why scores double while classifications under &gt;= 0 stay the same.</w:t>
-      </w:r>
-    </w:p>
-    <w:p>
-      <w:pPr>
-        <w:pStyle w:val="Heading3"/>
-      </w:pPr>
-      <w:r>
-        <w:t>Reduce help deliberately</w:t>
-      </w:r>
-    </w:p>
-    <w:p>
-      <w:pPr>
-        <w:pStyle w:val="Heading3"/>
-      </w:pPr>
-      <w:r>
-        <w:t>Completion practice</w:t>
-      </w:r>
-    </w:p>
-    <w:p>
-      <w:pPr>
-        <w:spacing w:line="336" w:lineRule="auto" w:after="180"/>
-        <w:shd w:fill="F5F1FB"/>
-      </w:pPr>
+        <w:t xml:space="preserve">Use Run the investigation for the </w:t>
+      </w:r>
+      <w:r>
+        <w:rPr>
+          <w:b/>
+        </w:rPr>
+        <w:t>evidence</w:t>
+      </w:r>
       <w:r>
         <w:rPr>
           <w:b w:val="0"/>
         </w:rPr>
-        <w:t>Completion task: For the worked model, find boundary points at width 2 and width 4. Test [4, 4] and [4, 6] to identify the class on each side.</w:t>
-      </w:r>
-    </w:p>
-    <w:p>
-      <w:pPr>
-        <w:pStyle w:val="Heading3"/>
-      </w:pPr>
-      <w:r>
-        <w:t>Reasoning to listen for</w:t>
-      </w:r>
-    </w:p>
-    <w:p>
-      <w:pPr>
-        <w:spacing w:line="336" w:lineRule="auto" w:after="180"/>
-        <w:shd w:fill="F1F6FC"/>
-      </w:pPr>
-      <w:r>
-        <w:rPr>
-          <w:b w:val="0"/>
-        </w:rPr>
-        <w:t>Teacher check: Teacher explanation: Boundary points (2, 1) and (4, 5). [4, 4] has z = 1 and class 1; [4, 6] has z = -1 and class 0. With height vertical, class 1 is on or below the line.</w:t>
-      </w:r>
-    </w:p>
-    <w:p>
-      <w:pPr>
-        <w:spacing w:line="336" w:lineRule="auto" w:after="180"/>
-      </w:pPr>
-      <w:r>
-        <w:rPr>
-          <w:b w:val="0"/>
-        </w:rPr>
-        <w:t xml:space="preserve">Start by identifying the given </w:t>
+        <w:t xml:space="preserve"> ledger. Add a boundary or missing-</w:t>
       </w:r>
       <w:r>
         <w:rPr>
@@ -2151,322 +2770,15 @@
         <w:rPr>
           <w:b w:val="0"/>
         </w:rPr>
-        <w:t>s together. Leave the intermediate steps blank. If needed, model one step, then withdraw that help on the next step. Move to a full trace only when the partial trace is understood.</w:t>
+        <w:t xml:space="preserve"> case and record the expected response before checking. More successful repeats of one case do not establish wider coverage.</w:t>
       </w:r>
     </w:p>
     <w:p>
       <w:pPr>
-        <w:spacing w:line="336" w:lineRule="auto" w:after="180"/>
-      </w:pPr>
-      <w:r>
-        <w:rPr>
-          <w:b w:val="0"/>
-        </w:rPr>
-        <w:t>For partners, alternate explainer and checker; collect a response from every learner before discussion.</w:t>
-      </w:r>
-    </w:p>
-    <w:p>
-      <w:pPr>
-        <w:pStyle w:val="Heading3"/>
-      </w:pPr>
-      <w:r>
-        <w:t>Individual reasoning check</w:t>
-      </w:r>
-    </w:p>
-    <w:p>
-      <w:pPr>
-        <w:spacing w:line="336" w:lineRule="auto" w:after="180"/>
-      </w:pPr>
-      <w:r>
-        <w:rPr>
-          <w:b w:val="0"/>
-        </w:rPr>
-        <w:t xml:space="preserve">Use the worked case for </w:t>
-      </w:r>
-      <w:r>
-        <w:rPr>
-          <w:b/>
-        </w:rPr>
-        <w:t>Bias term</w:t>
-      </w:r>
-      <w:r>
-        <w:rPr>
-          <w:b w:val="0"/>
-        </w:rPr>
-        <w:t>s and decision boundaries. Proposed explanation: “Add bias to each contribution”. Decide whether this explanation is supported.</w:t>
-      </w:r>
-    </w:p>
-    <w:p>
-      <w:pPr>
-        <w:spacing w:line="336" w:lineRule="auto" w:after="180"/>
-      </w:pPr>
-      <w:r>
-        <w:rPr>
-          <w:b w:val="0"/>
-        </w:rPr>
-        <w:t>Point to the step or supplied fact that decides; explain your repair if needed.</w:t>
-      </w:r>
-    </w:p>
-    <w:p>
-      <w:pPr>
-        <w:pStyle w:val="Heading3"/>
-      </w:pPr>
-      <w:r>
-        <w:t>Expected repair</w:t>
-      </w:r>
-    </w:p>
-    <w:p>
-      <w:pPr>
-        <w:spacing w:line="336" w:lineRule="auto" w:after="180"/>
-        <w:shd w:fill="F1F6FC"/>
-      </w:pPr>
-      <w:r>
-        <w:rPr>
-          <w:b w:val="0"/>
-        </w:rPr>
-        <w:t>Expected correction: Compute the dot product, then add one b. Adding b twice implements a different formula.</w:t>
-      </w:r>
-    </w:p>
-    <w:p>
-      <w:pPr>
-        <w:spacing w:line="336" w:lineRule="auto" w:after="180"/>
-      </w:pPr>
-      <w:r>
-        <w:rPr>
-          <w:b w:val="0"/>
-        </w:rPr>
-        <w:t>Collect explanations, not only yes/no votes. If a misunderstanding is common, re-model the relevant step for the class.</w:t>
-      </w:r>
-    </w:p>
-    <w:p>
-      <w:pPr>
-        <w:spacing w:line="336" w:lineRule="auto" w:after="180"/>
-      </w:pPr>
-      <w:r>
-        <w:rPr>
-          <w:b w:val="0"/>
-        </w:rPr>
-        <w:t>If it affects a few learners, give a short targeted group explanation while others solve a more demanding variation.</w:t>
-      </w:r>
-    </w:p>
-    <w:p>
-      <w:pPr>
-        <w:pStyle w:val="Heading3"/>
-      </w:pPr>
-      <w:r>
-        <w:t>Pictorial practice question</w:t>
-      </w:r>
-    </w:p>
-    <w:p>
-      <w:pPr>
-        <w:spacing w:line="336" w:lineRule="auto" w:after="180"/>
-      </w:pPr>
-      <w:r>
-        <w:rPr>
-          <w:b w:val="0"/>
-        </w:rPr>
-        <w:t xml:space="preserve">Is B positive under the original or changed model? Point to the relevant step in the picture, then write the changed result and the rule or </w:t>
-      </w:r>
-      <w:r>
-        <w:rPr>
-          <w:b/>
-        </w:rPr>
-        <w:t>evidence</w:t>
-      </w:r>
-      <w:r>
-        <w:rPr>
-          <w:b w:val="0"/>
-        </w:rPr>
-        <w:t xml:space="preserve"> that supports it.</w:t>
-      </w:r>
-    </w:p>
-    <w:p>
-      <w:pPr>
-        <w:pStyle w:val="Heading3"/>
-      </w:pPr>
-      <w:r>
-        <w:t>Reasoned teacher answer</w:t>
-      </w:r>
-    </w:p>
-    <w:p>
-      <w:pPr>
-        <w:spacing w:line="336" w:lineRule="auto" w:after="180"/>
-      </w:pPr>
-      <w:r>
-        <w:rPr>
-          <w:b w:val="0"/>
-        </w:rPr>
-        <w:t>Originally B has score -2 and class 0; with bias -1 its score is 0 and class 1 because the boundary is inclusive. Changed-case check: A score becomes 2 and B score 0; both predict class 1.</w:t>
-      </w:r>
-    </w:p>
-    <w:p>
-      <w:pPr>
-        <w:spacing w:line="336" w:lineRule="auto" w:after="180"/>
-      </w:pPr>
-      <w:r>
-        <w:rPr>
-          <w:b w:val="0"/>
-        </w:rPr>
-        <w:t>Increasing bias by2 adds 2 to every score without changing the weights.</w:t>
-      </w:r>
-    </w:p>
-    <w:p>
-      <w:pPr>
-        <w:spacing w:line="336" w:lineRule="auto" w:after="180"/>
-      </w:pPr>
-      <w:r>
-        <w:rPr>
-          <w:b w:val="0"/>
-        </w:rPr>
-        <w:t>Changed-case reasoning: A score becomes 2 and B score 0; both predict class 1. Increasing bias by2 adds 2 to every score without changing the weights.</w:t>
-      </w:r>
-    </w:p>
-    <w:p>
-      <w:pPr>
-        <w:spacing w:line="336" w:lineRule="auto" w:after="180"/>
-      </w:pPr>
-      <w:r>
-        <w:rPr>
-          <w:b w:val="0"/>
-        </w:rPr>
-        <w:t xml:space="preserve">Collect each learner’s explanation before discussion. Use the first missing connection between </w:t>
-      </w:r>
-      <w:r>
-        <w:rPr>
-          <w:b/>
-        </w:rPr>
-        <w:t>input</w:t>
-      </w:r>
-      <w:r>
-        <w:rPr>
-          <w:b w:val="0"/>
-        </w:rPr>
-        <w:t xml:space="preserve">, deciding step and result to choose support. This question is worked-case practice, not fresh mastery </w:t>
-      </w:r>
-      <w:r>
-        <w:rPr>
-          <w:b/>
-        </w:rPr>
-        <w:t>evidence</w:t>
-      </w:r>
-      <w:r>
-        <w:rPr>
-          <w:b w:val="0"/>
-        </w:rPr>
-        <w:t>.</w:t>
-      </w:r>
-    </w:p>
-    <w:p>
-      <w:pPr>
-        <w:pStyle w:val="Heading1"/>
-      </w:pPr>
-      <w:r>
-        <w:t>04. Run the investigation and diagnose misconceptions</w:t>
-      </w:r>
-    </w:p>
-    <w:p>
-      <w:r>
-        <w:t>Run the Bias terms and decision boundaries investigation and use the first unsupported step to choose a teaching response.</w:t>
-      </w:r>
-    </w:p>
-    <w:p>
-      <w:pPr>
-        <w:spacing w:line="336" w:lineRule="auto" w:after="180"/>
-      </w:pPr>
-      <w:r>
-        <w:rPr>
-          <w:b w:val="0"/>
-        </w:rPr>
-        <w:t>Add bias to each contribution: Compute the dot product, then add one b. Adding b twice implements a different formula.</w:t>
-      </w:r>
-    </w:p>
-    <w:p>
-      <w:pPr>
-        <w:spacing w:line="336" w:lineRule="auto" w:after="180"/>
-      </w:pPr>
-      <w:r>
-        <w:rPr>
-          <w:b w:val="0"/>
-        </w:rPr>
-        <w:t>Higher scores mean more correct: Correctness also needs target labels. A shifted boundary can trade one error type for another.</w:t>
-      </w:r>
-    </w:p>
-    <w:p>
-      <w:pPr>
-        <w:spacing w:line="336" w:lineRule="auto" w:after="180"/>
-      </w:pPr>
-      <w:r>
-        <w:rPr>
-          <w:b w:val="0"/>
-        </w:rPr>
-        <w:t xml:space="preserve">The </w:t>
-      </w:r>
-      <w:r>
-        <w:rPr>
-          <w:b/>
-        </w:rPr>
-        <w:t>bias term</w:t>
-      </w:r>
-      <w:r>
-        <w:rPr>
-          <w:b w:val="0"/>
-        </w:rPr>
-        <w:t xml:space="preserve"> measures unfairness: This b is an additive parameter. Evaluating unfairness requires context and </w:t>
-      </w:r>
-      <w:r>
-        <w:rPr>
-          <w:b/>
-        </w:rPr>
-        <w:t>evidence</w:t>
-      </w:r>
-      <w:r>
-        <w:rPr>
-          <w:b w:val="0"/>
-        </w:rPr>
-        <w:t xml:space="preserve"> about outcomes and use.</w:t>
-      </w:r>
-    </w:p>
-    <w:p>
-      <w:pPr>
-        <w:spacing w:line="336" w:lineRule="auto" w:after="180"/>
-      </w:pPr>
-      <w:r>
-        <w:rPr>
-          <w:b w:val="0"/>
-        </w:rPr>
-        <w:t xml:space="preserve">Use Run the investigation for the </w:t>
-      </w:r>
-      <w:r>
-        <w:rPr>
-          <w:b/>
-        </w:rPr>
-        <w:t>evidence</w:t>
-      </w:r>
-      <w:r>
-        <w:rPr>
-          <w:b w:val="0"/>
-        </w:rPr>
-        <w:t xml:space="preserve"> ledger. Add a boundary or missing-</w:t>
-      </w:r>
-      <w:r>
-        <w:rPr>
-          <w:b/>
-        </w:rPr>
-        <w:t>input</w:t>
-      </w:r>
-      <w:r>
-        <w:rPr>
-          <w:b w:val="0"/>
-        </w:rPr>
-        <w:t xml:space="preserve"> case and record the expected response before checking. More successful repeats of one case do not establish wider coverage.</w:t>
-      </w:r>
-    </w:p>
-    <w:p>
-      <w:pPr>
-        <w:pStyle w:val="Heading3"/>
-      </w:pPr>
-      <w:r>
-        <w:t>Match the support to the first error</w:t>
+        <w:pStyle w:val="Heading2"/>
+      </w:pPr>
+      <w:r>
+        <w:t>Choose accessible support</w:t>
       </w:r>
     </w:p>
     <w:tbl>
@@ -2639,23 +2951,39 @@
     </w:p>
     <w:p>
       <w:pPr>
-        <w:pStyle w:val="Heading1"/>
-      </w:pPr>
-      <w:r>
-        <w:t>05. Assess and explain the answers</w:t>
+        <w:pStyle w:val="Heading2"/>
+      </w:pPr>
+      <w:r>
+        <w:t>Earlier wording, alternatives and picture transcripts · reference / check after trying</w:t>
       </w:r>
     </w:p>
     <w:p>
-      <w:r>
-        <w:t>Use the Bias terms and decision boundaries questions, teacher keys and criteria after the relevant attempts. Previously discussed cases are practice; protect the separately selected independent task.</w:t>
+      <w:pPr>
+        <w:pStyle w:val="Heading3"/>
+      </w:pPr>
+      <w:r>
+        <w:t>Match the support to the first error</w:t>
       </w:r>
     </w:p>
     <w:p>
       <w:pPr>
-        <w:pStyle w:val="Heading3"/>
-      </w:pPr>
-      <w:r>
-        <w:t>Guided and exit questions</w:t>
+        <w:pStyle w:val="Heading1"/>
+      </w:pPr>
+      <w:r>
+        <w:t>05. Assess the new schema or calculation transfer</w:t>
+      </w:r>
+    </w:p>
+    <w:p>
+      <w:r>
+        <w:t>Keep the selected answer private until after a first attempt.</w:t>
+      </w:r>
+    </w:p>
+    <w:p>
+      <w:pPr>
+        <w:pStyle w:val="Heading2"/>
+      </w:pPr>
+      <w:r>
+        <w:t>Selected independent task and checked answer</w:t>
       </w:r>
     </w:p>
     <w:p>
@@ -2666,250 +2994,7 @@
         <w:rPr>
           <w:b w:val="0"/>
         </w:rPr>
-        <w:t xml:space="preserve">Guided [3, 4]: with b = -3, z = -1 and class 0; with b = -1, z = 1 and class 1. Only b changed. Exit: test labels influenced the new bias, so the reused cases are development </w:t>
-      </w:r>
-      <w:r>
-        <w:rPr>
-          <w:b/>
-        </w:rPr>
-        <w:t>evidence</w:t>
-      </w:r>
-      <w:r>
-        <w:rPr>
-          <w:b w:val="0"/>
-        </w:rPr>
-        <w:t xml:space="preserve"> for the revision.</w:t>
-      </w:r>
-    </w:p>
-    <w:p>
-      <w:pPr>
-        <w:spacing w:line="336" w:lineRule="auto" w:after="180"/>
-      </w:pPr>
-      <w:r>
-        <w:rPr>
-          <w:b w:val="0"/>
-        </w:rPr>
-        <w:t>Preserve the original result and evaluate a frozen revision on fresh independent cases.</w:t>
-      </w:r>
-    </w:p>
-    <w:p>
-      <w:pPr>
-        <w:pStyle w:val="Heading3"/>
-      </w:pPr>
-      <w:r>
-        <w:t>W1 Trace the bias once</w:t>
-      </w:r>
-    </w:p>
-    <w:p>
-      <w:pPr>
-        <w:pStyle w:val="Heading3"/>
-      </w:pPr>
-      <w:r>
-        <w:t>Workbook question · W1</w:t>
-      </w:r>
-    </w:p>
-    <w:p>
-      <w:pPr>
-        <w:spacing w:line="336" w:lineRule="auto" w:after="180"/>
-        <w:shd w:fill="F5F1FB"/>
-      </w:pPr>
-      <w:r>
-        <w:rPr>
-          <w:b w:val="0"/>
-        </w:rPr>
-        <w:t xml:space="preserve">Use z = 2 times width - height - 3 at [5, 4]. Give the weighted sum, bias, final score and </w:t>
-      </w:r>
-      <w:r>
-        <w:rPr>
-          <w:b/>
-        </w:rPr>
-        <w:t>prediction</w:t>
-      </w:r>
-      <w:r>
-        <w:rPr>
-          <w:b w:val="0"/>
-        </w:rPr>
-        <w:t xml:space="preserve"> under z &gt;= 0.</w:t>
-      </w:r>
-    </w:p>
-    <w:p>
-      <w:pPr>
-        <w:pStyle w:val="Heading3"/>
-      </w:pPr>
-      <w:r>
-        <w:t>Teacher reasoning · W1</w:t>
-      </w:r>
-    </w:p>
-    <w:p>
-      <w:pPr>
-        <w:spacing w:line="336" w:lineRule="auto" w:after="180"/>
-        <w:shd w:fill="F1F6FC"/>
-      </w:pPr>
-      <w:r>
-        <w:rPr>
-          <w:b w:val="0"/>
-        </w:rPr>
-        <w:t xml:space="preserve">Teacher explanation: Weighted sum 10 - 4 = 6; bias -3; score 3; </w:t>
-      </w:r>
-      <w:r>
-        <w:rPr>
-          <w:b/>
-        </w:rPr>
-        <w:t>prediction</w:t>
-      </w:r>
-      <w:r>
-        <w:rPr>
-          <w:b w:val="0"/>
-        </w:rPr>
-        <w:t xml:space="preserve"> 1. Add the bias once after summing.</w:t>
-      </w:r>
-    </w:p>
-    <w:p>
-      <w:pPr>
-        <w:pStyle w:val="Heading3"/>
-      </w:pPr>
-      <w:r>
-        <w:t>W2 Plot and label the boundary</w:t>
-      </w:r>
-    </w:p>
-    <w:p>
-      <w:pPr>
-        <w:pStyle w:val="Heading3"/>
-      </w:pPr>
-      <w:r>
-        <w:t>Workbook question · W2</w:t>
-      </w:r>
-    </w:p>
-    <w:p>
-      <w:pPr>
-        <w:spacing w:line="336" w:lineRule="auto" w:after="180"/>
-        <w:shd w:fill="F5F1FB"/>
-      </w:pPr>
-      <w:r>
-        <w:rPr>
-          <w:b w:val="0"/>
-        </w:rPr>
-        <w:t>For the worked model, find boundary points at width 2 and width 4. Test [4, 4] and [4, 6] to identify the class on each side.</w:t>
-      </w:r>
-    </w:p>
-    <w:p>
-      <w:pPr>
-        <w:pStyle w:val="Heading3"/>
-      </w:pPr>
-      <w:r>
-        <w:t>Teacher reasoning · W2</w:t>
-      </w:r>
-    </w:p>
-    <w:p>
-      <w:pPr>
-        <w:spacing w:line="336" w:lineRule="auto" w:after="180"/>
-        <w:shd w:fill="F1F6FC"/>
-      </w:pPr>
-      <w:r>
-        <w:rPr>
-          <w:b w:val="0"/>
-        </w:rPr>
-        <w:t>Teacher explanation: Boundary points (2, 1) and (4, 5). [4, 4] has z = 1 and class 1; [4, 6] has z = -1 and class 0. With height vertical, class 1 is on or below the line.</w:t>
-      </w:r>
-    </w:p>
-    <w:p>
-      <w:pPr>
-        <w:pStyle w:val="Heading3"/>
-      </w:pPr>
-      <w:r>
-        <w:t>W3 Check the equality rule</w:t>
-      </w:r>
-    </w:p>
-    <w:p>
-      <w:pPr>
-        <w:pStyle w:val="Heading3"/>
-      </w:pPr>
-      <w:r>
-        <w:t>Workbook question · W3</w:t>
-      </w:r>
-    </w:p>
-    <w:p>
-      <w:pPr>
-        <w:spacing w:line="336" w:lineRule="auto" w:after="180"/>
-        <w:shd w:fill="F5F1FB"/>
-      </w:pPr>
-      <w:r>
-        <w:rPr>
-          <w:b w:val="0"/>
-        </w:rPr>
-        <w:t xml:space="preserve">At [3, 3], compare </w:t>
-      </w:r>
-      <w:r>
-        <w:rPr>
-          <w:b/>
-        </w:rPr>
-        <w:t>prediction</w:t>
-      </w:r>
-      <w:r>
-        <w:rPr>
-          <w:b w:val="0"/>
-        </w:rPr>
-        <w:t xml:space="preserve"> under z &gt;= 0 with </w:t>
-      </w:r>
-      <w:r>
-        <w:rPr>
-          <w:b/>
-        </w:rPr>
-        <w:t>prediction</w:t>
-      </w:r>
-      <w:r>
-        <w:rPr>
-          <w:b w:val="0"/>
-        </w:rPr>
-        <w:t xml:space="preserve"> under z &gt; 0. Does changing this comparison move the zero line?</w:t>
-      </w:r>
-    </w:p>
-    <w:p>
-      <w:pPr>
-        <w:pStyle w:val="Heading3"/>
-      </w:pPr>
-      <w:r>
-        <w:t>Teacher reasoning · W3</w:t>
-      </w:r>
-    </w:p>
-    <w:p>
-      <w:pPr>
-        <w:spacing w:line="336" w:lineRule="auto" w:after="180"/>
-        <w:shd w:fill="F1F6FC"/>
-      </w:pPr>
-      <w:r>
-        <w:rPr>
-          <w:b w:val="0"/>
-        </w:rPr>
-        <w:t>Teacher explanation: Score is zero. The &gt;= rule predicts 1; the &gt; rule predicts 0. The zero line remains height = 2 width - 3, but its assigned class changes.</w:t>
-      </w:r>
-    </w:p>
-    <w:p>
-      <w:pPr>
-        <w:pStyle w:val="Heading3"/>
-      </w:pPr>
-      <w:r>
-        <w:t>W4 Analyse a new model independently</w:t>
-      </w:r>
-    </w:p>
-    <w:p>
-      <w:pPr>
-        <w:pStyle w:val="Heading3"/>
-      </w:pPr>
-      <w:r>
-        <w:t>Workbook question · W4</w:t>
-      </w:r>
-    </w:p>
-    <w:p>
-      <w:pPr>
-        <w:spacing w:line="336" w:lineRule="auto" w:after="180"/>
-        <w:shd w:fill="F5F1FB"/>
-      </w:pPr>
-      <w:r>
-        <w:rPr>
-          <w:b w:val="0"/>
-        </w:rPr>
-        <w:t xml:space="preserve">A new model has w = [-1, 2], b = -2, </w:t>
+        <w:t xml:space="preserve">Selected case: A new model has w = [-1, 2], b = -2, </w:t>
       </w:r>
       <w:r>
         <w:rPr>
@@ -2921,21 +3006,23 @@
         <w:rPr>
           <w:b w:val="0"/>
         </w:rPr>
-        <w:t>s [u, v] and class 1 when z &gt;= 0. Calculate scores and classes for [2, 1], [2, 2], [2, 3]. Write the boundary as v in terms of u. Then change only b to 0 and recompute [2, 1].</w:t>
+        <w:t>s [u, v] and class 1 when z &gt;= 0. Calculate scores and classes for [2, 1], [2, 2], [2, 3]. Write the boundary as v in terms of u.</w:t>
       </w:r>
     </w:p>
     <w:p>
       <w:pPr>
-        <w:pStyle w:val="Heading3"/>
-      </w:pPr>
-      <w:r>
-        <w:t>Teacher reasoning · W4</w:t>
+        <w:spacing w:line="336" w:lineRule="auto" w:after="180"/>
+      </w:pPr>
+      <w:r>
+        <w:rPr>
+          <w:b w:val="0"/>
+        </w:rPr>
+        <w:t>Then change only b to 0 and recompute [2, 1].</w:t>
       </w:r>
     </w:p>
     <w:p>
       <w:pPr>
         <w:spacing w:line="336" w:lineRule="auto" w:after="180"/>
-        <w:shd w:fill="F1F6FC"/>
       </w:pPr>
       <w:r>
         <w:rPr>
@@ -2946,194 +3033,10 @@
     </w:p>
     <w:p>
       <w:pPr>
-        <w:pStyle w:val="Heading3"/>
-      </w:pPr>
-      <w:r>
-        <w:t>W5 Require evidence of improvement</w:t>
-      </w:r>
-    </w:p>
-    <w:p>
-      <w:pPr>
-        <w:pStyle w:val="Heading3"/>
-      </w:pPr>
-      <w:r>
-        <w:t>Workbook question · W5</w:t>
-      </w:r>
-    </w:p>
-    <w:p>
-      <w:pPr>
-        <w:spacing w:line="336" w:lineRule="auto" w:after="180"/>
-        <w:shd w:fill="F5F1FB"/>
-      </w:pPr>
-      <w:r>
-        <w:rPr>
-          <w:b w:val="0"/>
-        </w:rPr>
-        <w:t>A teammate says that raising b must improve the model because all scores rise. What information is needed before accepting an improvement claim?</w:t>
-      </w:r>
-    </w:p>
-    <w:p>
-      <w:pPr>
-        <w:pStyle w:val="Heading3"/>
-      </w:pPr>
-      <w:r>
-        <w:t>Teacher reasoning · W5</w:t>
-      </w:r>
-    </w:p>
-    <w:p>
-      <w:pPr>
-        <w:spacing w:line="336" w:lineRule="auto" w:after="180"/>
-        <w:shd w:fill="F1F6FC"/>
-      </w:pPr>
-      <w:r>
-        <w:rPr>
-          <w:b w:val="0"/>
-        </w:rPr>
-        <w:t>Teacher explanation: Higher scores can fix some missed class -1 cases while creating false alarms.</w:t>
-      </w:r>
-    </w:p>
-    <w:p>
-      <w:pPr>
-        <w:spacing w:line="336" w:lineRule="auto" w:after="180"/>
-        <w:shd w:fill="F1F6FC"/>
-      </w:pPr>
-      <w:r>
-        <w:rPr>
-          <w:b w:val="0"/>
-        </w:rPr>
-        <w:t xml:space="preserve">Compare with observed labels on the same valid evaluation set under a declared metric, keeping </w:t>
-      </w:r>
-      <w:r>
-        <w:rPr>
-          <w:b/>
-        </w:rPr>
-        <w:t>fitting</w:t>
-      </w:r>
-      <w:r>
-        <w:rPr>
-          <w:b w:val="0"/>
-        </w:rPr>
-        <w:t xml:space="preserve"> and model choices separate from final testing.</w:t>
-      </w:r>
-    </w:p>
-    <w:p>
-      <w:pPr>
-        <w:pStyle w:val="Heading3"/>
-      </w:pPr>
-      <w:r>
-        <w:t>Independent assessment and fresh retry</w:t>
-      </w:r>
-    </w:p>
-    <w:p>
-      <w:pPr>
-        <w:pStyle w:val="Heading3"/>
-      </w:pPr>
-      <w:r>
-        <w:t>Teacher key · Independent assessment and fresh retry</w:t>
-      </w:r>
-    </w:p>
-    <w:p>
-      <w:pPr>
-        <w:spacing w:line="336" w:lineRule="auto" w:after="180"/>
-        <w:shd w:fill="F1F6FC"/>
-      </w:pPr>
-      <w:r>
-        <w:rPr>
-          <w:b w:val="0"/>
-        </w:rPr>
-        <w:t>W4 should include all three scores and the equality class, with v = u/2 + 1 before the change. Fresh retry: z = u + v - 5, class 1 if z &gt;= 0. [2, 2], [2, 3], [2, 4] give -1, 0, 1 and classes 0, 1, 1; boundary v = 5 - u.</w:t>
-      </w:r>
-    </w:p>
-    <w:p>
-      <w:pPr>
-        <w:spacing w:line="336" w:lineRule="auto" w:after="180"/>
-        <w:shd w:fill="F1F6FC"/>
-      </w:pPr>
-      <w:r>
-        <w:rPr>
-          <w:b w:val="0"/>
-        </w:rPr>
-        <w:t>With b changed from -5 to -4, [2, 2] reaches zero and class 1.</w:t>
-      </w:r>
-    </w:p>
-    <w:p>
-      <w:pPr>
-        <w:pStyle w:val="Heading3"/>
-      </w:pPr>
-      <w:r>
-        <w:t>Assess independent transfer</w:t>
-      </w:r>
-    </w:p>
-    <w:p>
-      <w:pPr>
-        <w:pStyle w:val="Heading3"/>
-      </w:pPr>
-      <w:r>
-        <w:t>Independent question · withhold the key</w:t>
-      </w:r>
-    </w:p>
-    <w:p>
-      <w:pPr>
-        <w:spacing w:line="336" w:lineRule="auto" w:after="180"/>
-        <w:shd w:fill="F5F1FB"/>
-      </w:pPr>
-      <w:r>
-        <w:rPr>
-          <w:b w:val="0"/>
-        </w:rPr>
-        <w:t xml:space="preserve">Selected case: A new model has w = [-1, 2], b = -2, </w:t>
-      </w:r>
-      <w:r>
-        <w:rPr>
-          <w:b/>
-        </w:rPr>
-        <w:t>input</w:t>
-      </w:r>
-      <w:r>
-        <w:rPr>
-          <w:b w:val="0"/>
-        </w:rPr>
-        <w:t>s [u, v] and class 1 when z &gt;= 0. Calculate scores and classes for [2, 1], [2, 2], [2, 3]. Write the boundary as v in terms of u.</w:t>
-      </w:r>
-    </w:p>
-    <w:p>
-      <w:pPr>
-        <w:spacing w:line="336" w:lineRule="auto" w:after="180"/>
-        <w:shd w:fill="F5F1FB"/>
-      </w:pPr>
-      <w:r>
-        <w:rPr>
-          <w:b w:val="0"/>
-        </w:rPr>
-        <w:t>Then change only b to 0 and recompute [2, 1].</w:t>
-      </w:r>
-    </w:p>
-    <w:p>
-      <w:pPr>
-        <w:pStyle w:val="Heading3"/>
-      </w:pPr>
-      <w:r>
-        <w:t>Selected case answer</w:t>
-      </w:r>
-    </w:p>
-    <w:p>
-      <w:pPr>
-        <w:pStyle w:val="Heading3"/>
-      </w:pPr>
-      <w:r>
-        <w:t>Teacher key · Selected case answer</w:t>
-      </w:r>
-    </w:p>
-    <w:p>
-      <w:pPr>
-        <w:spacing w:line="336" w:lineRule="auto" w:after="180"/>
-        <w:shd w:fill="F1F6FC"/>
-      </w:pPr>
-      <w:r>
-        <w:rPr>
-          <w:b w:val="0"/>
-        </w:rPr>
-        <w:t>Teacher explanation: Scores -2, 0, 2 give classes 0, 1, 1. Boundary -u + 2v - 2 = 0 gives v = u/2 + 1. With b = 0, [2, 1] scores 0 and class 1. The score rose 2 and the boundary moved to v = u/2.</w:t>
+        <w:pStyle w:val="Heading2"/>
+      </w:pPr>
+      <w:r>
+        <w:t>Judge explanation,trace and limits</w:t>
       </w:r>
     </w:p>
     <w:tbl>
@@ -3240,16 +3143,7 @@
     </w:tbl>
     <w:p>
       <w:pPr>
-        <w:pStyle w:val="Heading3"/>
-      </w:pPr>
-      <w:r>
-        <w:t>Teacher key · Selected case answer</w:t>
-      </w:r>
-    </w:p>
-    <w:p>
-      <w:pPr>
         <w:spacing w:line="336" w:lineRule="auto" w:after="180"/>
-        <w:shd w:fill="F1F6FC"/>
       </w:pPr>
       <w:r>
         <w:rPr>
@@ -3261,7 +3155,6 @@
     <w:p>
       <w:pPr>
         <w:spacing w:line="336" w:lineRule="auto" w:after="180"/>
-        <w:shd w:fill="F1F6FC"/>
       </w:pPr>
       <w:r>
         <w:rPr>
@@ -3284,10 +3177,10 @@
     </w:p>
     <w:p>
       <w:pPr>
-        <w:pStyle w:val="Heading3"/>
-      </w:pPr>
-      <w:r>
-        <w:t>Feedback that the learner uses</w:t>
+        <w:pStyle w:val="Heading2"/>
+      </w:pPr>
+      <w:r>
+        <w:t>Give one usable repair</w:t>
       </w:r>
     </w:p>
     <w:p>
@@ -3314,15 +3207,392 @@
     </w:p>
     <w:p>
       <w:pPr>
-        <w:pStyle w:val="Heading1"/>
-      </w:pPr>
-      <w:r>
-        <w:t>06. Connect the project, support and next lesson</w:t>
+        <w:pStyle w:val="Heading2"/>
+      </w:pPr>
+      <w:r>
+        <w:t>W1 Trace the bias once</w:t>
       </w:r>
     </w:p>
     <w:p>
-      <w:r>
-        <w:t>Connect Bias terms and decision boundaries to Image-pattern Network Investigation, adapt support and plan a later changed-case check.</w:t>
+      <w:pPr>
+        <w:spacing w:line="336" w:lineRule="auto" w:after="180"/>
+      </w:pPr>
+      <w:r>
+        <w:rPr>
+          <w:b w:val="0"/>
+        </w:rPr>
+        <w:t xml:space="preserve">Use z = 2 times width - height - 3 at [5, 4]. Give the weighted sum, bias, final score and </w:t>
+      </w:r>
+      <w:r>
+        <w:rPr>
+          <w:b/>
+        </w:rPr>
+        <w:t>prediction</w:t>
+      </w:r>
+      <w:r>
+        <w:rPr>
+          <w:b w:val="0"/>
+        </w:rPr>
+        <w:t xml:space="preserve"> under z &gt;= 0.</w:t>
+      </w:r>
+    </w:p>
+    <w:p>
+      <w:pPr>
+        <w:spacing w:line="336" w:lineRule="auto" w:after="180"/>
+      </w:pPr>
+      <w:r>
+        <w:rPr>
+          <w:b w:val="0"/>
+        </w:rPr>
+        <w:t xml:space="preserve">Teacher explanation: Weighted sum 10 - 4 = 6; bias -3; score 3; </w:t>
+      </w:r>
+      <w:r>
+        <w:rPr>
+          <w:b/>
+        </w:rPr>
+        <w:t>prediction</w:t>
+      </w:r>
+      <w:r>
+        <w:rPr>
+          <w:b w:val="0"/>
+        </w:rPr>
+        <w:t xml:space="preserve"> 1. Add the bias once after summing.</w:t>
+      </w:r>
+    </w:p>
+    <w:p>
+      <w:pPr>
+        <w:pStyle w:val="Heading2"/>
+      </w:pPr>
+      <w:r>
+        <w:t>W2 Plot and label the boundary</w:t>
+      </w:r>
+    </w:p>
+    <w:p>
+      <w:pPr>
+        <w:spacing w:line="336" w:lineRule="auto" w:after="180"/>
+      </w:pPr>
+      <w:r>
+        <w:rPr>
+          <w:b w:val="0"/>
+        </w:rPr>
+        <w:t>For the worked model, find boundary points at width 2 and width 4. Test [4, 4] and [4, 6] to identify the class on each side.</w:t>
+      </w:r>
+    </w:p>
+    <w:p>
+      <w:pPr>
+        <w:spacing w:line="336" w:lineRule="auto" w:after="180"/>
+      </w:pPr>
+      <w:r>
+        <w:rPr>
+          <w:b w:val="0"/>
+        </w:rPr>
+        <w:t>Teacher explanation: Boundary points (2, 1) and (4, 5). [4, 4] has z = 1 and class 1; [4, 6] has z = -1 and class 0. With height vertical, class 1 is on or below the line.</w:t>
+      </w:r>
+    </w:p>
+    <w:p>
+      <w:pPr>
+        <w:pStyle w:val="Heading2"/>
+      </w:pPr>
+      <w:r>
+        <w:t>W3 Check the equality rule</w:t>
+      </w:r>
+    </w:p>
+    <w:p>
+      <w:pPr>
+        <w:spacing w:line="336" w:lineRule="auto" w:after="180"/>
+      </w:pPr>
+      <w:r>
+        <w:rPr>
+          <w:b w:val="0"/>
+        </w:rPr>
+        <w:t xml:space="preserve">At [3, 3], compare </w:t>
+      </w:r>
+      <w:r>
+        <w:rPr>
+          <w:b/>
+        </w:rPr>
+        <w:t>prediction</w:t>
+      </w:r>
+      <w:r>
+        <w:rPr>
+          <w:b w:val="0"/>
+        </w:rPr>
+        <w:t xml:space="preserve"> under z &gt;= 0 with </w:t>
+      </w:r>
+      <w:r>
+        <w:rPr>
+          <w:b/>
+        </w:rPr>
+        <w:t>prediction</w:t>
+      </w:r>
+      <w:r>
+        <w:rPr>
+          <w:b w:val="0"/>
+        </w:rPr>
+        <w:t xml:space="preserve"> under z &gt; 0. Does changing this comparison move the zero line?</w:t>
+      </w:r>
+    </w:p>
+    <w:p>
+      <w:pPr>
+        <w:spacing w:line="336" w:lineRule="auto" w:after="180"/>
+      </w:pPr>
+      <w:r>
+        <w:rPr>
+          <w:b w:val="0"/>
+        </w:rPr>
+        <w:t>Teacher explanation: Score is zero. The &gt;= rule predicts 1; the &gt; rule predicts 0. The zero line remains height = 2 width - 3, but its assigned class changes.</w:t>
+      </w:r>
+    </w:p>
+    <w:p>
+      <w:pPr>
+        <w:pStyle w:val="Heading2"/>
+      </w:pPr>
+      <w:r>
+        <w:t>W5 Require evidence of improvement</w:t>
+      </w:r>
+    </w:p>
+    <w:p>
+      <w:pPr>
+        <w:spacing w:line="336" w:lineRule="auto" w:after="180"/>
+      </w:pPr>
+      <w:r>
+        <w:rPr>
+          <w:b w:val="0"/>
+        </w:rPr>
+        <w:t>A teammate says that raising b must improve the model because all scores rise. What information is needed before accepting an improvement claim?</w:t>
+      </w:r>
+    </w:p>
+    <w:p>
+      <w:pPr>
+        <w:spacing w:line="336" w:lineRule="auto" w:after="180"/>
+      </w:pPr>
+      <w:r>
+        <w:rPr>
+          <w:b w:val="0"/>
+        </w:rPr>
+        <w:t>Teacher explanation: Higher scores can fix some missed class -1 cases while creating false alarms.</w:t>
+      </w:r>
+    </w:p>
+    <w:p>
+      <w:pPr>
+        <w:spacing w:line="336" w:lineRule="auto" w:after="180"/>
+      </w:pPr>
+      <w:r>
+        <w:rPr>
+          <w:b w:val="0"/>
+        </w:rPr>
+        <w:t xml:space="preserve">Compare with observed labels on the same valid evaluation set under a declared metric, keeping </w:t>
+      </w:r>
+      <w:r>
+        <w:rPr>
+          <w:b/>
+        </w:rPr>
+        <w:t>fitting</w:t>
+      </w:r>
+      <w:r>
+        <w:rPr>
+          <w:b w:val="0"/>
+        </w:rPr>
+        <w:t xml:space="preserve"> and model choices separate from final testing.</w:t>
+      </w:r>
+    </w:p>
+    <w:p>
+      <w:pPr>
+        <w:pStyle w:val="Heading2"/>
+      </w:pPr>
+      <w:r>
+        <w:t>Earlier wording, alternatives and picture transcripts · reference / check after trying</w:t>
+      </w:r>
+    </w:p>
+    <w:p>
+      <w:pPr>
+        <w:pStyle w:val="Heading3"/>
+      </w:pPr>
+      <w:r>
+        <w:t>Guided and exit questions</w:t>
+      </w:r>
+    </w:p>
+    <w:p>
+      <w:pPr>
+        <w:spacing w:line="336" w:lineRule="auto" w:after="180"/>
+      </w:pPr>
+      <w:r>
+        <w:rPr>
+          <w:b w:val="0"/>
+        </w:rPr>
+        <w:t xml:space="preserve">Guided [3, 4]: with b = -3, z = -1 and class 0; with b = -1, z = 1 and class 1. Only b changed. Exit: test labels influenced the new bias, so the reused cases are development </w:t>
+      </w:r>
+      <w:r>
+        <w:rPr>
+          <w:b/>
+        </w:rPr>
+        <w:t>evidence</w:t>
+      </w:r>
+      <w:r>
+        <w:rPr>
+          <w:b w:val="0"/>
+        </w:rPr>
+        <w:t xml:space="preserve"> for the revision.</w:t>
+      </w:r>
+    </w:p>
+    <w:p>
+      <w:pPr>
+        <w:spacing w:line="336" w:lineRule="auto" w:after="180"/>
+      </w:pPr>
+      <w:r>
+        <w:rPr>
+          <w:b w:val="0"/>
+        </w:rPr>
+        <w:t>Preserve the original result and evaluate a frozen revision on fresh independent cases.</w:t>
+      </w:r>
+    </w:p>
+    <w:p>
+      <w:pPr>
+        <w:pStyle w:val="Heading3"/>
+      </w:pPr>
+      <w:r>
+        <w:t>W1 Trace the bias once</w:t>
+      </w:r>
+    </w:p>
+    <w:p>
+      <w:pPr>
+        <w:pStyle w:val="Heading3"/>
+      </w:pPr>
+      <w:r>
+        <w:t>W2 Plot and label the boundary</w:t>
+      </w:r>
+    </w:p>
+    <w:p>
+      <w:pPr>
+        <w:pStyle w:val="Heading3"/>
+      </w:pPr>
+      <w:r>
+        <w:t>W3 Check the equality rule</w:t>
+      </w:r>
+    </w:p>
+    <w:p>
+      <w:pPr>
+        <w:pStyle w:val="Heading3"/>
+      </w:pPr>
+      <w:r>
+        <w:t>W4 Analyse a new model independently</w:t>
+      </w:r>
+    </w:p>
+    <w:p>
+      <w:pPr>
+        <w:spacing w:line="336" w:lineRule="auto" w:after="180"/>
+      </w:pPr>
+      <w:r>
+        <w:rPr>
+          <w:b w:val="0"/>
+        </w:rPr>
+        <w:t xml:space="preserve">A new model has w = [-1, 2], b = -2, </w:t>
+      </w:r>
+      <w:r>
+        <w:rPr>
+          <w:b/>
+        </w:rPr>
+        <w:t>input</w:t>
+      </w:r>
+      <w:r>
+        <w:rPr>
+          <w:b w:val="0"/>
+        </w:rPr>
+        <w:t>s [u, v] and class 1 when z &gt;= 0. Calculate scores and classes for [2, 1], [2, 2], [2, 3]. Write the boundary as v in terms of u. Then change only b to 0 and recompute [2, 1].</w:t>
+      </w:r>
+    </w:p>
+    <w:p>
+      <w:pPr>
+        <w:spacing w:line="336" w:lineRule="auto" w:after="180"/>
+      </w:pPr>
+      <w:r>
+        <w:rPr>
+          <w:b w:val="0"/>
+        </w:rPr>
+        <w:t>Teacher explanation: Scores -2, 0, 2 give classes 0, 1, 1. Boundary -u + 2v - 2 = 0 gives v = u/2 + 1. With b = 0, [2, 1] scores 0 and class 1. The score rose 2 and the boundary moved to v = u/2.</w:t>
+      </w:r>
+    </w:p>
+    <w:p>
+      <w:pPr>
+        <w:pStyle w:val="Heading3"/>
+      </w:pPr>
+      <w:r>
+        <w:t>W5 Require evidence of improvement</w:t>
+      </w:r>
+    </w:p>
+    <w:p>
+      <w:pPr>
+        <w:pStyle w:val="Heading3"/>
+      </w:pPr>
+      <w:r>
+        <w:t>Independent assessment and fresh retry</w:t>
+      </w:r>
+    </w:p>
+    <w:p>
+      <w:pPr>
+        <w:spacing w:line="336" w:lineRule="auto" w:after="180"/>
+      </w:pPr>
+      <w:r>
+        <w:rPr>
+          <w:b w:val="0"/>
+        </w:rPr>
+        <w:t>W4 should include all three scores and the equality class, with v = u/2 + 1 before the change. Fresh retry: z = u + v - 5, class 1 if z &gt;= 0. [2, 2], [2, 3], [2, 4] give -1, 0, 1 and classes 0, 1, 1; boundary v = 5 - u.</w:t>
+      </w:r>
+    </w:p>
+    <w:p>
+      <w:pPr>
+        <w:spacing w:line="336" w:lineRule="auto" w:after="180"/>
+      </w:pPr>
+      <w:r>
+        <w:rPr>
+          <w:b w:val="0"/>
+        </w:rPr>
+        <w:t>With b changed from -5 to -4, [2, 2] reaches zero and class 1.</w:t>
+      </w:r>
+    </w:p>
+    <w:p>
+      <w:pPr>
+        <w:pStyle w:val="Heading3"/>
+      </w:pPr>
+      <w:r>
+        <w:t>Assess independent transfer</w:t>
+      </w:r>
+    </w:p>
+    <w:p>
+      <w:pPr>
+        <w:pStyle w:val="Heading3"/>
+      </w:pPr>
+      <w:r>
+        <w:t>Selected case answer</w:t>
+      </w:r>
+    </w:p>
+    <w:p>
+      <w:pPr>
+        <w:pStyle w:val="Heading3"/>
+      </w:pPr>
+      <w:r>
+        <w:t>Feedback that the learner uses</w:t>
+      </w:r>
+    </w:p>
+    <w:p>
+      <w:pPr>
+        <w:pStyle w:val="Heading1"/>
+      </w:pPr>
+      <w:r>
+        <w:t>06. Connect,support and revisit the mathematics</w:t>
+      </w:r>
+    </w:p>
+    <w:p>
+      <w:r>
+        <w:t>Use the saved evidence to choose the next step.</w:t>
+      </w:r>
+    </w:p>
+    <w:p>
+      <w:pPr>
+        <w:pStyle w:val="Heading2"/>
+      </w:pPr>
+      <w:r>
+        <w:t>Project and next-week bridge</w:t>
       </w:r>
     </w:p>
     <w:p>
@@ -3453,10 +3723,44 @@
     </w:p>
     <w:p>
       <w:pPr>
-        <w:pStyle w:val="Heading3"/>
-      </w:pPr>
-      <w:r>
-        <w:t>Plan the delayed return</w:t>
+        <w:spacing w:line="336" w:lineRule="auto" w:after="180"/>
+      </w:pPr>
+      <w:r>
+        <w:rPr>
+          <w:b w:val="0"/>
+        </w:rPr>
+        <w:t xml:space="preserve">For your Image-pattern Network Investigation, save the </w:t>
+      </w:r>
+      <w:r>
+        <w:rPr>
+          <w:b/>
+        </w:rPr>
+        <w:t>input</w:t>
+      </w:r>
+      <w:r>
+        <w:rPr>
+          <w:b w:val="0"/>
+        </w:rPr>
+        <w:t>, procedure, observed result and limitation of this check.</w:t>
+      </w:r>
+    </w:p>
+    <w:p>
+      <w:pPr>
+        <w:spacing w:line="336" w:lineRule="auto" w:after="180"/>
+      </w:pPr>
+      <w:r>
+        <w:rPr>
+          <w:b w:val="0"/>
+        </w:rPr>
+        <w:t>Label this worked example as practice; use a different, previously unreviewed case when checking independent understanding.</w:t>
+      </w:r>
+    </w:p>
+    <w:p>
+      <w:pPr>
+        <w:pStyle w:val="Heading2"/>
+      </w:pPr>
+      <w:r>
+        <w:t>Delayed return and support record</w:t>
       </w:r>
     </w:p>
     <w:p>
@@ -3673,44 +3977,26 @@
     </w:p>
     <w:p>
       <w:pPr>
-        <w:pStyle w:val="Heading3"/>
-      </w:pPr>
-      <w:r>
-        <w:t>Project evidence from this case</w:t>
+        <w:pStyle w:val="Heading2"/>
+      </w:pPr>
+      <w:r>
+        <w:t>Earlier wording, alternatives and picture transcripts · reference / check after trying</w:t>
       </w:r>
     </w:p>
     <w:p>
       <w:pPr>
-        <w:spacing w:line="336" w:lineRule="auto" w:after="180"/>
-      </w:pPr>
-      <w:r>
-        <w:rPr>
-          <w:b w:val="0"/>
-        </w:rPr>
-        <w:t xml:space="preserve">For your Image-pattern Network Investigation, save the </w:t>
-      </w:r>
-      <w:r>
-        <w:rPr>
-          <w:b/>
-        </w:rPr>
-        <w:t>input</w:t>
-      </w:r>
-      <w:r>
-        <w:rPr>
-          <w:b w:val="0"/>
-        </w:rPr>
-        <w:t>, procedure, observed result and limitation of this check.</w:t>
+        <w:pStyle w:val="Heading3"/>
+      </w:pPr>
+      <w:r>
+        <w:t>Plan the delayed return</w:t>
       </w:r>
     </w:p>
     <w:p>
       <w:pPr>
-        <w:spacing w:line="336" w:lineRule="auto" w:after="180"/>
-      </w:pPr>
-      <w:r>
-        <w:rPr>
-          <w:b w:val="0"/>
-        </w:rPr>
-        <w:t>Label this worked example as practice; use a different, previously unreviewed case when checking independent understanding.</w:t>
+        <w:pStyle w:val="Heading3"/>
+      </w:pPr>
+      <w:r>
+        <w:t>Project evidence from this case</w:t>
       </w:r>
     </w:p>
     <w:p>
@@ -3718,26 +4004,33 @@
         <w:pStyle w:val="Heading1"/>
       </w:pPr>
       <w:r>
-        <w:t>07. Prepare, teach and assess</w:t>
+        <w:t>Reference bank and extra practice</w:t>
       </w:r>
     </w:p>
     <w:p>
-      <w:r>
-        <w:t>Use this preparation summary alongside the detailed Bias terms and decision boundaries lesson; it is a checklist rather than a replacement for the full sequence.</w:t>
+      <w:pPr>
+        <w:pStyle w:val="Heading1"/>
+      </w:pPr>
+      <w:r>
+        <w:t>07. Reference · Alternative planning checklist</w:t>
       </w:r>
     </w:p>
     <w:p>
-      <w:pPr>
-        <w:pStyle w:val="Heading3"/>
-      </w:pPr>
-      <w:r>
-        <w:t>Teaching target</w:t>
+      <w:r>
+        <w:t>Use alongside the main route when helpful.</w:t>
       </w:r>
     </w:p>
     <w:p>
       <w:pPr>
+        <w:pStyle w:val="Heading2"/>
+      </w:pPr>
+      <w:r>
+        <w:t>Planning,assessment and project reminders</w:t>
+      </w:r>
+    </w:p>
+    <w:p>
+      <w:pPr>
         <w:spacing w:line="336" w:lineRule="auto" w:after="180"/>
-        <w:shd w:fill="EDF7F3"/>
       </w:pPr>
       <w:r>
         <w:rPr>
@@ -3931,16 +4224,7 @@
     </w:p>
     <w:p>
       <w:pPr>
-        <w:pStyle w:val="Heading3"/>
-      </w:pPr>
-      <w:r>
-        <w:t>Supported practice answer</w:t>
-      </w:r>
-    </w:p>
-    <w:p>
-      <w:pPr>
         <w:spacing w:line="336" w:lineRule="auto" w:after="180"/>
-        <w:shd w:fill="F1F6FC"/>
       </w:pPr>
       <w:r>
         <w:rPr>
@@ -3985,16 +4269,7 @@
     </w:p>
     <w:p>
       <w:pPr>
-        <w:pStyle w:val="Heading3"/>
-      </w:pPr>
-      <w:r>
-        <w:t>Repair the misconception</w:t>
-      </w:r>
-    </w:p>
-    <w:p>
-      <w:pPr>
         <w:spacing w:line="336" w:lineRule="auto" w:after="180"/>
-        <w:shd w:fill="FFF5E6"/>
       </w:pPr>
       <w:r>
         <w:rPr>
@@ -4005,16 +4280,7 @@
     </w:p>
     <w:p>
       <w:pPr>
-        <w:pStyle w:val="Heading3"/>
-      </w:pPr>
-      <w:r>
-        <w:t>Support without giving away the answer</w:t>
-      </w:r>
-    </w:p>
-    <w:p>
-      <w:pPr>
         <w:spacing w:line="336" w:lineRule="auto" w:after="180"/>
-        <w:shd w:fill="F1F6F8"/>
       </w:pPr>
       <w:r>
         <w:rPr>
@@ -4037,16 +4303,7 @@
     </w:p>
     <w:p>
       <w:pPr>
-        <w:pStyle w:val="Heading3"/>
-      </w:pPr>
-      <w:r>
-        <w:t>Extend the reasoning</w:t>
-      </w:r>
-    </w:p>
-    <w:p>
-      <w:pPr>
         <w:spacing w:line="336" w:lineRule="auto" w:after="180"/>
-        <w:shd w:fill="F5F1FB"/>
       </w:pPr>
       <w:r>
         <w:rPr>
@@ -4070,7 +4327,6 @@
     <w:p>
       <w:pPr>
         <w:spacing w:line="336" w:lineRule="auto" w:after="180"/>
-        <w:shd w:fill="F5F1FB"/>
       </w:pPr>
       <w:r>
         <w:rPr>
@@ -4081,16 +4337,7 @@
     </w:p>
     <w:p>
       <w:pPr>
-        <w:pStyle w:val="Heading3"/>
-      </w:pPr>
-      <w:r>
-        <w:t>Protect the independent attempt</w:t>
-      </w:r>
-    </w:p>
-    <w:p>
-      <w:pPr>
         <w:spacing w:line="336" w:lineRule="auto" w:after="180"/>
-        <w:shd w:fill="FFF5E6"/>
       </w:pPr>
       <w:r>
         <w:rPr>
@@ -4285,16 +4532,7 @@
     </w:tbl>
     <w:p>
       <w:pPr>
-        <w:pStyle w:val="Heading3"/>
-      </w:pPr>
-      <w:r>
-        <w:t>Project checkpoint</w:t>
-      </w:r>
-    </w:p>
-    <w:p>
-      <w:pPr>
         <w:spacing w:line="336" w:lineRule="auto" w:after="180"/>
-        <w:shd w:fill="EDF7F3"/>
       </w:pPr>
       <w:r>
         <w:rPr>
@@ -4343,12 +4581,20 @@
         <w:pStyle w:val="Heading1"/>
       </w:pPr>
       <w:r>
-        <w:t>08. Use feedback, labs and repair paths</w:t>
+        <w:t>08. Reference · Feedback,labs and repair paths</w:t>
       </w:r>
     </w:p>
     <w:p>
       <w:r>
-        <w:t>Use feedback, earlier review and portfolios purposefully. Apply the coding routine only when this lesson has an executable lab.</w:t>
+        <w:t>Retain the first attempt and the evidence used for a repair.</w:t>
+      </w:r>
+    </w:p>
+    <w:p>
+      <w:pPr>
+        <w:pStyle w:val="Heading2"/>
+      </w:pPr>
+      <w:r>
+        <w:t>Feedback and record guidance</w:t>
       </w:r>
     </w:p>
     <w:p>
@@ -4447,40 +4693,17 @@
         <w:pStyle w:val="Heading1"/>
       </w:pPr>
       <w:r>
-        <w:t>09. Visual concept journey</w:t>
+        <w:t>09. Reference · Teach with the six pictures</w:t>
       </w:r>
     </w:p>
     <w:p>
       <w:r>
-        <w:t>Show one Bias terms and decision boundaries graphic at a time, request a prediction and discuss its trace before the independent assessment.</w:t>
+        <w:t>Choose one picture for a particular reasoning move.</w:t>
       </w:r>
     </w:p>
     <w:p>
       <w:pPr>
-        <w:spacing w:line="336" w:lineRule="auto" w:after="180"/>
-      </w:pPr>
-      <w:r>
-        <w:rPr>
-          <w:b w:val="0"/>
-        </w:rPr>
-        <w:t xml:space="preserve">Use one picture at a time. Hide a worked result before asking for a </w:t>
-      </w:r>
-      <w:r>
-        <w:rPr>
-          <w:b/>
-        </w:rPr>
-        <w:t>prediction</w:t>
-      </w:r>
-      <w:r>
-        <w:rPr>
-          <w:b w:val="0"/>
-        </w:rPr>
-        <w:t>, then reveal it for feedback. These are supported teaching cases; retain the separate independent assessment for a fresh first attempt.</w:t>
-      </w:r>
-    </w:p>
-    <w:p>
-      <w:pPr>
-        <w:pStyle w:val="Heading3"/>
+        <w:pStyle w:val="Heading2"/>
       </w:pPr>
       <w:r>
         <w:t>01. Bias terms and decision boundaries: the case</w:t>
@@ -4491,7 +4714,7 @@
         <w:drawing>
           <wp:inline xmlns:a="http://schemas.openxmlformats.org/drawingml/2006/main" xmlns:pic="http://schemas.openxmlformats.org/drawingml/2006/picture">
             <wp:extent cx="5486400" cy="2990088"/>
-            <wp:docPr id="3" name="Picture 3" descr="Move a toy boundary with a bias while keeping its input weights fixed. Supplied facts: Score z=2u-v-3; predict class 1 when z&gt;=0. InputsA=[2, 1], B=[1, 1]. All inputs and outcomes in this worked example are invented classroom data; no real model run is claimed."/>
+            <wp:docPr id="5" name="Picture 5" descr="Move a toy boundary with a bias while keeping its input weights fixed. Supplied facts: Score z=2u-v-3; predict class 1 when z&gt;=0. InputsA=[2, 1], B=[1, 1]. All inputs and outcomes in this worked example are invented classroom data; no real model run is claimed."/>
             <wp:cNvGraphicFramePr>
               <a:graphicFrameLocks noChangeAspect="1"/>
             </wp:cNvGraphicFramePr>
@@ -4503,7 +4726,7 @@
                     <pic:cNvPicPr/>
                   </pic:nvPicPr>
                   <pic:blipFill>
-                    <a:blip r:embed="rId11"/>
+                    <a:blip r:embed="rId13"/>
                     <a:stretch>
                       <a:fillRect/>
                     </a:stretch>
@@ -4583,7 +4806,6 @@
     <w:p>
       <w:pPr>
         <w:spacing w:line="336" w:lineRule="auto" w:after="180"/>
-        <w:shd w:fill="F5F1FB"/>
       </w:pPr>
       <w:r>
         <w:rPr>
@@ -4594,16 +4816,7 @@
     </w:p>
     <w:p>
       <w:pPr>
-        <w:pStyle w:val="Heading3"/>
-      </w:pPr>
-      <w:r>
-        <w:t>Discuss while showing the picture</w:t>
-      </w:r>
-    </w:p>
-    <w:p>
-      <w:pPr>
         <w:spacing w:line="336" w:lineRule="auto" w:after="180"/>
-        <w:shd w:fill="F1F6F8"/>
       </w:pPr>
       <w:r>
         <w:rPr>
@@ -4614,7 +4827,7 @@
     </w:p>
     <w:p>
       <w:pPr>
-        <w:pStyle w:val="Heading3"/>
+        <w:pStyle w:val="Heading2"/>
       </w:pPr>
       <w:r>
         <w:t>02. Follow the deciding steps</w:t>
@@ -4625,7 +4838,7 @@
         <w:drawing>
           <wp:inline xmlns:a="http://schemas.openxmlformats.org/drawingml/2006/main" xmlns:pic="http://schemas.openxmlformats.org/drawingml/2006/picture">
             <wp:extent cx="5486400" cy="3182112"/>
-            <wp:docPr id="4" name="Picture 4" descr="Trace input A: A score=4-1-3=0, so class 1 at the declared inclusive boundary. → Trace input B: B score=2-1-3=-2, so class 0. → Read boundary: The boundary is v=2u-3; the bias sets its position."/>
+            <wp:docPr id="6" name="Picture 6" descr="Trace input A: A score=4-1-3=0, so class 1 at the declared inclusive boundary. → Trace input B: B score=2-1-3=-2, so class 0. → Read boundary: The boundary is v=2u-3; the bias sets its position."/>
             <wp:cNvGraphicFramePr>
               <a:graphicFrameLocks noChangeAspect="1"/>
             </wp:cNvGraphicFramePr>
@@ -4637,7 +4850,7 @@
                     <pic:cNvPicPr/>
                   </pic:nvPicPr>
                   <pic:blipFill>
-                    <a:blip r:embed="rId12"/>
+                    <a:blip r:embed="rId10"/>
                     <a:stretch>
                       <a:fillRect/>
                     </a:stretch>
@@ -4694,7 +4907,6 @@
     <w:p>
       <w:pPr>
         <w:spacing w:line="336" w:lineRule="auto" w:after="180"/>
-        <w:shd w:fill="F5F1FB"/>
       </w:pPr>
       <w:r>
         <w:rPr>
@@ -4717,16 +4929,7 @@
     </w:p>
     <w:p>
       <w:pPr>
-        <w:pStyle w:val="Heading3"/>
-      </w:pPr>
-      <w:r>
-        <w:t>Discuss while showing the picture</w:t>
-      </w:r>
-    </w:p>
-    <w:p>
-      <w:pPr>
         <w:spacing w:line="336" w:lineRule="auto" w:after="180"/>
-        <w:shd w:fill="F1F6F8"/>
       </w:pPr>
       <w:r>
         <w:rPr>
@@ -4749,7 +4952,7 @@
     </w:p>
     <w:p>
       <w:pPr>
-        <w:pStyle w:val="Heading3"/>
+        <w:pStyle w:val="Heading2"/>
       </w:pPr>
       <w:r>
         <w:t>03. Input A reaches the inclusive boundary</w:t>
@@ -4760,7 +4963,7 @@
         <w:drawing>
           <wp:inline xmlns:a="http://schemas.openxmlformats.org/drawingml/2006/main" xmlns:pic="http://schemas.openxmlformats.org/drawingml/2006/picture">
             <wp:extent cx="5486400" cy="3224784"/>
-            <wp:docPr id="5" name="Picture 5" descr="Input A reaches the inclusive boundary. Inputs: [2, 1]; weights: [2, -1]; bias: -3; activation: identity; output: 0."/>
+            <wp:docPr id="7" name="Picture 7" descr="Input A reaches the inclusive boundary. Inputs: [2, 1]; weights: [2, -1]; bias: -3; activation: identity; output: 0."/>
             <wp:cNvGraphicFramePr>
               <a:graphicFrameLocks noChangeAspect="1"/>
             </wp:cNvGraphicFramePr>
@@ -4772,7 +4975,7 @@
                     <pic:cNvPicPr/>
                   </pic:nvPicPr>
                   <pic:blipFill>
-                    <a:blip r:embed="rId13"/>
+                    <a:blip r:embed="rId14"/>
                     <a:stretch>
                       <a:fillRect/>
                     </a:stretch>
@@ -4835,7 +5038,6 @@
     <w:p>
       <w:pPr>
         <w:spacing w:line="336" w:lineRule="auto" w:after="180"/>
-        <w:shd w:fill="F5F1FB"/>
       </w:pPr>
       <w:r>
         <w:rPr>
@@ -4846,16 +5048,7 @@
     </w:p>
     <w:p>
       <w:pPr>
-        <w:pStyle w:val="Heading3"/>
-      </w:pPr>
-      <w:r>
-        <w:t>Discuss while showing the picture</w:t>
-      </w:r>
-    </w:p>
-    <w:p>
-      <w:pPr>
         <w:spacing w:line="336" w:lineRule="auto" w:after="180"/>
-        <w:shd w:fill="F1F6F8"/>
       </w:pPr>
       <w:r>
         <w:rPr>
@@ -4867,7 +5060,6 @@
     <w:p>
       <w:pPr>
         <w:spacing w:line="336" w:lineRule="auto" w:after="180"/>
-        <w:shd w:fill="F1F6F8"/>
       </w:pPr>
       <w:r>
         <w:rPr>
@@ -4878,7 +5070,7 @@
     </w:p>
     <w:p>
       <w:pPr>
-        <w:pStyle w:val="Heading3"/>
+        <w:pStyle w:val="Heading2"/>
       </w:pPr>
       <w:r>
         <w:t>04. Change one thing. Trace what follows.</w:t>
@@ -4889,7 +5081,7 @@
         <w:drawing>
           <wp:inline xmlns:a="http://schemas.openxmlformats.org/drawingml/2006/main" xmlns:pic="http://schemas.openxmlformats.org/drawingml/2006/picture">
             <wp:extent cx="5486400" cy="3026664"/>
-            <wp:docPr id="6" name="Picture 6" descr="Original case: The boundary is v=2u-3; the bias sets its position. Changed condition: Change bias from -3 to-1. Expected result: A score becomes 2 and B score 0; both predict class 1. Reason: Increasing bias by2 adds 2 to every score without changing the weights."/>
+            <wp:docPr id="8" name="Picture 8" descr="Original case: The boundary is v=2u-3; the bias sets its position. Changed condition: Change bias from -3 to-1. Expected result: A score becomes 2 and B score 0; both predict class 1. Reason: Increasing bias by2 adds 2 to every score without changing the weights."/>
             <wp:cNvGraphicFramePr>
               <a:graphicFrameLocks noChangeAspect="1"/>
             </wp:cNvGraphicFramePr>
@@ -4901,7 +5093,7 @@
                     <pic:cNvPicPr/>
                   </pic:nvPicPr>
                   <pic:blipFill>
-                    <a:blip r:embed="rId14"/>
+                    <a:blip r:embed="rId15"/>
                     <a:stretch>
                       <a:fillRect/>
                     </a:stretch>
@@ -4945,7 +5137,6 @@
     <w:p>
       <w:pPr>
         <w:spacing w:line="336" w:lineRule="auto" w:after="180"/>
-        <w:shd w:fill="F5F1FB"/>
       </w:pPr>
       <w:r>
         <w:rPr>
@@ -4956,16 +5147,7 @@
     </w:p>
     <w:p>
       <w:pPr>
-        <w:pStyle w:val="Heading3"/>
-      </w:pPr>
-      <w:r>
-        <w:t>Discuss while showing the picture</w:t>
-      </w:r>
-    </w:p>
-    <w:p>
-      <w:pPr>
         <w:spacing w:line="336" w:lineRule="auto" w:after="180"/>
-        <w:shd w:fill="F1F6F8"/>
       </w:pPr>
       <w:r>
         <w:rPr>
@@ -4977,7 +5159,6 @@
     <w:p>
       <w:pPr>
         <w:spacing w:line="336" w:lineRule="auto" w:after="180"/>
-        <w:shd w:fill="F1F6F8"/>
       </w:pPr>
       <w:r>
         <w:rPr>
@@ -4988,7 +5169,7 @@
     </w:p>
     <w:p>
       <w:pPr>
-        <w:pStyle w:val="Heading3"/>
+        <w:pStyle w:val="Heading2"/>
       </w:pPr>
       <w:r>
         <w:t>05. Connect the explanation to its limit</w:t>
@@ -4999,7 +5180,7 @@
         <w:drawing>
           <wp:inline xmlns:a="http://schemas.openxmlformats.org/drawingml/2006/main" xmlns:pic="http://schemas.openxmlformats.org/drawingml/2006/picture">
             <wp:extent cx="5486400" cy="2834640"/>
-            <wp:docPr id="7" name="Picture 7" descr="The bias adds the same offset after the input contributions. It moves the dividing line without changing the weights that set the line’s orientation. Class 1 includes score zero under our stated rule. That is why B changes class when the bias rises by two: its score moves from minus two onto the included boundary. Limit: A linear boundary is a toy classifier rule. Raw score size does not automatically describe confidence or probability."/>
+            <wp:docPr id="9" name="Picture 9" descr="The bias adds the same offset after the input contributions. It moves the dividing line without changing the weights that set the line’s orientation. Class 1 includes score zero under our stated rule. That is why B changes class when the bias rises by two: its score moves from minus two onto the included boundary. Limit: A linear boundary is a toy classifier rule. Raw score size does not automatically describe confidence or probability."/>
             <wp:cNvGraphicFramePr>
               <a:graphicFrameLocks noChangeAspect="1"/>
             </wp:cNvGraphicFramePr>
@@ -5011,7 +5192,7 @@
                     <pic:cNvPicPr/>
                   </pic:nvPicPr>
                   <pic:blipFill>
-                    <a:blip r:embed="rId15"/>
+                    <a:blip r:embed="rId16"/>
                     <a:stretch>
                       <a:fillRect/>
                     </a:stretch>
@@ -5078,7 +5259,6 @@
     <w:p>
       <w:pPr>
         <w:spacing w:line="336" w:lineRule="auto" w:after="180"/>
-        <w:shd w:fill="F5F1FB"/>
       </w:pPr>
       <w:r>
         <w:rPr>
@@ -5089,16 +5269,7 @@
     </w:p>
     <w:p>
       <w:pPr>
-        <w:pStyle w:val="Heading3"/>
-      </w:pPr>
-      <w:r>
-        <w:t>Discuss while showing the picture</w:t>
-      </w:r>
-    </w:p>
-    <w:p>
-      <w:pPr>
         <w:spacing w:line="336" w:lineRule="auto" w:after="180"/>
-        <w:shd w:fill="F1F6F8"/>
       </w:pPr>
       <w:r>
         <w:rPr>
@@ -5110,7 +5281,6 @@
     <w:p>
       <w:pPr>
         <w:spacing w:line="336" w:lineRule="auto" w:after="180"/>
-        <w:shd w:fill="F1F6F8"/>
       </w:pPr>
       <w:r>
         <w:rPr>
@@ -5121,7 +5291,7 @@
     </w:p>
     <w:p>
       <w:pPr>
-        <w:pStyle w:val="Heading3"/>
+        <w:pStyle w:val="Heading2"/>
       </w:pPr>
       <w:r>
         <w:t>06. Make the idea visible in your project</w:t>
@@ -5132,7 +5302,7 @@
         <w:drawing>
           <wp:inline xmlns:a="http://schemas.openxmlformats.org/drawingml/2006/main" xmlns:pic="http://schemas.openxmlformats.org/drawingml/2006/picture">
             <wp:extent cx="5486400" cy="3681984"/>
-            <wp:docPr id="8" name="Picture 8" descr="For your Image-pattern Network Investigation, save the input, procedure, observed result and limitation of this check. Label this worked example as practice; use a different, previously unreviewed case when checking independent understanding. Draw your input, deciding step, result and limit. Supported question: Is B positive under the original or changed model? Point to the relevant step in the picture, then write the changed result and the rule or evidence that supports it."/>
+            <wp:docPr id="10" name="Picture 10" descr="For your Image-pattern Network Investigation, save the input, procedure, observed result and limitation of this check. Label this worked example as practice; use a different, previously unreviewed case when checking independent understanding. Draw your input, deciding step, result and limit. Supported question: Is B positive under the original or changed model? Point to the relevant step in the picture, then write the changed result and the rule or evidence that supports it."/>
             <wp:cNvGraphicFramePr>
               <a:graphicFrameLocks noChangeAspect="1"/>
             </wp:cNvGraphicFramePr>
@@ -5144,7 +5314,7 @@
                     <pic:cNvPicPr/>
                   </pic:nvPicPr>
                   <pic:blipFill>
-                    <a:blip r:embed="rId16"/>
+                    <a:blip r:embed="rId17"/>
                     <a:stretch>
                       <a:fillRect/>
                     </a:stretch>
@@ -5235,7 +5405,6 @@
     <w:p>
       <w:pPr>
         <w:spacing w:line="336" w:lineRule="auto" w:after="180"/>
-        <w:shd w:fill="F5F1FB"/>
       </w:pPr>
       <w:r>
         <w:rPr>
@@ -5258,16 +5427,7 @@
     </w:p>
     <w:p>
       <w:pPr>
-        <w:pStyle w:val="Heading3"/>
-      </w:pPr>
-      <w:r>
-        <w:t>Discuss while showing the picture</w:t>
-      </w:r>
-    </w:p>
-    <w:p>
-      <w:pPr>
         <w:spacing w:line="336" w:lineRule="auto" w:after="180"/>
-        <w:shd w:fill="F1F6F8"/>
       </w:pPr>
       <w:r>
         <w:rPr>
@@ -5291,7 +5451,6 @@
     <w:p>
       <w:pPr>
         <w:spacing w:line="336" w:lineRule="auto" w:after="180"/>
-        <w:shd w:fill="F1F6F8"/>
       </w:pPr>
       <w:r>
         <w:rPr>
@@ -5303,13 +5462,91 @@
     <w:p>
       <w:pPr>
         <w:spacing w:line="336" w:lineRule="auto" w:after="180"/>
-        <w:shd w:fill="F1F6F8"/>
       </w:pPr>
       <w:r>
         <w:rPr>
           <w:b w:val="0"/>
         </w:rPr>
         <w:t>Increasing bias by2 adds 2 to every score without changing the weights.</w:t>
+      </w:r>
+    </w:p>
+    <w:p>
+      <w:pPr>
+        <w:pStyle w:val="Heading2"/>
+      </w:pPr>
+      <w:r>
+        <w:t>Earlier wording, alternatives and picture transcripts · reference / check after trying</w:t>
+      </w:r>
+    </w:p>
+    <w:p>
+      <w:pPr>
+        <w:spacing w:line="336" w:lineRule="auto" w:after="180"/>
+      </w:pPr>
+      <w:r>
+        <w:rPr>
+          <w:b w:val="0"/>
+        </w:rPr>
+        <w:t xml:space="preserve">Use one picture at a time. Hide a worked result before asking for a </w:t>
+      </w:r>
+      <w:r>
+        <w:rPr>
+          <w:b/>
+        </w:rPr>
+        <w:t>prediction</w:t>
+      </w:r>
+      <w:r>
+        <w:rPr>
+          <w:b w:val="0"/>
+        </w:rPr>
+        <w:t>, then reveal it for feedback. These are supported teaching cases; retain the separate independent assessment for a fresh first attempt.</w:t>
+      </w:r>
+    </w:p>
+    <w:p>
+      <w:pPr>
+        <w:pStyle w:val="Heading3"/>
+      </w:pPr>
+      <w:r>
+        <w:t>01. Bias terms and decision boundaries: the case</w:t>
+      </w:r>
+    </w:p>
+    <w:p>
+      <w:pPr>
+        <w:pStyle w:val="Heading3"/>
+      </w:pPr>
+      <w:r>
+        <w:t>02. Follow the deciding steps</w:t>
+      </w:r>
+    </w:p>
+    <w:p>
+      <w:pPr>
+        <w:pStyle w:val="Heading3"/>
+      </w:pPr>
+      <w:r>
+        <w:t>03. Input A reaches the inclusive boundary</w:t>
+      </w:r>
+    </w:p>
+    <w:p>
+      <w:pPr>
+        <w:pStyle w:val="Heading3"/>
+      </w:pPr>
+      <w:r>
+        <w:t>04. Change one thing. Trace what follows.</w:t>
+      </w:r>
+    </w:p>
+    <w:p>
+      <w:pPr>
+        <w:pStyle w:val="Heading3"/>
+      </w:pPr>
+      <w:r>
+        <w:t>05. Connect the explanation to its limit</w:t>
+      </w:r>
+    </w:p>
+    <w:p>
+      <w:pPr>
+        <w:pStyle w:val="Heading3"/>
+      </w:pPr>
+      <w:r>
+        <w:t>06. Make the idea visible in your project</w:t>
       </w:r>
     </w:p>
     <w:sectPr>
